--- a/Gabriel/AI ML/GABRIEL POPA.docx
+++ b/Gabriel/AI ML/GABRIEL POPA.docx
@@ -70,7 +70,7 @@
           <w:color w:val="4472C4" w:themeColor="accent5"/>
           <w:szCs w:val="36"/>
         </w:rPr>
-        <w:t>-</w:t>
+        <w:t>–</w:t>
       </w:r>
       <w:r>
         <w:rPr>
@@ -85,17 +85,10 @@
           <w:color w:val="4472C4" w:themeColor="accent5"/>
           <w:szCs w:val="36"/>
         </w:rPr>
-        <w:t>Angular</w:t>
-      </w:r>
-      <w:r>
-        <w:rPr>
-          <w:b/>
-          <w:bCs/>
-          <w:color w:val="4472C4" w:themeColor="accent5"/>
-          <w:szCs w:val="36"/>
-        </w:rPr>
-        <w:t xml:space="preserve"> • AWS</w:t>
-      </w:r>
+        <w:t>AI/ML</w:t>
+      </w:r>
+      <w:bookmarkStart w:id="0" w:name="_GoBack"/>
+      <w:bookmarkEnd w:id="0"/>
     </w:p>
     <w:p>
       <w:pPr>
@@ -546,7 +539,6 @@
           <w:lang w:eastAsia="en-US"/>
         </w:rPr>
       </w:pPr>
-      <w:bookmarkStart w:id="0" w:name="_GoBack"/>
       <w:r>
         <w:rPr>
           <w:rFonts w:ascii="Times New Roman" w:eastAsia="Times New Roman" w:hAnsi="Times New Roman" w:cs="Times New Roman"/>
@@ -2015,7 +2007,6 @@
         <w:t>production incident support</w:t>
       </w:r>
     </w:p>
-    <w:bookmarkEnd w:id="0"/>
     <w:p>
       <w:pPr>
         <w:pStyle w:val="Heading3"/>

--- a/Gabriel/AI ML/GABRIEL POPA.docx
+++ b/Gabriel/AI ML/GABRIEL POPA.docx
@@ -87,8 +87,6 @@
         </w:rPr>
         <w:t>AI/ML</w:t>
       </w:r>
-      <w:bookmarkStart w:id="0" w:name="_GoBack"/>
-      <w:bookmarkEnd w:id="0"/>
     </w:p>
     <w:p>
       <w:pPr>
@@ -127,60 +125,7 @@
           <w:sz w:val="20"/>
           <w:szCs w:val="28"/>
         </w:rPr>
-        <w:t>, Romania</w:t>
-      </w:r>
-      <w:r>
-        <w:rPr>
-          <w:rStyle w:val="NormalWebChar"/>
-          <w:rFonts w:asciiTheme="majorBidi" w:hAnsiTheme="majorBidi" w:cstheme="majorBidi"/>
-          <w:bCs/>
-          <w:color w:val="000000" w:themeColor="text1"/>
-          <w:sz w:val="20"/>
-          <w:szCs w:val="28"/>
-        </w:rPr>
-        <w:t xml:space="preserve"> | </w:t>
-      </w:r>
-      <w:r>
-        <w:rPr>
-          <w:rStyle w:val="NormalWebChar"/>
-          <w:rFonts w:asciiTheme="majorBidi" w:hAnsiTheme="majorBidi" w:cstheme="majorBidi"/>
-          <w:bCs/>
-          <w:color w:val="000000" w:themeColor="text1"/>
-          <w:sz w:val="20"/>
-          <w:szCs w:val="28"/>
-        </w:rPr>
-        <w:t xml:space="preserve">+40 764309991 | </w:t>
-      </w:r>
-      <w:r>
-        <w:rPr>
-          <w:rFonts w:asciiTheme="majorBidi" w:eastAsia="Times New Roman" w:hAnsiTheme="majorBidi" w:cstheme="majorBidi"/>
-          <w:bCs/>
-          <w:color w:val="000000" w:themeColor="text1"/>
-          <w:szCs w:val="27"/>
-          <w:lang w:eastAsia="en-US"/>
-        </w:rPr>
-        <w:t>popagabriel0523@outlook.com</w:t>
-      </w:r>
-      <w:r>
-        <w:rPr>
-          <w:rFonts w:asciiTheme="majorBidi" w:eastAsia="Times New Roman" w:hAnsiTheme="majorBidi" w:cstheme="majorBidi"/>
-          <w:bCs/>
-          <w:color w:val="000000" w:themeColor="text1"/>
-          <w:szCs w:val="27"/>
-          <w:lang w:eastAsia="en-US"/>
-        </w:rPr>
-        <w:t xml:space="preserve"> | </w:t>
-      </w:r>
-      <w:r>
-        <w:rPr>
-          <w:rStyle w:val="NormalWebChar"/>
-          <w:rFonts w:asciiTheme="majorBidi" w:hAnsiTheme="majorBidi" w:cstheme="majorBidi"/>
-          <w:bCs/>
-          <w:color w:val="000000" w:themeColor="text1"/>
-          <w:sz w:val="20"/>
-          <w:szCs w:val="27"/>
-        </w:rPr>
-        <w:t>https://www.linkedin.com/in/gabriel-popa-89ba643a4/</w:t>
+        <w:t>, Romania | +40 764309991 | gabrielpdev@outlook.com | https://www.linkedin.com/in/gabriel-popa-12890b414/</w:t>
       </w:r>
     </w:p>
     <w:p>
@@ -210,6 +155,8 @@
         </w:rPr>
         <w:t>ABOUT ME</w:t>
       </w:r>
+      <w:bookmarkStart w:id="0" w:name="_GoBack"/>
+      <w:bookmarkEnd w:id="0"/>
     </w:p>
     <w:p>
       <w:pPr>
@@ -448,7 +395,6 @@
         </w:rPr>
         <w:t xml:space="preserve">, </w:t>
       </w:r>
-      <w:proofErr w:type="spellStart"/>
       <w:r>
         <w:rPr>
           <w:rStyle w:val="Strong"/>
@@ -457,7 +403,6 @@
         </w:rPr>
         <w:t>Docker</w:t>
       </w:r>
-      <w:proofErr w:type="spellEnd"/>
       <w:r>
         <w:rPr>
           <w:rFonts w:ascii="Times New Roman" w:hAnsi="Times New Roman" w:cs="Times New Roman"/>
@@ -1315,6 +1260,63 @@
         </w:rPr>
         <w:t xml:space="preserve"> </w:t>
       </w:r>
+      <w:r>
+        <w:rPr>
+          <w:rFonts w:ascii="Times New Roman" w:eastAsia="Times New Roman" w:hAnsi="Times New Roman" w:cs="Times New Roman"/>
+          <w:bCs/>
+          <w:sz w:val="22"/>
+          <w:szCs w:val="24"/>
+          <w:lang w:eastAsia="en-US"/>
+        </w:rPr>
+        <w:t>PostgreSQL</w:t>
+      </w:r>
+      <w:r>
+        <w:rPr>
+          <w:rFonts w:ascii="Times New Roman" w:eastAsia="Times New Roman" w:hAnsi="Times New Roman" w:cs="Times New Roman"/>
+          <w:sz w:val="22"/>
+          <w:szCs w:val="24"/>
+          <w:lang w:eastAsia="en-US"/>
+        </w:rPr>
+        <w:t xml:space="preserve">, </w:t>
+      </w:r>
+      <w:r>
+        <w:rPr>
+          <w:rFonts w:ascii="Times New Roman" w:eastAsia="Times New Roman" w:hAnsi="Times New Roman" w:cs="Times New Roman"/>
+          <w:bCs/>
+          <w:sz w:val="22"/>
+          <w:szCs w:val="24"/>
+          <w:lang w:eastAsia="en-US"/>
+        </w:rPr>
+        <w:t>MySQL</w:t>
+      </w:r>
+      <w:r>
+        <w:rPr>
+          <w:rFonts w:ascii="Times New Roman" w:eastAsia="Times New Roman" w:hAnsi="Times New Roman" w:cs="Times New Roman"/>
+          <w:sz w:val="22"/>
+          <w:szCs w:val="24"/>
+          <w:lang w:eastAsia="en-US"/>
+        </w:rPr>
+        <w:t xml:space="preserve">, </w:t>
+      </w:r>
+      <w:r>
+        <w:rPr>
+          <w:rFonts w:ascii="Times New Roman" w:eastAsia="Times New Roman" w:hAnsi="Times New Roman" w:cs="Times New Roman"/>
+          <w:bCs/>
+          <w:sz w:val="22"/>
+          <w:szCs w:val="24"/>
+          <w:lang w:eastAsia="en-US"/>
+        </w:rPr>
+        <w:t>SQL Server</w:t>
+      </w:r>
+      <w:r>
+        <w:rPr>
+          <w:rFonts w:ascii="Times New Roman" w:eastAsia="Times New Roman" w:hAnsi="Times New Roman" w:cs="Times New Roman"/>
+          <w:sz w:val="22"/>
+          <w:szCs w:val="24"/>
+          <w:lang w:eastAsia="en-US"/>
+        </w:rPr>
+        <w:t xml:space="preserve">, </w:t>
+      </w:r>
       <w:proofErr w:type="spellStart"/>
       <w:r>
         <w:rPr>
@@ -1324,7 +1326,7 @@
           <w:szCs w:val="24"/>
           <w:lang w:eastAsia="en-US"/>
         </w:rPr>
-        <w:t>PostgreSQL</w:t>
+        <w:t>Redis</w:t>
       </w:r>
       <w:proofErr w:type="spellEnd"/>
       <w:r>
@@ -1344,69 +1346,8 @@
           <w:szCs w:val="24"/>
           <w:lang w:eastAsia="en-US"/>
         </w:rPr>
-        <w:t>MySQL</w:t>
-      </w:r>
-      <w:r>
-        <w:rPr>
-          <w:rFonts w:ascii="Times New Roman" w:eastAsia="Times New Roman" w:hAnsi="Times New Roman" w:cs="Times New Roman"/>
-          <w:sz w:val="22"/>
-          <w:szCs w:val="24"/>
-          <w:lang w:eastAsia="en-US"/>
-        </w:rPr>
-        <w:t xml:space="preserve">, </w:t>
-      </w:r>
-      <w:r>
-        <w:rPr>
-          <w:rFonts w:ascii="Times New Roman" w:eastAsia="Times New Roman" w:hAnsi="Times New Roman" w:cs="Times New Roman"/>
-          <w:bCs/>
-          <w:sz w:val="22"/>
-          <w:szCs w:val="24"/>
-          <w:lang w:eastAsia="en-US"/>
-        </w:rPr>
-        <w:t>SQL Server</w:t>
-      </w:r>
-      <w:r>
-        <w:rPr>
-          <w:rFonts w:ascii="Times New Roman" w:eastAsia="Times New Roman" w:hAnsi="Times New Roman" w:cs="Times New Roman"/>
-          <w:sz w:val="22"/>
-          <w:szCs w:val="24"/>
-          <w:lang w:eastAsia="en-US"/>
-        </w:rPr>
-        <w:t xml:space="preserve">, </w:t>
-      </w:r>
-      <w:proofErr w:type="spellStart"/>
-      <w:r>
-        <w:rPr>
-          <w:rFonts w:ascii="Times New Roman" w:eastAsia="Times New Roman" w:hAnsi="Times New Roman" w:cs="Times New Roman"/>
-          <w:bCs/>
-          <w:sz w:val="22"/>
-          <w:szCs w:val="24"/>
-          <w:lang w:eastAsia="en-US"/>
-        </w:rPr>
-        <w:t>Redis</w:t>
-      </w:r>
-      <w:proofErr w:type="spellEnd"/>
-      <w:r>
-        <w:rPr>
-          <w:rFonts w:ascii="Times New Roman" w:eastAsia="Times New Roman" w:hAnsi="Times New Roman" w:cs="Times New Roman"/>
-          <w:sz w:val="22"/>
-          <w:szCs w:val="24"/>
-          <w:lang w:eastAsia="en-US"/>
-        </w:rPr>
-        <w:t xml:space="preserve">, </w:t>
-      </w:r>
-      <w:proofErr w:type="spellStart"/>
-      <w:r>
-        <w:rPr>
-          <w:rFonts w:ascii="Times New Roman" w:eastAsia="Times New Roman" w:hAnsi="Times New Roman" w:cs="Times New Roman"/>
-          <w:bCs/>
-          <w:sz w:val="22"/>
-          <w:szCs w:val="24"/>
-          <w:lang w:eastAsia="en-US"/>
-        </w:rPr>
         <w:t>MongoDB</w:t>
       </w:r>
-      <w:proofErr w:type="spellEnd"/>
       <w:r>
         <w:rPr>
           <w:rFonts w:ascii="Times New Roman" w:eastAsia="Times New Roman" w:hAnsi="Times New Roman" w:cs="Times New Roman"/>
@@ -1619,7 +1560,6 @@
         </w:rPr>
         <w:t xml:space="preserve">, </w:t>
       </w:r>
-      <w:proofErr w:type="spellStart"/>
       <w:r>
         <w:rPr>
           <w:rFonts w:ascii="Times New Roman" w:eastAsia="Times New Roman" w:hAnsi="Times New Roman" w:cs="Times New Roman"/>
@@ -1630,7 +1570,6 @@
         </w:rPr>
         <w:t>Docker</w:t>
       </w:r>
-      <w:proofErr w:type="spellEnd"/>
       <w:r>
         <w:rPr>
           <w:rFonts w:ascii="Times New Roman" w:eastAsia="Times New Roman" w:hAnsi="Times New Roman" w:cs="Times New Roman"/>
@@ -1640,7 +1579,6 @@
         </w:rPr>
         <w:t xml:space="preserve">, </w:t>
       </w:r>
-      <w:proofErr w:type="spellStart"/>
       <w:r>
         <w:rPr>
           <w:rFonts w:ascii="Times New Roman" w:eastAsia="Times New Roman" w:hAnsi="Times New Roman" w:cs="Times New Roman"/>
@@ -1651,7 +1589,6 @@
         </w:rPr>
         <w:t>Kubernetes</w:t>
       </w:r>
-      <w:proofErr w:type="spellEnd"/>
       <w:r>
         <w:rPr>
           <w:rFonts w:ascii="Times New Roman" w:eastAsia="Times New Roman" w:hAnsi="Times New Roman" w:cs="Times New Roman"/>
@@ -1782,7 +1719,6 @@
           <w:lang w:eastAsia="en-US"/>
         </w:rPr>
       </w:pPr>
-      <w:proofErr w:type="spellStart"/>
       <w:r>
         <w:rPr>
           <w:rFonts w:ascii="Times New Roman" w:eastAsia="Times New Roman" w:hAnsi="Times New Roman" w:cs="Times New Roman"/>
@@ -1792,19 +1728,7 @@
           <w:szCs w:val="24"/>
           <w:lang w:eastAsia="en-US"/>
         </w:rPr>
-        <w:t>Observability</w:t>
-      </w:r>
-      <w:proofErr w:type="spellEnd"/>
-      <w:r>
-        <w:rPr>
-          <w:rFonts w:ascii="Times New Roman" w:eastAsia="Times New Roman" w:hAnsi="Times New Roman" w:cs="Times New Roman"/>
-          <w:b/>
-          <w:bCs/>
-          <w:sz w:val="22"/>
-          <w:szCs w:val="24"/>
-          <w:lang w:eastAsia="en-US"/>
-        </w:rPr>
-        <w:t xml:space="preserve"> &amp; Quality</w:t>
+        <w:t>Observability &amp; Quality</w:t>
       </w:r>
       <w:r>
         <w:rPr>
@@ -9987,7 +9911,6 @@
       <w:jc w:val="both"/>
     </w:pPr>
     <w:tblPr>
-      <w:tblInd w:w="0" w:type="dxa"/>
       <w:tblBorders>
         <w:top w:val="single" w:sz="4" w:space="0" w:color="auto"/>
         <w:left w:val="single" w:sz="4" w:space="0" w:color="auto"/>
@@ -9996,12 +9919,6 @@
         <w:insideH w:val="single" w:sz="4" w:space="0" w:color="auto"/>
         <w:insideV w:val="single" w:sz="4" w:space="0" w:color="auto"/>
       </w:tblBorders>
-      <w:tblCellMar>
-        <w:top w:w="0" w:type="dxa"/>
-        <w:left w:w="108" w:type="dxa"/>
-        <w:bottom w:w="0" w:type="dxa"/>
-        <w:right w:w="108" w:type="dxa"/>
-      </w:tblCellMar>
     </w:tblPr>
   </w:style>
   <w:style w:type="character" w:customStyle="1" w:styleId="NormalWebChar">
@@ -10273,7 +10190,6 @@
       <w:jc w:val="both"/>
     </w:pPr>
     <w:tblPr>
-      <w:tblInd w:w="0" w:type="dxa"/>
       <w:tblBorders>
         <w:top w:val="single" w:sz="4" w:space="0" w:color="auto"/>
         <w:left w:val="single" w:sz="4" w:space="0" w:color="auto"/>
@@ -10282,12 +10198,6 @@
         <w:insideH w:val="single" w:sz="4" w:space="0" w:color="auto"/>
         <w:insideV w:val="single" w:sz="4" w:space="0" w:color="auto"/>
       </w:tblBorders>
-      <w:tblCellMar>
-        <w:top w:w="0" w:type="dxa"/>
-        <w:left w:w="108" w:type="dxa"/>
-        <w:bottom w:w="0" w:type="dxa"/>
-        <w:right w:w="108" w:type="dxa"/>
-      </w:tblCellMar>
     </w:tblPr>
   </w:style>
   <w:style w:type="character" w:customStyle="1" w:styleId="NormalWebChar">

--- a/Gabriel/AI ML/GABRIEL POPA.docx
+++ b/Gabriel/AI ML/GABRIEL POPA.docx
@@ -155,8 +155,6 @@
         </w:rPr>
         <w:t>ABOUT ME</w:t>
       </w:r>
-      <w:bookmarkStart w:id="0" w:name="_GoBack"/>
-      <w:bookmarkEnd w:id="0"/>
     </w:p>
     <w:p>
       <w:pPr>
@@ -467,1577 +465,6 @@
           <w:szCs w:val="32"/>
         </w:rPr>
         <w:t>SKILLS</w:t>
-      </w:r>
-    </w:p>
-    <w:p>
-      <w:pPr>
-        <w:pStyle w:val="ListParagraph"/>
-        <w:numPr>
-          <w:ilvl w:val="0"/>
-          <w:numId w:val="34"/>
-        </w:numPr>
-        <w:spacing w:before="100" w:beforeAutospacing="1" w:after="100" w:afterAutospacing="1"/>
-        <w:rPr>
-          <w:rFonts w:ascii="Times New Roman" w:eastAsia="Times New Roman" w:hAnsi="Times New Roman" w:cs="Times New Roman"/>
-          <w:sz w:val="22"/>
-          <w:szCs w:val="24"/>
-          <w:lang w:eastAsia="en-US"/>
-        </w:rPr>
-      </w:pPr>
-      <w:r>
-        <w:rPr>
-          <w:rFonts w:ascii="Times New Roman" w:eastAsia="Times New Roman" w:hAnsi="Times New Roman" w:cs="Times New Roman"/>
-          <w:b/>
-          <w:bCs/>
-          <w:sz w:val="22"/>
-          <w:szCs w:val="24"/>
-          <w:lang w:eastAsia="en-US"/>
-        </w:rPr>
-        <w:t>AI / Machine Learning</w:t>
-      </w:r>
-      <w:r>
-        <w:rPr>
-          <w:rFonts w:ascii="Times New Roman" w:eastAsia="Times New Roman" w:hAnsi="Times New Roman" w:cs="Times New Roman"/>
-          <w:bCs/>
-          <w:sz w:val="22"/>
-          <w:szCs w:val="24"/>
-          <w:lang w:eastAsia="en-US"/>
-        </w:rPr>
-        <w:t>:</w:t>
-      </w:r>
-      <w:r>
-        <w:rPr>
-          <w:rFonts w:ascii="Times New Roman" w:eastAsia="Times New Roman" w:hAnsi="Times New Roman" w:cs="Times New Roman"/>
-          <w:sz w:val="22"/>
-          <w:szCs w:val="24"/>
-          <w:lang w:eastAsia="en-US"/>
-        </w:rPr>
-        <w:t xml:space="preserve"> </w:t>
-      </w:r>
-      <w:r>
-        <w:rPr>
-          <w:rFonts w:ascii="Times New Roman" w:eastAsia="Times New Roman" w:hAnsi="Times New Roman" w:cs="Times New Roman"/>
-          <w:bCs/>
-          <w:sz w:val="22"/>
-          <w:szCs w:val="24"/>
-          <w:lang w:eastAsia="en-US"/>
-        </w:rPr>
-        <w:t>Supervised learning</w:t>
-      </w:r>
-      <w:r>
-        <w:rPr>
-          <w:rFonts w:ascii="Times New Roman" w:eastAsia="Times New Roman" w:hAnsi="Times New Roman" w:cs="Times New Roman"/>
-          <w:sz w:val="22"/>
-          <w:szCs w:val="24"/>
-          <w:lang w:eastAsia="en-US"/>
-        </w:rPr>
-        <w:t xml:space="preserve">, </w:t>
-      </w:r>
-      <w:r>
-        <w:rPr>
-          <w:rFonts w:ascii="Times New Roman" w:eastAsia="Times New Roman" w:hAnsi="Times New Roman" w:cs="Times New Roman"/>
-          <w:bCs/>
-          <w:sz w:val="22"/>
-          <w:szCs w:val="24"/>
-          <w:lang w:eastAsia="en-US"/>
-        </w:rPr>
-        <w:t>classification</w:t>
-      </w:r>
-      <w:r>
-        <w:rPr>
-          <w:rFonts w:ascii="Times New Roman" w:eastAsia="Times New Roman" w:hAnsi="Times New Roman" w:cs="Times New Roman"/>
-          <w:sz w:val="22"/>
-          <w:szCs w:val="24"/>
-          <w:lang w:eastAsia="en-US"/>
-        </w:rPr>
-        <w:t xml:space="preserve">, </w:t>
-      </w:r>
-      <w:r>
-        <w:rPr>
-          <w:rFonts w:ascii="Times New Roman" w:eastAsia="Times New Roman" w:hAnsi="Times New Roman" w:cs="Times New Roman"/>
-          <w:bCs/>
-          <w:sz w:val="22"/>
-          <w:szCs w:val="24"/>
-          <w:lang w:eastAsia="en-US"/>
-        </w:rPr>
-        <w:t>regression</w:t>
-      </w:r>
-      <w:r>
-        <w:rPr>
-          <w:rFonts w:ascii="Times New Roman" w:eastAsia="Times New Roman" w:hAnsi="Times New Roman" w:cs="Times New Roman"/>
-          <w:sz w:val="22"/>
-          <w:szCs w:val="24"/>
-          <w:lang w:eastAsia="en-US"/>
-        </w:rPr>
-        <w:t xml:space="preserve">, </w:t>
-      </w:r>
-      <w:r>
-        <w:rPr>
-          <w:rFonts w:ascii="Times New Roman" w:eastAsia="Times New Roman" w:hAnsi="Times New Roman" w:cs="Times New Roman"/>
-          <w:bCs/>
-          <w:sz w:val="22"/>
-          <w:szCs w:val="24"/>
-          <w:lang w:eastAsia="en-US"/>
-        </w:rPr>
-        <w:t>feature engineering</w:t>
-      </w:r>
-      <w:r>
-        <w:rPr>
-          <w:rFonts w:ascii="Times New Roman" w:eastAsia="Times New Roman" w:hAnsi="Times New Roman" w:cs="Times New Roman"/>
-          <w:sz w:val="22"/>
-          <w:szCs w:val="24"/>
-          <w:lang w:eastAsia="en-US"/>
-        </w:rPr>
-        <w:t xml:space="preserve">, </w:t>
-      </w:r>
-      <w:r>
-        <w:rPr>
-          <w:rFonts w:ascii="Times New Roman" w:eastAsia="Times New Roman" w:hAnsi="Times New Roman" w:cs="Times New Roman"/>
-          <w:bCs/>
-          <w:sz w:val="22"/>
-          <w:szCs w:val="24"/>
-          <w:lang w:eastAsia="en-US"/>
-        </w:rPr>
-        <w:t>model evaluation</w:t>
-      </w:r>
-      <w:r>
-        <w:rPr>
-          <w:rFonts w:ascii="Times New Roman" w:eastAsia="Times New Roman" w:hAnsi="Times New Roman" w:cs="Times New Roman"/>
-          <w:sz w:val="22"/>
-          <w:szCs w:val="24"/>
-          <w:lang w:eastAsia="en-US"/>
-        </w:rPr>
-        <w:t xml:space="preserve">, </w:t>
-      </w:r>
-      <w:proofErr w:type="spellStart"/>
-      <w:r>
-        <w:rPr>
-          <w:rFonts w:ascii="Times New Roman" w:eastAsia="Times New Roman" w:hAnsi="Times New Roman" w:cs="Times New Roman"/>
-          <w:bCs/>
-          <w:sz w:val="22"/>
-          <w:szCs w:val="24"/>
-          <w:lang w:eastAsia="en-US"/>
-        </w:rPr>
-        <w:t>hyperparameter</w:t>
-      </w:r>
-      <w:proofErr w:type="spellEnd"/>
-      <w:r>
-        <w:rPr>
-          <w:rFonts w:ascii="Times New Roman" w:eastAsia="Times New Roman" w:hAnsi="Times New Roman" w:cs="Times New Roman"/>
-          <w:bCs/>
-          <w:sz w:val="22"/>
-          <w:szCs w:val="24"/>
-          <w:lang w:eastAsia="en-US"/>
-        </w:rPr>
-        <w:t xml:space="preserve"> tuning</w:t>
-      </w:r>
-      <w:r>
-        <w:rPr>
-          <w:rFonts w:ascii="Times New Roman" w:eastAsia="Times New Roman" w:hAnsi="Times New Roman" w:cs="Times New Roman"/>
-          <w:sz w:val="22"/>
-          <w:szCs w:val="24"/>
-          <w:lang w:eastAsia="en-US"/>
-        </w:rPr>
-        <w:t xml:space="preserve">, </w:t>
-      </w:r>
-      <w:r>
-        <w:rPr>
-          <w:rFonts w:ascii="Times New Roman" w:eastAsia="Times New Roman" w:hAnsi="Times New Roman" w:cs="Times New Roman"/>
-          <w:bCs/>
-          <w:sz w:val="22"/>
-          <w:szCs w:val="24"/>
-          <w:lang w:eastAsia="en-US"/>
-        </w:rPr>
-        <w:t>training pipelines</w:t>
-      </w:r>
-      <w:r>
-        <w:rPr>
-          <w:rFonts w:ascii="Times New Roman" w:eastAsia="Times New Roman" w:hAnsi="Times New Roman" w:cs="Times New Roman"/>
-          <w:sz w:val="22"/>
-          <w:szCs w:val="24"/>
-          <w:lang w:eastAsia="en-US"/>
-        </w:rPr>
-        <w:t xml:space="preserve">, </w:t>
-      </w:r>
-      <w:r>
-        <w:rPr>
-          <w:rFonts w:ascii="Times New Roman" w:eastAsia="Times New Roman" w:hAnsi="Times New Roman" w:cs="Times New Roman"/>
-          <w:bCs/>
-          <w:sz w:val="22"/>
-          <w:szCs w:val="24"/>
-          <w:lang w:eastAsia="en-US"/>
-        </w:rPr>
-        <w:t>batch inference</w:t>
-      </w:r>
-      <w:r>
-        <w:rPr>
-          <w:rFonts w:ascii="Times New Roman" w:eastAsia="Times New Roman" w:hAnsi="Times New Roman" w:cs="Times New Roman"/>
-          <w:sz w:val="22"/>
-          <w:szCs w:val="24"/>
-          <w:lang w:eastAsia="en-US"/>
-        </w:rPr>
-        <w:t xml:space="preserve">, </w:t>
-      </w:r>
-      <w:r>
-        <w:rPr>
-          <w:rFonts w:ascii="Times New Roman" w:eastAsia="Times New Roman" w:hAnsi="Times New Roman" w:cs="Times New Roman"/>
-          <w:bCs/>
-          <w:sz w:val="22"/>
-          <w:szCs w:val="24"/>
-          <w:lang w:eastAsia="en-US"/>
-        </w:rPr>
-        <w:t>real-time inference</w:t>
-      </w:r>
-      <w:r>
-        <w:rPr>
-          <w:rFonts w:ascii="Times New Roman" w:eastAsia="Times New Roman" w:hAnsi="Times New Roman" w:cs="Times New Roman"/>
-          <w:sz w:val="22"/>
-          <w:szCs w:val="24"/>
-          <w:lang w:eastAsia="en-US"/>
-        </w:rPr>
-        <w:t xml:space="preserve">, </w:t>
-      </w:r>
-      <w:r>
-        <w:rPr>
-          <w:rFonts w:ascii="Times New Roman" w:eastAsia="Times New Roman" w:hAnsi="Times New Roman" w:cs="Times New Roman"/>
-          <w:bCs/>
-          <w:sz w:val="22"/>
-          <w:szCs w:val="24"/>
-          <w:lang w:eastAsia="en-US"/>
-        </w:rPr>
-        <w:t>model serving</w:t>
-      </w:r>
-      <w:r>
-        <w:rPr>
-          <w:rFonts w:ascii="Times New Roman" w:eastAsia="Times New Roman" w:hAnsi="Times New Roman" w:cs="Times New Roman"/>
-          <w:sz w:val="22"/>
-          <w:szCs w:val="24"/>
-          <w:lang w:eastAsia="en-US"/>
-        </w:rPr>
-        <w:t xml:space="preserve">, </w:t>
-      </w:r>
-      <w:r>
-        <w:rPr>
-          <w:rFonts w:ascii="Times New Roman" w:eastAsia="Times New Roman" w:hAnsi="Times New Roman" w:cs="Times New Roman"/>
-          <w:bCs/>
-          <w:sz w:val="22"/>
-          <w:szCs w:val="24"/>
-          <w:lang w:eastAsia="en-US"/>
-        </w:rPr>
-        <w:t>ML experimentation</w:t>
-      </w:r>
-      <w:r>
-        <w:rPr>
-          <w:rFonts w:ascii="Times New Roman" w:eastAsia="Times New Roman" w:hAnsi="Times New Roman" w:cs="Times New Roman"/>
-          <w:sz w:val="22"/>
-          <w:szCs w:val="24"/>
-          <w:lang w:eastAsia="en-US"/>
-        </w:rPr>
-        <w:t xml:space="preserve">, </w:t>
-      </w:r>
-      <w:r>
-        <w:rPr>
-          <w:rFonts w:ascii="Times New Roman" w:eastAsia="Times New Roman" w:hAnsi="Times New Roman" w:cs="Times New Roman"/>
-          <w:bCs/>
-          <w:sz w:val="22"/>
-          <w:szCs w:val="24"/>
-          <w:lang w:eastAsia="en-US"/>
-        </w:rPr>
-        <w:t>model validation</w:t>
-      </w:r>
-      <w:r>
-        <w:rPr>
-          <w:rFonts w:ascii="Times New Roman" w:eastAsia="Times New Roman" w:hAnsi="Times New Roman" w:cs="Times New Roman"/>
-          <w:sz w:val="22"/>
-          <w:szCs w:val="24"/>
-          <w:lang w:eastAsia="en-US"/>
-        </w:rPr>
-        <w:t xml:space="preserve">, </w:t>
-      </w:r>
-      <w:r>
-        <w:rPr>
-          <w:rFonts w:ascii="Times New Roman" w:eastAsia="Times New Roman" w:hAnsi="Times New Roman" w:cs="Times New Roman"/>
-          <w:bCs/>
-          <w:sz w:val="22"/>
-          <w:szCs w:val="24"/>
-          <w:lang w:eastAsia="en-US"/>
-        </w:rPr>
-        <w:t>drift monitoring</w:t>
-      </w:r>
-      <w:r>
-        <w:rPr>
-          <w:rFonts w:ascii="Times New Roman" w:eastAsia="Times New Roman" w:hAnsi="Times New Roman" w:cs="Times New Roman"/>
-          <w:sz w:val="22"/>
-          <w:szCs w:val="24"/>
-          <w:lang w:eastAsia="en-US"/>
-        </w:rPr>
-        <w:t xml:space="preserve">, </w:t>
-      </w:r>
-      <w:r>
-        <w:rPr>
-          <w:rFonts w:ascii="Times New Roman" w:eastAsia="Times New Roman" w:hAnsi="Times New Roman" w:cs="Times New Roman"/>
-          <w:bCs/>
-          <w:sz w:val="22"/>
-          <w:szCs w:val="24"/>
-          <w:lang w:eastAsia="en-US"/>
-        </w:rPr>
-        <w:t>model performance tracking</w:t>
-      </w:r>
-    </w:p>
-    <w:p>
-      <w:pPr>
-        <w:pStyle w:val="ListParagraph"/>
-        <w:numPr>
-          <w:ilvl w:val="0"/>
-          <w:numId w:val="34"/>
-        </w:numPr>
-        <w:spacing w:before="100" w:beforeAutospacing="1" w:after="100" w:afterAutospacing="1"/>
-        <w:rPr>
-          <w:rFonts w:ascii="Times New Roman" w:eastAsia="Times New Roman" w:hAnsi="Times New Roman" w:cs="Times New Roman"/>
-          <w:sz w:val="22"/>
-          <w:szCs w:val="24"/>
-          <w:lang w:eastAsia="en-US"/>
-        </w:rPr>
-      </w:pPr>
-      <w:r>
-        <w:rPr>
-          <w:rFonts w:ascii="Times New Roman" w:eastAsia="Times New Roman" w:hAnsi="Times New Roman" w:cs="Times New Roman"/>
-          <w:b/>
-          <w:bCs/>
-          <w:sz w:val="22"/>
-          <w:szCs w:val="24"/>
-          <w:lang w:eastAsia="en-US"/>
-        </w:rPr>
-        <w:t>Programming:</w:t>
-      </w:r>
-      <w:r>
-        <w:rPr>
-          <w:rFonts w:ascii="Times New Roman" w:eastAsia="Times New Roman" w:hAnsi="Times New Roman" w:cs="Times New Roman"/>
-          <w:sz w:val="22"/>
-          <w:szCs w:val="24"/>
-          <w:lang w:eastAsia="en-US"/>
-        </w:rPr>
-        <w:t xml:space="preserve"> </w:t>
-      </w:r>
-      <w:r>
-        <w:rPr>
-          <w:rFonts w:ascii="Times New Roman" w:eastAsia="Times New Roman" w:hAnsi="Times New Roman" w:cs="Times New Roman"/>
-          <w:bCs/>
-          <w:sz w:val="22"/>
-          <w:szCs w:val="24"/>
-          <w:lang w:eastAsia="en-US"/>
-        </w:rPr>
-        <w:t>Python</w:t>
-      </w:r>
-      <w:r>
-        <w:rPr>
-          <w:rFonts w:ascii="Times New Roman" w:eastAsia="Times New Roman" w:hAnsi="Times New Roman" w:cs="Times New Roman"/>
-          <w:sz w:val="22"/>
-          <w:szCs w:val="24"/>
-          <w:lang w:eastAsia="en-US"/>
-        </w:rPr>
-        <w:t xml:space="preserve">, </w:t>
-      </w:r>
-      <w:r>
-        <w:rPr>
-          <w:rFonts w:ascii="Times New Roman" w:eastAsia="Times New Roman" w:hAnsi="Times New Roman" w:cs="Times New Roman"/>
-          <w:bCs/>
-          <w:sz w:val="22"/>
-          <w:szCs w:val="24"/>
-          <w:lang w:eastAsia="en-US"/>
-        </w:rPr>
-        <w:t>SQL</w:t>
-      </w:r>
-      <w:r>
-        <w:rPr>
-          <w:rFonts w:ascii="Times New Roman" w:eastAsia="Times New Roman" w:hAnsi="Times New Roman" w:cs="Times New Roman"/>
-          <w:sz w:val="22"/>
-          <w:szCs w:val="24"/>
-          <w:lang w:eastAsia="en-US"/>
-        </w:rPr>
-        <w:t xml:space="preserve">, </w:t>
-      </w:r>
-      <w:r>
-        <w:rPr>
-          <w:rFonts w:ascii="Times New Roman" w:eastAsia="Times New Roman" w:hAnsi="Times New Roman" w:cs="Times New Roman"/>
-          <w:bCs/>
-          <w:sz w:val="22"/>
-          <w:szCs w:val="24"/>
-          <w:lang w:eastAsia="en-US"/>
-        </w:rPr>
-        <w:t>Bash</w:t>
-      </w:r>
-      <w:r>
-        <w:rPr>
-          <w:rFonts w:ascii="Times New Roman" w:eastAsia="Times New Roman" w:hAnsi="Times New Roman" w:cs="Times New Roman"/>
-          <w:sz w:val="22"/>
-          <w:szCs w:val="24"/>
-          <w:lang w:eastAsia="en-US"/>
-        </w:rPr>
-        <w:t xml:space="preserve">, </w:t>
-      </w:r>
-      <w:r>
-        <w:rPr>
-          <w:rFonts w:ascii="Times New Roman" w:eastAsia="Times New Roman" w:hAnsi="Times New Roman" w:cs="Times New Roman"/>
-          <w:bCs/>
-          <w:sz w:val="22"/>
-          <w:szCs w:val="24"/>
-          <w:lang w:eastAsia="en-US"/>
-        </w:rPr>
-        <w:t>REST APIs</w:t>
-      </w:r>
-      <w:r>
-        <w:rPr>
-          <w:rFonts w:ascii="Times New Roman" w:eastAsia="Times New Roman" w:hAnsi="Times New Roman" w:cs="Times New Roman"/>
-          <w:sz w:val="22"/>
-          <w:szCs w:val="24"/>
-          <w:lang w:eastAsia="en-US"/>
-        </w:rPr>
-        <w:t xml:space="preserve">, </w:t>
-      </w:r>
-      <w:r>
-        <w:rPr>
-          <w:rFonts w:ascii="Times New Roman" w:eastAsia="Times New Roman" w:hAnsi="Times New Roman" w:cs="Times New Roman"/>
-          <w:bCs/>
-          <w:sz w:val="22"/>
-          <w:szCs w:val="24"/>
-          <w:lang w:eastAsia="en-US"/>
-        </w:rPr>
-        <w:t>backend service development</w:t>
-      </w:r>
-      <w:r>
-        <w:rPr>
-          <w:rFonts w:ascii="Times New Roman" w:eastAsia="Times New Roman" w:hAnsi="Times New Roman" w:cs="Times New Roman"/>
-          <w:sz w:val="22"/>
-          <w:szCs w:val="24"/>
-          <w:lang w:eastAsia="en-US"/>
-        </w:rPr>
-        <w:t xml:space="preserve">, </w:t>
-      </w:r>
-      <w:r>
-        <w:rPr>
-          <w:rFonts w:ascii="Times New Roman" w:eastAsia="Times New Roman" w:hAnsi="Times New Roman" w:cs="Times New Roman"/>
-          <w:bCs/>
-          <w:sz w:val="22"/>
-          <w:szCs w:val="24"/>
-          <w:lang w:eastAsia="en-US"/>
-        </w:rPr>
-        <w:t>data transformation</w:t>
-      </w:r>
-      <w:r>
-        <w:rPr>
-          <w:rFonts w:ascii="Times New Roman" w:eastAsia="Times New Roman" w:hAnsi="Times New Roman" w:cs="Times New Roman"/>
-          <w:sz w:val="22"/>
-          <w:szCs w:val="24"/>
-          <w:lang w:eastAsia="en-US"/>
-        </w:rPr>
-        <w:t xml:space="preserve">, </w:t>
-      </w:r>
-      <w:r>
-        <w:rPr>
-          <w:rFonts w:ascii="Times New Roman" w:eastAsia="Times New Roman" w:hAnsi="Times New Roman" w:cs="Times New Roman"/>
-          <w:bCs/>
-          <w:sz w:val="22"/>
-          <w:szCs w:val="24"/>
-          <w:lang w:eastAsia="en-US"/>
-        </w:rPr>
-        <w:t>ETL</w:t>
-      </w:r>
-      <w:r>
-        <w:rPr>
-          <w:rFonts w:ascii="Times New Roman" w:eastAsia="Times New Roman" w:hAnsi="Times New Roman" w:cs="Times New Roman"/>
-          <w:sz w:val="22"/>
-          <w:szCs w:val="24"/>
-          <w:lang w:eastAsia="en-US"/>
-        </w:rPr>
-        <w:t xml:space="preserve">, </w:t>
-      </w:r>
-      <w:r>
-        <w:rPr>
-          <w:rFonts w:ascii="Times New Roman" w:eastAsia="Times New Roman" w:hAnsi="Times New Roman" w:cs="Times New Roman"/>
-          <w:bCs/>
-          <w:sz w:val="22"/>
-          <w:szCs w:val="24"/>
-          <w:lang w:eastAsia="en-US"/>
-        </w:rPr>
-        <w:t>integration workflows</w:t>
-      </w:r>
-    </w:p>
-    <w:p>
-      <w:pPr>
-        <w:pStyle w:val="ListParagraph"/>
-        <w:numPr>
-          <w:ilvl w:val="0"/>
-          <w:numId w:val="34"/>
-        </w:numPr>
-        <w:spacing w:before="100" w:beforeAutospacing="1" w:after="100" w:afterAutospacing="1"/>
-        <w:rPr>
-          <w:rFonts w:ascii="Times New Roman" w:eastAsia="Times New Roman" w:hAnsi="Times New Roman" w:cs="Times New Roman"/>
-          <w:sz w:val="22"/>
-          <w:szCs w:val="24"/>
-          <w:lang w:eastAsia="en-US"/>
-        </w:rPr>
-      </w:pPr>
-      <w:r>
-        <w:rPr>
-          <w:rFonts w:ascii="Times New Roman" w:eastAsia="Times New Roman" w:hAnsi="Times New Roman" w:cs="Times New Roman"/>
-          <w:b/>
-          <w:bCs/>
-          <w:sz w:val="22"/>
-          <w:szCs w:val="24"/>
-          <w:lang w:eastAsia="en-US"/>
-        </w:rPr>
-        <w:t>ML / Data Tooling:</w:t>
-      </w:r>
-      <w:r>
-        <w:rPr>
-          <w:rFonts w:ascii="Times New Roman" w:eastAsia="Times New Roman" w:hAnsi="Times New Roman" w:cs="Times New Roman"/>
-          <w:sz w:val="22"/>
-          <w:szCs w:val="24"/>
-          <w:lang w:eastAsia="en-US"/>
-        </w:rPr>
-        <w:t xml:space="preserve"> </w:t>
-      </w:r>
-      <w:r>
-        <w:rPr>
-          <w:rFonts w:ascii="Times New Roman" w:eastAsia="Times New Roman" w:hAnsi="Times New Roman" w:cs="Times New Roman"/>
-          <w:bCs/>
-          <w:sz w:val="22"/>
-          <w:szCs w:val="24"/>
-          <w:lang w:eastAsia="en-US"/>
-        </w:rPr>
-        <w:t>Pandas</w:t>
-      </w:r>
-      <w:r>
-        <w:rPr>
-          <w:rFonts w:ascii="Times New Roman" w:eastAsia="Times New Roman" w:hAnsi="Times New Roman" w:cs="Times New Roman"/>
-          <w:sz w:val="22"/>
-          <w:szCs w:val="24"/>
-          <w:lang w:eastAsia="en-US"/>
-        </w:rPr>
-        <w:t xml:space="preserve">, </w:t>
-      </w:r>
-      <w:proofErr w:type="spellStart"/>
-      <w:r>
-        <w:rPr>
-          <w:rFonts w:ascii="Times New Roman" w:eastAsia="Times New Roman" w:hAnsi="Times New Roman" w:cs="Times New Roman"/>
-          <w:bCs/>
-          <w:sz w:val="22"/>
-          <w:szCs w:val="24"/>
-          <w:lang w:eastAsia="en-US"/>
-        </w:rPr>
-        <w:t>NumPy</w:t>
-      </w:r>
-      <w:proofErr w:type="spellEnd"/>
-      <w:r>
-        <w:rPr>
-          <w:rFonts w:ascii="Times New Roman" w:eastAsia="Times New Roman" w:hAnsi="Times New Roman" w:cs="Times New Roman"/>
-          <w:sz w:val="22"/>
-          <w:szCs w:val="24"/>
-          <w:lang w:eastAsia="en-US"/>
-        </w:rPr>
-        <w:t xml:space="preserve">, </w:t>
-      </w:r>
-      <w:proofErr w:type="spellStart"/>
-      <w:r>
-        <w:rPr>
-          <w:rFonts w:ascii="Times New Roman" w:eastAsia="Times New Roman" w:hAnsi="Times New Roman" w:cs="Times New Roman"/>
-          <w:bCs/>
-          <w:sz w:val="22"/>
-          <w:szCs w:val="24"/>
-          <w:lang w:eastAsia="en-US"/>
-        </w:rPr>
-        <w:t>scikit</w:t>
-      </w:r>
-      <w:proofErr w:type="spellEnd"/>
-      <w:r>
-        <w:rPr>
-          <w:rFonts w:ascii="Times New Roman" w:eastAsia="Times New Roman" w:hAnsi="Times New Roman" w:cs="Times New Roman"/>
-          <w:bCs/>
-          <w:sz w:val="22"/>
-          <w:szCs w:val="24"/>
-          <w:lang w:eastAsia="en-US"/>
-        </w:rPr>
-        <w:t>-learn</w:t>
-      </w:r>
-      <w:r>
-        <w:rPr>
-          <w:rFonts w:ascii="Times New Roman" w:eastAsia="Times New Roman" w:hAnsi="Times New Roman" w:cs="Times New Roman"/>
-          <w:sz w:val="22"/>
-          <w:szCs w:val="24"/>
-          <w:lang w:eastAsia="en-US"/>
-        </w:rPr>
-        <w:t xml:space="preserve">, </w:t>
-      </w:r>
-      <w:proofErr w:type="spellStart"/>
-      <w:r>
-        <w:rPr>
-          <w:rFonts w:ascii="Times New Roman" w:eastAsia="Times New Roman" w:hAnsi="Times New Roman" w:cs="Times New Roman"/>
-          <w:bCs/>
-          <w:sz w:val="22"/>
-          <w:szCs w:val="24"/>
-          <w:lang w:eastAsia="en-US"/>
-        </w:rPr>
-        <w:t>XGBoost</w:t>
-      </w:r>
-      <w:proofErr w:type="spellEnd"/>
-      <w:r>
-        <w:rPr>
-          <w:rFonts w:ascii="Times New Roman" w:eastAsia="Times New Roman" w:hAnsi="Times New Roman" w:cs="Times New Roman"/>
-          <w:sz w:val="22"/>
-          <w:szCs w:val="24"/>
-          <w:lang w:eastAsia="en-US"/>
-        </w:rPr>
-        <w:t xml:space="preserve">, </w:t>
-      </w:r>
-      <w:proofErr w:type="spellStart"/>
-      <w:r>
-        <w:rPr>
-          <w:rFonts w:ascii="Times New Roman" w:eastAsia="Times New Roman" w:hAnsi="Times New Roman" w:cs="Times New Roman"/>
-          <w:bCs/>
-          <w:sz w:val="22"/>
-          <w:szCs w:val="24"/>
-          <w:lang w:eastAsia="en-US"/>
-        </w:rPr>
-        <w:t>TensorFlow</w:t>
-      </w:r>
-      <w:proofErr w:type="spellEnd"/>
-      <w:r>
-        <w:rPr>
-          <w:rFonts w:ascii="Times New Roman" w:eastAsia="Times New Roman" w:hAnsi="Times New Roman" w:cs="Times New Roman"/>
-          <w:sz w:val="22"/>
-          <w:szCs w:val="24"/>
-          <w:lang w:eastAsia="en-US"/>
-        </w:rPr>
-        <w:t xml:space="preserve">, </w:t>
-      </w:r>
-      <w:proofErr w:type="spellStart"/>
-      <w:r>
-        <w:rPr>
-          <w:rFonts w:ascii="Times New Roman" w:eastAsia="Times New Roman" w:hAnsi="Times New Roman" w:cs="Times New Roman"/>
-          <w:bCs/>
-          <w:sz w:val="22"/>
-          <w:szCs w:val="24"/>
-          <w:lang w:eastAsia="en-US"/>
-        </w:rPr>
-        <w:t>PyTorch</w:t>
-      </w:r>
-      <w:proofErr w:type="spellEnd"/>
-      <w:r>
-        <w:rPr>
-          <w:rFonts w:ascii="Times New Roman" w:eastAsia="Times New Roman" w:hAnsi="Times New Roman" w:cs="Times New Roman"/>
-          <w:sz w:val="22"/>
-          <w:szCs w:val="24"/>
-          <w:lang w:eastAsia="en-US"/>
-        </w:rPr>
-        <w:t xml:space="preserve">, </w:t>
-      </w:r>
-      <w:proofErr w:type="spellStart"/>
-      <w:r>
-        <w:rPr>
-          <w:rFonts w:ascii="Times New Roman" w:eastAsia="Times New Roman" w:hAnsi="Times New Roman" w:cs="Times New Roman"/>
-          <w:bCs/>
-          <w:sz w:val="22"/>
-          <w:szCs w:val="24"/>
-          <w:lang w:eastAsia="en-US"/>
-        </w:rPr>
-        <w:t>Jupyter</w:t>
-      </w:r>
-      <w:proofErr w:type="spellEnd"/>
-      <w:r>
-        <w:rPr>
-          <w:rFonts w:ascii="Times New Roman" w:eastAsia="Times New Roman" w:hAnsi="Times New Roman" w:cs="Times New Roman"/>
-          <w:sz w:val="22"/>
-          <w:szCs w:val="24"/>
-          <w:lang w:eastAsia="en-US"/>
-        </w:rPr>
-        <w:t xml:space="preserve">, </w:t>
-      </w:r>
-      <w:proofErr w:type="spellStart"/>
-      <w:r>
-        <w:rPr>
-          <w:rFonts w:ascii="Times New Roman" w:eastAsia="Times New Roman" w:hAnsi="Times New Roman" w:cs="Times New Roman"/>
-          <w:bCs/>
-          <w:sz w:val="22"/>
-          <w:szCs w:val="24"/>
-          <w:lang w:eastAsia="en-US"/>
-        </w:rPr>
-        <w:t>MLflow</w:t>
-      </w:r>
-      <w:proofErr w:type="spellEnd"/>
-      <w:r>
-        <w:rPr>
-          <w:rFonts w:ascii="Times New Roman" w:eastAsia="Times New Roman" w:hAnsi="Times New Roman" w:cs="Times New Roman"/>
-          <w:sz w:val="22"/>
-          <w:szCs w:val="24"/>
-          <w:lang w:eastAsia="en-US"/>
-        </w:rPr>
-        <w:t xml:space="preserve">, </w:t>
-      </w:r>
-      <w:r>
-        <w:rPr>
-          <w:rFonts w:ascii="Times New Roman" w:eastAsia="Times New Roman" w:hAnsi="Times New Roman" w:cs="Times New Roman"/>
-          <w:bCs/>
-          <w:sz w:val="22"/>
-          <w:szCs w:val="24"/>
-          <w:lang w:eastAsia="en-US"/>
-        </w:rPr>
-        <w:t>Airflow</w:t>
-      </w:r>
-      <w:r>
-        <w:rPr>
-          <w:rFonts w:ascii="Times New Roman" w:eastAsia="Times New Roman" w:hAnsi="Times New Roman" w:cs="Times New Roman"/>
-          <w:sz w:val="22"/>
-          <w:szCs w:val="24"/>
-          <w:lang w:eastAsia="en-US"/>
-        </w:rPr>
-        <w:t xml:space="preserve">, </w:t>
-      </w:r>
-      <w:proofErr w:type="spellStart"/>
-      <w:r>
-        <w:rPr>
-          <w:rFonts w:ascii="Times New Roman" w:eastAsia="Times New Roman" w:hAnsi="Times New Roman" w:cs="Times New Roman"/>
-          <w:bCs/>
-          <w:sz w:val="22"/>
-          <w:szCs w:val="24"/>
-          <w:lang w:eastAsia="en-US"/>
-        </w:rPr>
-        <w:t>dbt</w:t>
-      </w:r>
-      <w:proofErr w:type="spellEnd"/>
-      <w:r>
-        <w:rPr>
-          <w:rFonts w:ascii="Times New Roman" w:eastAsia="Times New Roman" w:hAnsi="Times New Roman" w:cs="Times New Roman"/>
-          <w:sz w:val="22"/>
-          <w:szCs w:val="24"/>
-          <w:lang w:eastAsia="en-US"/>
-        </w:rPr>
-        <w:t xml:space="preserve">, </w:t>
-      </w:r>
-      <w:r>
-        <w:rPr>
-          <w:rFonts w:ascii="Times New Roman" w:eastAsia="Times New Roman" w:hAnsi="Times New Roman" w:cs="Times New Roman"/>
-          <w:bCs/>
-          <w:sz w:val="22"/>
-          <w:szCs w:val="24"/>
-          <w:lang w:eastAsia="en-US"/>
-        </w:rPr>
-        <w:t>feature engineering frameworks</w:t>
-      </w:r>
-    </w:p>
-    <w:p>
-      <w:pPr>
-        <w:pStyle w:val="ListParagraph"/>
-        <w:numPr>
-          <w:ilvl w:val="0"/>
-          <w:numId w:val="34"/>
-        </w:numPr>
-        <w:spacing w:before="100" w:beforeAutospacing="1" w:after="100" w:afterAutospacing="1"/>
-        <w:rPr>
-          <w:rFonts w:ascii="Times New Roman" w:eastAsia="Times New Roman" w:hAnsi="Times New Roman" w:cs="Times New Roman"/>
-          <w:sz w:val="22"/>
-          <w:szCs w:val="24"/>
-          <w:lang w:eastAsia="en-US"/>
-        </w:rPr>
-      </w:pPr>
-      <w:r>
-        <w:rPr>
-          <w:rFonts w:ascii="Times New Roman" w:eastAsia="Times New Roman" w:hAnsi="Times New Roman" w:cs="Times New Roman"/>
-          <w:b/>
-          <w:bCs/>
-          <w:sz w:val="22"/>
-          <w:szCs w:val="24"/>
-          <w:lang w:eastAsia="en-US"/>
-        </w:rPr>
-        <w:t>Data Platforms:</w:t>
-      </w:r>
-      <w:r>
-        <w:rPr>
-          <w:rFonts w:ascii="Times New Roman" w:eastAsia="Times New Roman" w:hAnsi="Times New Roman" w:cs="Times New Roman"/>
-          <w:sz w:val="22"/>
-          <w:szCs w:val="24"/>
-          <w:lang w:eastAsia="en-US"/>
-        </w:rPr>
-        <w:t xml:space="preserve"> </w:t>
-      </w:r>
-      <w:r>
-        <w:rPr>
-          <w:rFonts w:ascii="Times New Roman" w:eastAsia="Times New Roman" w:hAnsi="Times New Roman" w:cs="Times New Roman"/>
-          <w:bCs/>
-          <w:sz w:val="22"/>
-          <w:szCs w:val="24"/>
-          <w:lang w:eastAsia="en-US"/>
-        </w:rPr>
-        <w:t>PostgreSQL</w:t>
-      </w:r>
-      <w:r>
-        <w:rPr>
-          <w:rFonts w:ascii="Times New Roman" w:eastAsia="Times New Roman" w:hAnsi="Times New Roman" w:cs="Times New Roman"/>
-          <w:sz w:val="22"/>
-          <w:szCs w:val="24"/>
-          <w:lang w:eastAsia="en-US"/>
-        </w:rPr>
-        <w:t xml:space="preserve">, </w:t>
-      </w:r>
-      <w:r>
-        <w:rPr>
-          <w:rFonts w:ascii="Times New Roman" w:eastAsia="Times New Roman" w:hAnsi="Times New Roman" w:cs="Times New Roman"/>
-          <w:bCs/>
-          <w:sz w:val="22"/>
-          <w:szCs w:val="24"/>
-          <w:lang w:eastAsia="en-US"/>
-        </w:rPr>
-        <w:t>MySQL</w:t>
-      </w:r>
-      <w:r>
-        <w:rPr>
-          <w:rFonts w:ascii="Times New Roman" w:eastAsia="Times New Roman" w:hAnsi="Times New Roman" w:cs="Times New Roman"/>
-          <w:sz w:val="22"/>
-          <w:szCs w:val="24"/>
-          <w:lang w:eastAsia="en-US"/>
-        </w:rPr>
-        <w:t xml:space="preserve">, </w:t>
-      </w:r>
-      <w:r>
-        <w:rPr>
-          <w:rFonts w:ascii="Times New Roman" w:eastAsia="Times New Roman" w:hAnsi="Times New Roman" w:cs="Times New Roman"/>
-          <w:bCs/>
-          <w:sz w:val="22"/>
-          <w:szCs w:val="24"/>
-          <w:lang w:eastAsia="en-US"/>
-        </w:rPr>
-        <w:t>SQL Server</w:t>
-      </w:r>
-      <w:r>
-        <w:rPr>
-          <w:rFonts w:ascii="Times New Roman" w:eastAsia="Times New Roman" w:hAnsi="Times New Roman" w:cs="Times New Roman"/>
-          <w:sz w:val="22"/>
-          <w:szCs w:val="24"/>
-          <w:lang w:eastAsia="en-US"/>
-        </w:rPr>
-        <w:t xml:space="preserve">, </w:t>
-      </w:r>
-      <w:proofErr w:type="spellStart"/>
-      <w:r>
-        <w:rPr>
-          <w:rFonts w:ascii="Times New Roman" w:eastAsia="Times New Roman" w:hAnsi="Times New Roman" w:cs="Times New Roman"/>
-          <w:bCs/>
-          <w:sz w:val="22"/>
-          <w:szCs w:val="24"/>
-          <w:lang w:eastAsia="en-US"/>
-        </w:rPr>
-        <w:t>Redis</w:t>
-      </w:r>
-      <w:proofErr w:type="spellEnd"/>
-      <w:r>
-        <w:rPr>
-          <w:rFonts w:ascii="Times New Roman" w:eastAsia="Times New Roman" w:hAnsi="Times New Roman" w:cs="Times New Roman"/>
-          <w:sz w:val="22"/>
-          <w:szCs w:val="24"/>
-          <w:lang w:eastAsia="en-US"/>
-        </w:rPr>
-        <w:t xml:space="preserve">, </w:t>
-      </w:r>
-      <w:r>
-        <w:rPr>
-          <w:rFonts w:ascii="Times New Roman" w:eastAsia="Times New Roman" w:hAnsi="Times New Roman" w:cs="Times New Roman"/>
-          <w:bCs/>
-          <w:sz w:val="22"/>
-          <w:szCs w:val="24"/>
-          <w:lang w:eastAsia="en-US"/>
-        </w:rPr>
-        <w:t>MongoDB</w:t>
-      </w:r>
-      <w:r>
-        <w:rPr>
-          <w:rFonts w:ascii="Times New Roman" w:eastAsia="Times New Roman" w:hAnsi="Times New Roman" w:cs="Times New Roman"/>
-          <w:sz w:val="22"/>
-          <w:szCs w:val="24"/>
-          <w:lang w:eastAsia="en-US"/>
-        </w:rPr>
-        <w:t xml:space="preserve">, </w:t>
-      </w:r>
-      <w:r>
-        <w:rPr>
-          <w:rFonts w:ascii="Times New Roman" w:eastAsia="Times New Roman" w:hAnsi="Times New Roman" w:cs="Times New Roman"/>
-          <w:bCs/>
-          <w:sz w:val="22"/>
-          <w:szCs w:val="24"/>
-          <w:lang w:eastAsia="en-US"/>
-        </w:rPr>
-        <w:t>data warehousing</w:t>
-      </w:r>
-      <w:r>
-        <w:rPr>
-          <w:rFonts w:ascii="Times New Roman" w:eastAsia="Times New Roman" w:hAnsi="Times New Roman" w:cs="Times New Roman"/>
-          <w:sz w:val="22"/>
-          <w:szCs w:val="24"/>
-          <w:lang w:eastAsia="en-US"/>
-        </w:rPr>
-        <w:t xml:space="preserve">, </w:t>
-      </w:r>
-      <w:r>
-        <w:rPr>
-          <w:rFonts w:ascii="Times New Roman" w:eastAsia="Times New Roman" w:hAnsi="Times New Roman" w:cs="Times New Roman"/>
-          <w:bCs/>
-          <w:sz w:val="22"/>
-          <w:szCs w:val="24"/>
-          <w:lang w:eastAsia="en-US"/>
-        </w:rPr>
-        <w:t>dataset preparation</w:t>
-      </w:r>
-      <w:r>
-        <w:rPr>
-          <w:rFonts w:ascii="Times New Roman" w:eastAsia="Times New Roman" w:hAnsi="Times New Roman" w:cs="Times New Roman"/>
-          <w:sz w:val="22"/>
-          <w:szCs w:val="24"/>
-          <w:lang w:eastAsia="en-US"/>
-        </w:rPr>
-        <w:t xml:space="preserve">, </w:t>
-      </w:r>
-      <w:r>
-        <w:rPr>
-          <w:rFonts w:ascii="Times New Roman" w:eastAsia="Times New Roman" w:hAnsi="Times New Roman" w:cs="Times New Roman"/>
-          <w:bCs/>
-          <w:sz w:val="22"/>
-          <w:szCs w:val="24"/>
-          <w:lang w:eastAsia="en-US"/>
-        </w:rPr>
-        <w:t>schema design</w:t>
-      </w:r>
-      <w:r>
-        <w:rPr>
-          <w:rFonts w:ascii="Times New Roman" w:eastAsia="Times New Roman" w:hAnsi="Times New Roman" w:cs="Times New Roman"/>
-          <w:sz w:val="22"/>
-          <w:szCs w:val="24"/>
-          <w:lang w:eastAsia="en-US"/>
-        </w:rPr>
-        <w:t xml:space="preserve">, </w:t>
-      </w:r>
-      <w:r>
-        <w:rPr>
-          <w:rFonts w:ascii="Times New Roman" w:eastAsia="Times New Roman" w:hAnsi="Times New Roman" w:cs="Times New Roman"/>
-          <w:bCs/>
-          <w:sz w:val="22"/>
-          <w:szCs w:val="24"/>
-          <w:lang w:eastAsia="en-US"/>
-        </w:rPr>
-        <w:t>query tuning</w:t>
-      </w:r>
-      <w:r>
-        <w:rPr>
-          <w:rFonts w:ascii="Times New Roman" w:eastAsia="Times New Roman" w:hAnsi="Times New Roman" w:cs="Times New Roman"/>
-          <w:sz w:val="22"/>
-          <w:szCs w:val="24"/>
-          <w:lang w:eastAsia="en-US"/>
-        </w:rPr>
-        <w:t xml:space="preserve">, </w:t>
-      </w:r>
-      <w:r>
-        <w:rPr>
-          <w:rFonts w:ascii="Times New Roman" w:eastAsia="Times New Roman" w:hAnsi="Times New Roman" w:cs="Times New Roman"/>
-          <w:bCs/>
-          <w:sz w:val="22"/>
-          <w:szCs w:val="24"/>
-          <w:lang w:eastAsia="en-US"/>
-        </w:rPr>
-        <w:t>data quality validation</w:t>
-      </w:r>
-    </w:p>
-    <w:p>
-      <w:pPr>
-        <w:pStyle w:val="ListParagraph"/>
-        <w:numPr>
-          <w:ilvl w:val="0"/>
-          <w:numId w:val="34"/>
-        </w:numPr>
-        <w:spacing w:before="100" w:beforeAutospacing="1" w:after="100" w:afterAutospacing="1"/>
-        <w:rPr>
-          <w:rFonts w:ascii="Times New Roman" w:eastAsia="Times New Roman" w:hAnsi="Times New Roman" w:cs="Times New Roman"/>
-          <w:sz w:val="22"/>
-          <w:szCs w:val="24"/>
-          <w:lang w:eastAsia="en-US"/>
-        </w:rPr>
-      </w:pPr>
-      <w:r>
-        <w:rPr>
-          <w:rFonts w:ascii="Times New Roman" w:eastAsia="Times New Roman" w:hAnsi="Times New Roman" w:cs="Times New Roman"/>
-          <w:b/>
-          <w:bCs/>
-          <w:sz w:val="22"/>
-          <w:szCs w:val="24"/>
-          <w:lang w:eastAsia="en-US"/>
-        </w:rPr>
-        <w:t xml:space="preserve">Cloud &amp; </w:t>
-      </w:r>
-      <w:proofErr w:type="spellStart"/>
-      <w:r>
-        <w:rPr>
-          <w:rFonts w:ascii="Times New Roman" w:eastAsia="Times New Roman" w:hAnsi="Times New Roman" w:cs="Times New Roman"/>
-          <w:b/>
-          <w:bCs/>
-          <w:sz w:val="22"/>
-          <w:szCs w:val="24"/>
-          <w:lang w:eastAsia="en-US"/>
-        </w:rPr>
-        <w:t>MLOps</w:t>
-      </w:r>
-      <w:proofErr w:type="spellEnd"/>
-      <w:r>
-        <w:rPr>
-          <w:rFonts w:ascii="Times New Roman" w:eastAsia="Times New Roman" w:hAnsi="Times New Roman" w:cs="Times New Roman"/>
-          <w:b/>
-          <w:bCs/>
-          <w:sz w:val="22"/>
-          <w:szCs w:val="24"/>
-          <w:lang w:eastAsia="en-US"/>
-        </w:rPr>
-        <w:t>:</w:t>
-      </w:r>
-      <w:r>
-        <w:rPr>
-          <w:rFonts w:ascii="Times New Roman" w:eastAsia="Times New Roman" w:hAnsi="Times New Roman" w:cs="Times New Roman"/>
-          <w:sz w:val="22"/>
-          <w:szCs w:val="24"/>
-          <w:lang w:eastAsia="en-US"/>
-        </w:rPr>
-        <w:t xml:space="preserve"> </w:t>
-      </w:r>
-      <w:r>
-        <w:rPr>
-          <w:rFonts w:ascii="Times New Roman" w:eastAsia="Times New Roman" w:hAnsi="Times New Roman" w:cs="Times New Roman"/>
-          <w:bCs/>
-          <w:sz w:val="22"/>
-          <w:szCs w:val="24"/>
-          <w:lang w:eastAsia="en-US"/>
-        </w:rPr>
-        <w:t>AWS</w:t>
-      </w:r>
-      <w:r>
-        <w:rPr>
-          <w:rFonts w:ascii="Times New Roman" w:eastAsia="Times New Roman" w:hAnsi="Times New Roman" w:cs="Times New Roman"/>
-          <w:sz w:val="22"/>
-          <w:szCs w:val="24"/>
-          <w:lang w:eastAsia="en-US"/>
-        </w:rPr>
-        <w:t xml:space="preserve">, </w:t>
-      </w:r>
-      <w:r>
-        <w:rPr>
-          <w:rFonts w:ascii="Times New Roman" w:eastAsia="Times New Roman" w:hAnsi="Times New Roman" w:cs="Times New Roman"/>
-          <w:bCs/>
-          <w:sz w:val="22"/>
-          <w:szCs w:val="24"/>
-          <w:lang w:eastAsia="en-US"/>
-        </w:rPr>
-        <w:t>Azure</w:t>
-      </w:r>
-      <w:r>
-        <w:rPr>
-          <w:rFonts w:ascii="Times New Roman" w:eastAsia="Times New Roman" w:hAnsi="Times New Roman" w:cs="Times New Roman"/>
-          <w:sz w:val="22"/>
-          <w:szCs w:val="24"/>
-          <w:lang w:eastAsia="en-US"/>
-        </w:rPr>
-        <w:t xml:space="preserve">, </w:t>
-      </w:r>
-      <w:r>
-        <w:rPr>
-          <w:rFonts w:ascii="Times New Roman" w:eastAsia="Times New Roman" w:hAnsi="Times New Roman" w:cs="Times New Roman"/>
-          <w:bCs/>
-          <w:sz w:val="22"/>
-          <w:szCs w:val="24"/>
-          <w:lang w:eastAsia="en-US"/>
-        </w:rPr>
-        <w:t>GCP</w:t>
-      </w:r>
-      <w:r>
-        <w:rPr>
-          <w:rFonts w:ascii="Times New Roman" w:eastAsia="Times New Roman" w:hAnsi="Times New Roman" w:cs="Times New Roman"/>
-          <w:sz w:val="22"/>
-          <w:szCs w:val="24"/>
-          <w:lang w:eastAsia="en-US"/>
-        </w:rPr>
-        <w:t xml:space="preserve">, </w:t>
-      </w:r>
-      <w:r>
-        <w:rPr>
-          <w:rFonts w:ascii="Times New Roman" w:eastAsia="Times New Roman" w:hAnsi="Times New Roman" w:cs="Times New Roman"/>
-          <w:bCs/>
-          <w:sz w:val="22"/>
-          <w:szCs w:val="24"/>
-          <w:lang w:eastAsia="en-US"/>
-        </w:rPr>
-        <w:t>Docker</w:t>
-      </w:r>
-      <w:r>
-        <w:rPr>
-          <w:rFonts w:ascii="Times New Roman" w:eastAsia="Times New Roman" w:hAnsi="Times New Roman" w:cs="Times New Roman"/>
-          <w:sz w:val="22"/>
-          <w:szCs w:val="24"/>
-          <w:lang w:eastAsia="en-US"/>
-        </w:rPr>
-        <w:t xml:space="preserve">, </w:t>
-      </w:r>
-      <w:r>
-        <w:rPr>
-          <w:rFonts w:ascii="Times New Roman" w:eastAsia="Times New Roman" w:hAnsi="Times New Roman" w:cs="Times New Roman"/>
-          <w:bCs/>
-          <w:sz w:val="22"/>
-          <w:szCs w:val="24"/>
-          <w:lang w:eastAsia="en-US"/>
-        </w:rPr>
-        <w:t>Kubernetes</w:t>
-      </w:r>
-      <w:r>
-        <w:rPr>
-          <w:rFonts w:ascii="Times New Roman" w:eastAsia="Times New Roman" w:hAnsi="Times New Roman" w:cs="Times New Roman"/>
-          <w:sz w:val="22"/>
-          <w:szCs w:val="24"/>
-          <w:lang w:eastAsia="en-US"/>
-        </w:rPr>
-        <w:t xml:space="preserve">, </w:t>
-      </w:r>
-      <w:r>
-        <w:rPr>
-          <w:rFonts w:ascii="Times New Roman" w:eastAsia="Times New Roman" w:hAnsi="Times New Roman" w:cs="Times New Roman"/>
-          <w:bCs/>
-          <w:sz w:val="22"/>
-          <w:szCs w:val="24"/>
-          <w:lang w:eastAsia="en-US"/>
-        </w:rPr>
-        <w:t>CI/CD</w:t>
-      </w:r>
-      <w:r>
-        <w:rPr>
-          <w:rFonts w:ascii="Times New Roman" w:eastAsia="Times New Roman" w:hAnsi="Times New Roman" w:cs="Times New Roman"/>
-          <w:sz w:val="22"/>
-          <w:szCs w:val="24"/>
-          <w:lang w:eastAsia="en-US"/>
-        </w:rPr>
-        <w:t xml:space="preserve">, </w:t>
-      </w:r>
-      <w:r>
-        <w:rPr>
-          <w:rFonts w:ascii="Times New Roman" w:eastAsia="Times New Roman" w:hAnsi="Times New Roman" w:cs="Times New Roman"/>
-          <w:bCs/>
-          <w:sz w:val="22"/>
-          <w:szCs w:val="24"/>
-          <w:lang w:eastAsia="en-US"/>
-        </w:rPr>
-        <w:t>model packaging</w:t>
-      </w:r>
-      <w:r>
-        <w:rPr>
-          <w:rFonts w:ascii="Times New Roman" w:eastAsia="Times New Roman" w:hAnsi="Times New Roman" w:cs="Times New Roman"/>
-          <w:sz w:val="22"/>
-          <w:szCs w:val="24"/>
-          <w:lang w:eastAsia="en-US"/>
-        </w:rPr>
-        <w:t xml:space="preserve">, </w:t>
-      </w:r>
-      <w:r>
-        <w:rPr>
-          <w:rFonts w:ascii="Times New Roman" w:eastAsia="Times New Roman" w:hAnsi="Times New Roman" w:cs="Times New Roman"/>
-          <w:bCs/>
-          <w:sz w:val="22"/>
-          <w:szCs w:val="24"/>
-          <w:lang w:eastAsia="en-US"/>
-        </w:rPr>
-        <w:t>artifact versioning</w:t>
-      </w:r>
-      <w:r>
-        <w:rPr>
-          <w:rFonts w:ascii="Times New Roman" w:eastAsia="Times New Roman" w:hAnsi="Times New Roman" w:cs="Times New Roman"/>
-          <w:sz w:val="22"/>
-          <w:szCs w:val="24"/>
-          <w:lang w:eastAsia="en-US"/>
-        </w:rPr>
-        <w:t xml:space="preserve">, </w:t>
-      </w:r>
-      <w:r>
-        <w:rPr>
-          <w:rFonts w:ascii="Times New Roman" w:eastAsia="Times New Roman" w:hAnsi="Times New Roman" w:cs="Times New Roman"/>
-          <w:bCs/>
-          <w:sz w:val="22"/>
-          <w:szCs w:val="24"/>
-          <w:lang w:eastAsia="en-US"/>
-        </w:rPr>
-        <w:t>deployment automation</w:t>
-      </w:r>
-      <w:r>
-        <w:rPr>
-          <w:rFonts w:ascii="Times New Roman" w:eastAsia="Times New Roman" w:hAnsi="Times New Roman" w:cs="Times New Roman"/>
-          <w:sz w:val="22"/>
-          <w:szCs w:val="24"/>
-          <w:lang w:eastAsia="en-US"/>
-        </w:rPr>
-        <w:t xml:space="preserve">, </w:t>
-      </w:r>
-      <w:r>
-        <w:rPr>
-          <w:rFonts w:ascii="Times New Roman" w:eastAsia="Times New Roman" w:hAnsi="Times New Roman" w:cs="Times New Roman"/>
-          <w:bCs/>
-          <w:sz w:val="22"/>
-          <w:szCs w:val="24"/>
-          <w:lang w:eastAsia="en-US"/>
-        </w:rPr>
-        <w:t>workflow orchestration</w:t>
-      </w:r>
-      <w:r>
-        <w:rPr>
-          <w:rFonts w:ascii="Times New Roman" w:eastAsia="Times New Roman" w:hAnsi="Times New Roman" w:cs="Times New Roman"/>
-          <w:sz w:val="22"/>
-          <w:szCs w:val="24"/>
-          <w:lang w:eastAsia="en-US"/>
-        </w:rPr>
-        <w:t xml:space="preserve">, </w:t>
-      </w:r>
-      <w:r>
-        <w:rPr>
-          <w:rFonts w:ascii="Times New Roman" w:eastAsia="Times New Roman" w:hAnsi="Times New Roman" w:cs="Times New Roman"/>
-          <w:bCs/>
-          <w:sz w:val="22"/>
-          <w:szCs w:val="24"/>
-          <w:lang w:eastAsia="en-US"/>
-        </w:rPr>
-        <w:t>environment reproducibility</w:t>
-      </w:r>
-    </w:p>
-    <w:p>
-      <w:pPr>
-        <w:pStyle w:val="ListParagraph"/>
-        <w:numPr>
-          <w:ilvl w:val="0"/>
-          <w:numId w:val="34"/>
-        </w:numPr>
-        <w:spacing w:before="100" w:beforeAutospacing="1" w:after="100" w:afterAutospacing="1"/>
-        <w:rPr>
-          <w:rFonts w:ascii="Times New Roman" w:eastAsia="Times New Roman" w:hAnsi="Times New Roman" w:cs="Times New Roman"/>
-          <w:sz w:val="28"/>
-          <w:szCs w:val="24"/>
-          <w:lang w:eastAsia="en-US"/>
-        </w:rPr>
-      </w:pPr>
-      <w:r>
-        <w:rPr>
-          <w:rFonts w:ascii="Times New Roman" w:eastAsia="Times New Roman" w:hAnsi="Times New Roman" w:cs="Times New Roman"/>
-          <w:b/>
-          <w:bCs/>
-          <w:sz w:val="22"/>
-          <w:szCs w:val="24"/>
-          <w:lang w:eastAsia="en-US"/>
-        </w:rPr>
-        <w:t>Observability &amp; Quality</w:t>
-      </w:r>
-      <w:r>
-        <w:rPr>
-          <w:rFonts w:ascii="Times New Roman" w:eastAsia="Times New Roman" w:hAnsi="Times New Roman" w:cs="Times New Roman"/>
-          <w:bCs/>
-          <w:sz w:val="22"/>
-          <w:szCs w:val="24"/>
-          <w:lang w:eastAsia="en-US"/>
-        </w:rPr>
-        <w:t>:</w:t>
-      </w:r>
-      <w:r>
-        <w:rPr>
-          <w:rFonts w:ascii="Times New Roman" w:eastAsia="Times New Roman" w:hAnsi="Times New Roman" w:cs="Times New Roman"/>
-          <w:sz w:val="22"/>
-          <w:szCs w:val="24"/>
-          <w:lang w:eastAsia="en-US"/>
-        </w:rPr>
-        <w:t xml:space="preserve"> </w:t>
-      </w:r>
-      <w:r>
-        <w:rPr>
-          <w:rFonts w:ascii="Times New Roman" w:eastAsia="Times New Roman" w:hAnsi="Times New Roman" w:cs="Times New Roman"/>
-          <w:bCs/>
-          <w:sz w:val="22"/>
-          <w:szCs w:val="24"/>
-          <w:lang w:eastAsia="en-US"/>
-        </w:rPr>
-        <w:t>Logging</w:t>
-      </w:r>
-      <w:r>
-        <w:rPr>
-          <w:rFonts w:ascii="Times New Roman" w:eastAsia="Times New Roman" w:hAnsi="Times New Roman" w:cs="Times New Roman"/>
-          <w:sz w:val="22"/>
-          <w:szCs w:val="24"/>
-          <w:lang w:eastAsia="en-US"/>
-        </w:rPr>
-        <w:t xml:space="preserve">, </w:t>
-      </w:r>
-      <w:r>
-        <w:rPr>
-          <w:rFonts w:ascii="Times New Roman" w:eastAsia="Times New Roman" w:hAnsi="Times New Roman" w:cs="Times New Roman"/>
-          <w:bCs/>
-          <w:sz w:val="22"/>
-          <w:szCs w:val="24"/>
-          <w:lang w:eastAsia="en-US"/>
-        </w:rPr>
-        <w:t>metrics</w:t>
-      </w:r>
-      <w:r>
-        <w:rPr>
-          <w:rFonts w:ascii="Times New Roman" w:eastAsia="Times New Roman" w:hAnsi="Times New Roman" w:cs="Times New Roman"/>
-          <w:sz w:val="22"/>
-          <w:szCs w:val="24"/>
-          <w:lang w:eastAsia="en-US"/>
-        </w:rPr>
-        <w:t xml:space="preserve">, </w:t>
-      </w:r>
-      <w:r>
-        <w:rPr>
-          <w:rFonts w:ascii="Times New Roman" w:eastAsia="Times New Roman" w:hAnsi="Times New Roman" w:cs="Times New Roman"/>
-          <w:bCs/>
-          <w:sz w:val="22"/>
-          <w:szCs w:val="24"/>
-          <w:lang w:eastAsia="en-US"/>
-        </w:rPr>
-        <w:t>alerting</w:t>
-      </w:r>
-      <w:r>
-        <w:rPr>
-          <w:rFonts w:ascii="Times New Roman" w:eastAsia="Times New Roman" w:hAnsi="Times New Roman" w:cs="Times New Roman"/>
-          <w:sz w:val="22"/>
-          <w:szCs w:val="24"/>
-          <w:lang w:eastAsia="en-US"/>
-        </w:rPr>
-        <w:t xml:space="preserve">, </w:t>
-      </w:r>
-      <w:r>
-        <w:rPr>
-          <w:rFonts w:ascii="Times New Roman" w:eastAsia="Times New Roman" w:hAnsi="Times New Roman" w:cs="Times New Roman"/>
-          <w:bCs/>
-          <w:sz w:val="22"/>
-          <w:szCs w:val="24"/>
-          <w:lang w:eastAsia="en-US"/>
-        </w:rPr>
-        <w:t>experiment tracking</w:t>
-      </w:r>
-      <w:r>
-        <w:rPr>
-          <w:rFonts w:ascii="Times New Roman" w:eastAsia="Times New Roman" w:hAnsi="Times New Roman" w:cs="Times New Roman"/>
-          <w:sz w:val="22"/>
-          <w:szCs w:val="24"/>
-          <w:lang w:eastAsia="en-US"/>
-        </w:rPr>
-        <w:t xml:space="preserve">, </w:t>
-      </w:r>
-      <w:r>
-        <w:rPr>
-          <w:rFonts w:ascii="Times New Roman" w:eastAsia="Times New Roman" w:hAnsi="Times New Roman" w:cs="Times New Roman"/>
-          <w:bCs/>
-          <w:sz w:val="22"/>
-          <w:szCs w:val="24"/>
-          <w:lang w:eastAsia="en-US"/>
-        </w:rPr>
-        <w:t>unit testing</w:t>
-      </w:r>
-      <w:r>
-        <w:rPr>
-          <w:rFonts w:ascii="Times New Roman" w:eastAsia="Times New Roman" w:hAnsi="Times New Roman" w:cs="Times New Roman"/>
-          <w:sz w:val="22"/>
-          <w:szCs w:val="24"/>
-          <w:lang w:eastAsia="en-US"/>
-        </w:rPr>
-        <w:t xml:space="preserve">, </w:t>
-      </w:r>
-      <w:r>
-        <w:rPr>
-          <w:rFonts w:ascii="Times New Roman" w:eastAsia="Times New Roman" w:hAnsi="Times New Roman" w:cs="Times New Roman"/>
-          <w:bCs/>
-          <w:sz w:val="22"/>
-          <w:szCs w:val="24"/>
-          <w:lang w:eastAsia="en-US"/>
-        </w:rPr>
-        <w:t>integration testing</w:t>
-      </w:r>
-      <w:r>
-        <w:rPr>
-          <w:rFonts w:ascii="Times New Roman" w:eastAsia="Times New Roman" w:hAnsi="Times New Roman" w:cs="Times New Roman"/>
-          <w:sz w:val="22"/>
-          <w:szCs w:val="24"/>
-          <w:lang w:eastAsia="en-US"/>
-        </w:rPr>
-        <w:t xml:space="preserve">, </w:t>
-      </w:r>
-      <w:r>
-        <w:rPr>
-          <w:rFonts w:ascii="Times New Roman" w:eastAsia="Times New Roman" w:hAnsi="Times New Roman" w:cs="Times New Roman"/>
-          <w:bCs/>
-          <w:sz w:val="22"/>
-          <w:szCs w:val="24"/>
-          <w:lang w:eastAsia="en-US"/>
-        </w:rPr>
-        <w:t>data validation</w:t>
-      </w:r>
-      <w:r>
-        <w:rPr>
-          <w:rFonts w:ascii="Times New Roman" w:eastAsia="Times New Roman" w:hAnsi="Times New Roman" w:cs="Times New Roman"/>
-          <w:sz w:val="22"/>
-          <w:szCs w:val="24"/>
-          <w:lang w:eastAsia="en-US"/>
-        </w:rPr>
-        <w:t xml:space="preserve">, </w:t>
-      </w:r>
-      <w:r>
-        <w:rPr>
-          <w:rFonts w:ascii="Times New Roman" w:eastAsia="Times New Roman" w:hAnsi="Times New Roman" w:cs="Times New Roman"/>
-          <w:bCs/>
-          <w:sz w:val="22"/>
-          <w:szCs w:val="24"/>
-          <w:lang w:eastAsia="en-US"/>
-        </w:rPr>
-        <w:t>model monitoring</w:t>
-      </w:r>
-      <w:r>
-        <w:rPr>
-          <w:rFonts w:ascii="Times New Roman" w:eastAsia="Times New Roman" w:hAnsi="Times New Roman" w:cs="Times New Roman"/>
-          <w:sz w:val="22"/>
-          <w:szCs w:val="24"/>
-          <w:lang w:eastAsia="en-US"/>
-        </w:rPr>
-        <w:t xml:space="preserve">, </w:t>
-      </w:r>
-      <w:r>
-        <w:rPr>
-          <w:rFonts w:ascii="Times New Roman" w:eastAsia="Times New Roman" w:hAnsi="Times New Roman" w:cs="Times New Roman"/>
-          <w:bCs/>
-          <w:sz w:val="22"/>
-          <w:szCs w:val="24"/>
-          <w:lang w:eastAsia="en-US"/>
-        </w:rPr>
-        <w:t>performance benchmarking</w:t>
-      </w:r>
-      <w:r>
-        <w:rPr>
-          <w:rFonts w:ascii="Times New Roman" w:eastAsia="Times New Roman" w:hAnsi="Times New Roman" w:cs="Times New Roman"/>
-          <w:sz w:val="22"/>
-          <w:szCs w:val="24"/>
-          <w:lang w:eastAsia="en-US"/>
-        </w:rPr>
-        <w:t xml:space="preserve">, </w:t>
-      </w:r>
-      <w:r>
-        <w:rPr>
-          <w:rFonts w:ascii="Times New Roman" w:eastAsia="Times New Roman" w:hAnsi="Times New Roman" w:cs="Times New Roman"/>
-          <w:bCs/>
-          <w:sz w:val="22"/>
-          <w:szCs w:val="24"/>
-          <w:lang w:eastAsia="en-US"/>
-        </w:rPr>
-        <w:t>production incident support</w:t>
-      </w:r>
-    </w:p>
-    <w:p>
-      <w:pPr>
-        <w:pStyle w:val="Heading3"/>
-        <w:pBdr>
-          <w:bottom w:val="single" w:sz="8" w:space="1" w:color="4472C4" w:themeColor="accent5"/>
-        </w:pBdr>
-        <w:spacing w:before="120" w:beforeAutospacing="0" w:after="120" w:afterAutospacing="0"/>
-        <w:jc w:val="both"/>
-        <w:rPr>
-          <w:rFonts w:ascii="Arial Black" w:hAnsi="Arial Black" w:cstheme="majorBidi" w:hint="default"/>
-          <w:color w:val="4472C4" w:themeColor="accent5"/>
-          <w:sz w:val="28"/>
-          <w:szCs w:val="32"/>
-        </w:rPr>
-      </w:pPr>
-      <w:r>
-        <w:rPr>
-          <w:rStyle w:val="Strong"/>
-          <w:rFonts w:ascii="Arial Black" w:hAnsi="Arial Black" w:cstheme="majorBidi" w:hint="default"/>
-          <w:b/>
-          <w:bCs/>
-          <w:color w:val="4472C4" w:themeColor="accent5"/>
-          <w:sz w:val="28"/>
-          <w:szCs w:val="32"/>
-        </w:rPr>
-        <w:t>PROFESSIONAL EXPERIENCE</w:t>
-      </w:r>
-    </w:p>
-    <w:p>
-      <w:pPr>
-        <w:pStyle w:val="NormalWeb"/>
-        <w:spacing w:beforeAutospacing="0" w:afterAutospacing="0"/>
-        <w:jc w:val="both"/>
-        <w:rPr>
-          <w:rStyle w:val="Strong"/>
-          <w:rFonts w:ascii="Arial Black" w:hAnsi="Arial Black" w:cstheme="majorBidi"/>
-          <w:szCs w:val="28"/>
-        </w:rPr>
-      </w:pPr>
-      <w:r>
-        <w:rPr>
-          <w:rStyle w:val="Strong"/>
-          <w:rFonts w:ascii="Arial Black" w:hAnsi="Arial Black" w:cstheme="majorBidi"/>
-          <w:szCs w:val="28"/>
-        </w:rPr>
-        <w:t>Senior Software Engineer</w:t>
-      </w:r>
-    </w:p>
-    <w:p>
-      <w:pPr>
-        <w:pStyle w:val="NormalWeb"/>
-        <w:spacing w:beforeAutospacing="0" w:afterAutospacing="0"/>
-        <w:contextualSpacing/>
-        <w:jc w:val="both"/>
-        <w:rPr>
-          <w:rFonts w:asciiTheme="majorBidi" w:hAnsiTheme="majorBidi" w:cstheme="majorBidi"/>
-          <w:szCs w:val="28"/>
-        </w:rPr>
-      </w:pPr>
-      <w:r>
-        <w:rPr>
-          <w:rFonts w:asciiTheme="majorBidi" w:hAnsiTheme="majorBidi" w:cstheme="majorBidi"/>
-          <w:b/>
-          <w:szCs w:val="28"/>
-        </w:rPr>
-        <w:t>Soft Build</w:t>
-      </w:r>
-      <w:r>
-        <w:rPr>
-          <w:rFonts w:asciiTheme="majorBidi" w:hAnsiTheme="majorBidi" w:cstheme="majorBidi"/>
-          <w:szCs w:val="28"/>
-        </w:rPr>
-        <w:t xml:space="preserve"> </w:t>
-      </w:r>
-      <w:r>
-        <w:rPr>
-          <w:rFonts w:asciiTheme="majorBidi" w:hAnsiTheme="majorBidi" w:cstheme="majorBidi"/>
-          <w:szCs w:val="28"/>
-        </w:rPr>
-        <w:t xml:space="preserve">| Bucharest, Romania </w:t>
-      </w:r>
-      <w:r>
-        <w:rPr>
-          <w:rFonts w:asciiTheme="majorBidi" w:hAnsiTheme="majorBidi" w:cstheme="majorBidi"/>
-          <w:i/>
-          <w:sz w:val="22"/>
-          <w:szCs w:val="28"/>
-        </w:rPr>
-        <w:t>(Jan</w:t>
-      </w:r>
-      <w:r>
-        <w:rPr>
-          <w:rFonts w:asciiTheme="majorBidi" w:hAnsiTheme="majorBidi" w:cstheme="majorBidi"/>
-          <w:i/>
-          <w:sz w:val="22"/>
-          <w:szCs w:val="28"/>
-        </w:rPr>
-        <w:t xml:space="preserve">2024 – </w:t>
-      </w:r>
-      <w:r>
-        <w:rPr>
-          <w:rFonts w:asciiTheme="majorBidi" w:hAnsiTheme="majorBidi" w:cstheme="majorBidi"/>
-          <w:i/>
-          <w:sz w:val="22"/>
-          <w:szCs w:val="28"/>
-        </w:rPr>
-        <w:t>Dec 2025)</w:t>
       </w:r>
     </w:p>
     <w:p>
@@ -2059,51 +486,301 @@
       <w:r>
         <w:rPr>
           <w:rFonts w:ascii="Times New Roman" w:eastAsia="Times New Roman" w:hAnsi="Times New Roman" w:cs="Times New Roman"/>
-          <w:sz w:val="22"/>
-          <w:szCs w:val="24"/>
-          <w:lang w:eastAsia="en-US"/>
-        </w:rPr>
-        <w:t xml:space="preserve">Led delivery of </w:t>
-      </w:r>
-      <w:r>
-        <w:rPr>
-          <w:rFonts w:ascii="Times New Roman" w:eastAsia="Times New Roman" w:hAnsi="Times New Roman" w:cs="Times New Roman"/>
           <w:b/>
           <w:bCs/>
           <w:sz w:val="22"/>
           <w:szCs w:val="24"/>
           <w:lang w:eastAsia="en-US"/>
         </w:rPr>
-        <w:t>production AI/ML services</w:t>
-      </w:r>
-      <w:r>
-        <w:rPr>
-          <w:rFonts w:ascii="Times New Roman" w:eastAsia="Times New Roman" w:hAnsi="Times New Roman" w:cs="Times New Roman"/>
-          <w:sz w:val="22"/>
-          <w:szCs w:val="24"/>
-          <w:lang w:eastAsia="en-US"/>
-        </w:rPr>
-        <w:t xml:space="preserve"> that exposed </w:t>
-      </w:r>
-      <w:r>
-        <w:rPr>
-          <w:rFonts w:ascii="Times New Roman" w:eastAsia="Times New Roman" w:hAnsi="Times New Roman" w:cs="Times New Roman"/>
-          <w:b/>
-          <w:bCs/>
-          <w:sz w:val="22"/>
-          <w:szCs w:val="24"/>
-          <w:lang w:eastAsia="en-US"/>
-        </w:rPr>
-        <w:t>model inference APIs</w:t>
-      </w:r>
-      <w:r>
-        <w:rPr>
-          <w:rFonts w:ascii="Times New Roman" w:eastAsia="Times New Roman" w:hAnsi="Times New Roman" w:cs="Times New Roman"/>
-          <w:sz w:val="22"/>
-          <w:szCs w:val="24"/>
-          <w:lang w:eastAsia="en-US"/>
-        </w:rPr>
-        <w:t xml:space="preserve"> and automated scoring jobs for operational decision workflows.</w:t>
+        <w:t>AI / Machine Learning</w:t>
+      </w:r>
+      <w:r>
+        <w:rPr>
+          <w:rFonts w:ascii="Times New Roman" w:eastAsia="Times New Roman" w:hAnsi="Times New Roman" w:cs="Times New Roman"/>
+          <w:bCs/>
+          <w:sz w:val="22"/>
+          <w:szCs w:val="24"/>
+          <w:lang w:eastAsia="en-US"/>
+        </w:rPr>
+        <w:t>:</w:t>
+      </w:r>
+      <w:r>
+        <w:rPr>
+          <w:rFonts w:ascii="Times New Roman" w:eastAsia="Times New Roman" w:hAnsi="Times New Roman" w:cs="Times New Roman"/>
+          <w:sz w:val="22"/>
+          <w:szCs w:val="24"/>
+          <w:lang w:eastAsia="en-US"/>
+        </w:rPr>
+        <w:t xml:space="preserve"> </w:t>
+      </w:r>
+      <w:r>
+        <w:rPr>
+          <w:rFonts w:ascii="Times New Roman" w:eastAsia="Times New Roman" w:hAnsi="Times New Roman" w:cs="Times New Roman"/>
+          <w:bCs/>
+          <w:sz w:val="22"/>
+          <w:szCs w:val="24"/>
+          <w:lang w:eastAsia="en-US"/>
+        </w:rPr>
+        <w:t>Supervised learning</w:t>
+      </w:r>
+      <w:r>
+        <w:rPr>
+          <w:rFonts w:ascii="Times New Roman" w:eastAsia="Times New Roman" w:hAnsi="Times New Roman" w:cs="Times New Roman"/>
+          <w:sz w:val="22"/>
+          <w:szCs w:val="24"/>
+          <w:lang w:eastAsia="en-US"/>
+        </w:rPr>
+        <w:t xml:space="preserve">, </w:t>
+      </w:r>
+      <w:r>
+        <w:rPr>
+          <w:rFonts w:ascii="Times New Roman" w:eastAsia="Times New Roman" w:hAnsi="Times New Roman" w:cs="Times New Roman"/>
+          <w:bCs/>
+          <w:sz w:val="22"/>
+          <w:szCs w:val="24"/>
+          <w:lang w:eastAsia="en-US"/>
+        </w:rPr>
+        <w:t>classification</w:t>
+      </w:r>
+      <w:r>
+        <w:rPr>
+          <w:rFonts w:ascii="Times New Roman" w:eastAsia="Times New Roman" w:hAnsi="Times New Roman" w:cs="Times New Roman"/>
+          <w:sz w:val="22"/>
+          <w:szCs w:val="24"/>
+          <w:lang w:eastAsia="en-US"/>
+        </w:rPr>
+        <w:t xml:space="preserve">, </w:t>
+      </w:r>
+      <w:r>
+        <w:rPr>
+          <w:rFonts w:ascii="Times New Roman" w:eastAsia="Times New Roman" w:hAnsi="Times New Roman" w:cs="Times New Roman"/>
+          <w:bCs/>
+          <w:sz w:val="22"/>
+          <w:szCs w:val="24"/>
+          <w:lang w:eastAsia="en-US"/>
+        </w:rPr>
+        <w:t>regression</w:t>
+      </w:r>
+      <w:r>
+        <w:rPr>
+          <w:rFonts w:ascii="Times New Roman" w:eastAsia="Times New Roman" w:hAnsi="Times New Roman" w:cs="Times New Roman"/>
+          <w:sz w:val="22"/>
+          <w:szCs w:val="24"/>
+          <w:lang w:eastAsia="en-US"/>
+        </w:rPr>
+        <w:t xml:space="preserve">, </w:t>
+      </w:r>
+      <w:r>
+        <w:rPr>
+          <w:rFonts w:ascii="Times New Roman" w:eastAsia="Times New Roman" w:hAnsi="Times New Roman" w:cs="Times New Roman"/>
+          <w:bCs/>
+          <w:sz w:val="22"/>
+          <w:szCs w:val="24"/>
+          <w:lang w:eastAsia="en-US"/>
+        </w:rPr>
+        <w:t>feature engineering</w:t>
+      </w:r>
+      <w:r>
+        <w:rPr>
+          <w:rFonts w:ascii="Times New Roman" w:eastAsia="Times New Roman" w:hAnsi="Times New Roman" w:cs="Times New Roman"/>
+          <w:sz w:val="22"/>
+          <w:szCs w:val="24"/>
+          <w:lang w:eastAsia="en-US"/>
+        </w:rPr>
+        <w:t xml:space="preserve">, </w:t>
+      </w:r>
+      <w:r>
+        <w:rPr>
+          <w:rFonts w:ascii="Times New Roman" w:eastAsia="Times New Roman" w:hAnsi="Times New Roman" w:cs="Times New Roman"/>
+          <w:bCs/>
+          <w:sz w:val="22"/>
+          <w:szCs w:val="24"/>
+          <w:lang w:eastAsia="en-US"/>
+        </w:rPr>
+        <w:t>model evaluation</w:t>
+      </w:r>
+      <w:r>
+        <w:rPr>
+          <w:rFonts w:ascii="Times New Roman" w:eastAsia="Times New Roman" w:hAnsi="Times New Roman" w:cs="Times New Roman"/>
+          <w:sz w:val="22"/>
+          <w:szCs w:val="24"/>
+          <w:lang w:eastAsia="en-US"/>
+        </w:rPr>
+        <w:t xml:space="preserve">, </w:t>
+      </w:r>
+      <w:proofErr w:type="spellStart"/>
+      <w:r>
+        <w:rPr>
+          <w:rFonts w:ascii="Times New Roman" w:eastAsia="Times New Roman" w:hAnsi="Times New Roman" w:cs="Times New Roman"/>
+          <w:bCs/>
+          <w:sz w:val="22"/>
+          <w:szCs w:val="24"/>
+          <w:lang w:eastAsia="en-US"/>
+        </w:rPr>
+        <w:t>hyperparameter</w:t>
+      </w:r>
+      <w:proofErr w:type="spellEnd"/>
+      <w:r>
+        <w:rPr>
+          <w:rFonts w:ascii="Times New Roman" w:eastAsia="Times New Roman" w:hAnsi="Times New Roman" w:cs="Times New Roman"/>
+          <w:bCs/>
+          <w:sz w:val="22"/>
+          <w:szCs w:val="24"/>
+          <w:lang w:eastAsia="en-US"/>
+        </w:rPr>
+        <w:t xml:space="preserve"> tuning</w:t>
+      </w:r>
+      <w:r>
+        <w:rPr>
+          <w:rFonts w:ascii="Times New Roman" w:eastAsia="Times New Roman" w:hAnsi="Times New Roman" w:cs="Times New Roman"/>
+          <w:sz w:val="22"/>
+          <w:szCs w:val="24"/>
+          <w:lang w:eastAsia="en-US"/>
+        </w:rPr>
+        <w:t xml:space="preserve">, </w:t>
+      </w:r>
+      <w:r>
+        <w:rPr>
+          <w:rFonts w:ascii="Times New Roman" w:eastAsia="Times New Roman" w:hAnsi="Times New Roman" w:cs="Times New Roman"/>
+          <w:bCs/>
+          <w:sz w:val="22"/>
+          <w:szCs w:val="24"/>
+          <w:lang w:eastAsia="en-US"/>
+        </w:rPr>
+        <w:t>training pipelines</w:t>
+      </w:r>
+      <w:r>
+        <w:rPr>
+          <w:rFonts w:ascii="Times New Roman" w:eastAsia="Times New Roman" w:hAnsi="Times New Roman" w:cs="Times New Roman"/>
+          <w:sz w:val="22"/>
+          <w:szCs w:val="24"/>
+          <w:lang w:eastAsia="en-US"/>
+        </w:rPr>
+        <w:t xml:space="preserve">, </w:t>
+      </w:r>
+      <w:r>
+        <w:rPr>
+          <w:rFonts w:ascii="Times New Roman" w:eastAsia="Times New Roman" w:hAnsi="Times New Roman" w:cs="Times New Roman"/>
+          <w:bCs/>
+          <w:sz w:val="22"/>
+          <w:szCs w:val="24"/>
+          <w:lang w:eastAsia="en-US"/>
+        </w:rPr>
+        <w:t>batch inference</w:t>
+      </w:r>
+      <w:r>
+        <w:rPr>
+          <w:rFonts w:ascii="Times New Roman" w:eastAsia="Times New Roman" w:hAnsi="Times New Roman" w:cs="Times New Roman"/>
+          <w:sz w:val="22"/>
+          <w:szCs w:val="24"/>
+          <w:lang w:eastAsia="en-US"/>
+        </w:rPr>
+        <w:t xml:space="preserve">, </w:t>
+      </w:r>
+      <w:r>
+        <w:rPr>
+          <w:rFonts w:ascii="Times New Roman" w:eastAsia="Times New Roman" w:hAnsi="Times New Roman" w:cs="Times New Roman"/>
+          <w:bCs/>
+          <w:sz w:val="22"/>
+          <w:szCs w:val="24"/>
+          <w:lang w:eastAsia="en-US"/>
+        </w:rPr>
+        <w:t>real-time inference</w:t>
+      </w:r>
+      <w:r>
+        <w:rPr>
+          <w:rFonts w:ascii="Times New Roman" w:eastAsia="Times New Roman" w:hAnsi="Times New Roman" w:cs="Times New Roman"/>
+          <w:sz w:val="22"/>
+          <w:szCs w:val="24"/>
+          <w:lang w:eastAsia="en-US"/>
+        </w:rPr>
+        <w:t xml:space="preserve">, </w:t>
+      </w:r>
+      <w:r>
+        <w:rPr>
+          <w:rFonts w:ascii="Times New Roman" w:eastAsia="Times New Roman" w:hAnsi="Times New Roman" w:cs="Times New Roman"/>
+          <w:bCs/>
+          <w:sz w:val="22"/>
+          <w:szCs w:val="24"/>
+          <w:lang w:eastAsia="en-US"/>
+        </w:rPr>
+        <w:t>model serving</w:t>
+      </w:r>
+      <w:r>
+        <w:rPr>
+          <w:rFonts w:ascii="Times New Roman" w:eastAsia="Times New Roman" w:hAnsi="Times New Roman" w:cs="Times New Roman"/>
+          <w:sz w:val="22"/>
+          <w:szCs w:val="24"/>
+          <w:lang w:eastAsia="en-US"/>
+        </w:rPr>
+        <w:t xml:space="preserve">, </w:t>
+      </w:r>
+      <w:r>
+        <w:rPr>
+          <w:rFonts w:ascii="Times New Roman" w:eastAsia="Times New Roman" w:hAnsi="Times New Roman" w:cs="Times New Roman"/>
+          <w:bCs/>
+          <w:sz w:val="22"/>
+          <w:szCs w:val="24"/>
+          <w:lang w:eastAsia="en-US"/>
+        </w:rPr>
+        <w:t>ML experimentation</w:t>
+      </w:r>
+      <w:r>
+        <w:rPr>
+          <w:rFonts w:ascii="Times New Roman" w:eastAsia="Times New Roman" w:hAnsi="Times New Roman" w:cs="Times New Roman"/>
+          <w:sz w:val="22"/>
+          <w:szCs w:val="24"/>
+          <w:lang w:eastAsia="en-US"/>
+        </w:rPr>
+        <w:t xml:space="preserve">, </w:t>
+      </w:r>
+      <w:r>
+        <w:rPr>
+          <w:rFonts w:ascii="Times New Roman" w:eastAsia="Times New Roman" w:hAnsi="Times New Roman" w:cs="Times New Roman"/>
+          <w:bCs/>
+          <w:sz w:val="22"/>
+          <w:szCs w:val="24"/>
+          <w:lang w:eastAsia="en-US"/>
+        </w:rPr>
+        <w:t>model validation</w:t>
+      </w:r>
+      <w:r>
+        <w:rPr>
+          <w:rFonts w:ascii="Times New Roman" w:eastAsia="Times New Roman" w:hAnsi="Times New Roman" w:cs="Times New Roman"/>
+          <w:sz w:val="22"/>
+          <w:szCs w:val="24"/>
+          <w:lang w:eastAsia="en-US"/>
+        </w:rPr>
+        <w:t xml:space="preserve">, </w:t>
+      </w:r>
+      <w:r>
+        <w:rPr>
+          <w:rFonts w:ascii="Times New Roman" w:eastAsia="Times New Roman" w:hAnsi="Times New Roman" w:cs="Times New Roman"/>
+          <w:bCs/>
+          <w:sz w:val="22"/>
+          <w:szCs w:val="24"/>
+          <w:lang w:eastAsia="en-US"/>
+        </w:rPr>
+        <w:t>drift monitoring</w:t>
+      </w:r>
+      <w:r>
+        <w:rPr>
+          <w:rFonts w:ascii="Times New Roman" w:eastAsia="Times New Roman" w:hAnsi="Times New Roman" w:cs="Times New Roman"/>
+          <w:sz w:val="22"/>
+          <w:szCs w:val="24"/>
+          <w:lang w:eastAsia="en-US"/>
+        </w:rPr>
+        <w:t xml:space="preserve">, </w:t>
+      </w:r>
+      <w:r>
+        <w:rPr>
+          <w:rFonts w:ascii="Times New Roman" w:eastAsia="Times New Roman" w:hAnsi="Times New Roman" w:cs="Times New Roman"/>
+          <w:bCs/>
+          <w:sz w:val="22"/>
+          <w:szCs w:val="24"/>
+          <w:lang w:eastAsia="en-US"/>
+        </w:rPr>
+        <w:t>model performance tracking</w:t>
       </w:r>
     </w:p>
     <w:p>
@@ -2125,42 +802,32 @@
       <w:r>
         <w:rPr>
           <w:rFonts w:ascii="Times New Roman" w:eastAsia="Times New Roman" w:hAnsi="Times New Roman" w:cs="Times New Roman"/>
-          <w:sz w:val="22"/>
-          <w:szCs w:val="24"/>
-          <w:lang w:eastAsia="en-US"/>
-        </w:rPr>
-        <w:t xml:space="preserve">Designed and maintained end-to-end </w:t>
-      </w:r>
-      <w:r>
-        <w:rPr>
-          <w:rFonts w:ascii="Times New Roman" w:eastAsia="Times New Roman" w:hAnsi="Times New Roman" w:cs="Times New Roman"/>
           <w:b/>
           <w:bCs/>
           <w:sz w:val="22"/>
           <w:szCs w:val="24"/>
           <w:lang w:eastAsia="en-US"/>
         </w:rPr>
-        <w:t>ML pipelines</w:t>
-      </w:r>
-      <w:r>
-        <w:rPr>
-          <w:rFonts w:ascii="Times New Roman" w:eastAsia="Times New Roman" w:hAnsi="Times New Roman" w:cs="Times New Roman"/>
-          <w:sz w:val="22"/>
-          <w:szCs w:val="24"/>
-          <w:lang w:eastAsia="en-US"/>
-        </w:rPr>
-        <w:t xml:space="preserve"> using </w:t>
-      </w:r>
-      <w:r>
-        <w:rPr>
-          <w:rFonts w:ascii="Times New Roman" w:eastAsia="Times New Roman" w:hAnsi="Times New Roman" w:cs="Times New Roman"/>
-          <w:b/>
-          <w:bCs/>
-          <w:sz w:val="22"/>
-          <w:szCs w:val="24"/>
-          <w:lang w:eastAsia="en-US"/>
-        </w:rPr>
-        <w:t>Airflow</w:t>
+        <w:t>Programming:</w:t>
+      </w:r>
+      <w:r>
+        <w:rPr>
+          <w:rFonts w:ascii="Times New Roman" w:eastAsia="Times New Roman" w:hAnsi="Times New Roman" w:cs="Times New Roman"/>
+          <w:sz w:val="22"/>
+          <w:szCs w:val="24"/>
+          <w:lang w:eastAsia="en-US"/>
+        </w:rPr>
+        <w:t xml:space="preserve"> </w:t>
+      </w:r>
+      <w:r>
+        <w:rPr>
+          <w:rFonts w:ascii="Times New Roman" w:eastAsia="Times New Roman" w:hAnsi="Times New Roman" w:cs="Times New Roman"/>
+          <w:bCs/>
+          <w:sz w:val="22"/>
+          <w:szCs w:val="24"/>
+          <w:lang w:eastAsia="en-US"/>
+        </w:rPr>
+        <w:t>Python</w:t>
       </w:r>
       <w:r>
         <w:rPr>
@@ -2174,13 +841,12 @@
       <w:r>
         <w:rPr>
           <w:rFonts w:ascii="Times New Roman" w:eastAsia="Times New Roman" w:hAnsi="Times New Roman" w:cs="Times New Roman"/>
-          <w:b/>
-          <w:bCs/>
-          <w:sz w:val="22"/>
-          <w:szCs w:val="24"/>
-          <w:lang w:eastAsia="en-US"/>
-        </w:rPr>
-        <w:t>Pandas</w:t>
+          <w:bCs/>
+          <w:sz w:val="22"/>
+          <w:szCs w:val="24"/>
+          <w:lang w:eastAsia="en-US"/>
+        </w:rPr>
+        <w:t>SQL</w:t>
       </w:r>
       <w:r>
         <w:rPr>
@@ -2191,47 +857,110 @@
         </w:rPr>
         <w:t xml:space="preserve">, </w:t>
       </w:r>
-      <w:proofErr w:type="spellStart"/>
-      <w:r>
-        <w:rPr>
-          <w:rFonts w:ascii="Times New Roman" w:eastAsia="Times New Roman" w:hAnsi="Times New Roman" w:cs="Times New Roman"/>
-          <w:b/>
-          <w:bCs/>
-          <w:sz w:val="22"/>
-          <w:szCs w:val="24"/>
-          <w:lang w:eastAsia="en-US"/>
-        </w:rPr>
-        <w:t>NumPy</w:t>
-      </w:r>
-      <w:proofErr w:type="spellEnd"/>
-      <w:r>
-        <w:rPr>
-          <w:rFonts w:ascii="Times New Roman" w:eastAsia="Times New Roman" w:hAnsi="Times New Roman" w:cs="Times New Roman"/>
-          <w:sz w:val="22"/>
-          <w:szCs w:val="24"/>
-          <w:lang w:eastAsia="en-US"/>
-        </w:rPr>
-        <w:t xml:space="preserve">, and </w:t>
-      </w:r>
-      <w:r>
-        <w:rPr>
-          <w:rFonts w:ascii="Times New Roman" w:eastAsia="Times New Roman" w:hAnsi="Times New Roman" w:cs="Times New Roman"/>
-          <w:b/>
-          <w:bCs/>
-          <w:sz w:val="22"/>
-          <w:szCs w:val="24"/>
-          <w:lang w:eastAsia="en-US"/>
-        </w:rPr>
-        <w:t>SQL</w:t>
-      </w:r>
-      <w:r>
-        <w:rPr>
-          <w:rFonts w:ascii="Times New Roman" w:eastAsia="Times New Roman" w:hAnsi="Times New Roman" w:cs="Times New Roman"/>
-          <w:sz w:val="22"/>
-          <w:szCs w:val="24"/>
-          <w:lang w:eastAsia="en-US"/>
-        </w:rPr>
-        <w:t xml:space="preserve"> for ingestion, transformation, feature preparation, training, and deployment.</w:t>
+      <w:r>
+        <w:rPr>
+          <w:rFonts w:ascii="Times New Roman" w:eastAsia="Times New Roman" w:hAnsi="Times New Roman" w:cs="Times New Roman"/>
+          <w:bCs/>
+          <w:sz w:val="22"/>
+          <w:szCs w:val="24"/>
+          <w:lang w:eastAsia="en-US"/>
+        </w:rPr>
+        <w:t>Bash</w:t>
+      </w:r>
+      <w:r>
+        <w:rPr>
+          <w:rFonts w:ascii="Times New Roman" w:eastAsia="Times New Roman" w:hAnsi="Times New Roman" w:cs="Times New Roman"/>
+          <w:sz w:val="22"/>
+          <w:szCs w:val="24"/>
+          <w:lang w:eastAsia="en-US"/>
+        </w:rPr>
+        <w:t xml:space="preserve">, </w:t>
+      </w:r>
+      <w:r>
+        <w:rPr>
+          <w:rFonts w:ascii="Times New Roman" w:eastAsia="Times New Roman" w:hAnsi="Times New Roman" w:cs="Times New Roman"/>
+          <w:bCs/>
+          <w:sz w:val="22"/>
+          <w:szCs w:val="24"/>
+          <w:lang w:eastAsia="en-US"/>
+        </w:rPr>
+        <w:t>REST APIs</w:t>
+      </w:r>
+      <w:r>
+        <w:rPr>
+          <w:rFonts w:ascii="Times New Roman" w:eastAsia="Times New Roman" w:hAnsi="Times New Roman" w:cs="Times New Roman"/>
+          <w:sz w:val="22"/>
+          <w:szCs w:val="24"/>
+          <w:lang w:eastAsia="en-US"/>
+        </w:rPr>
+        <w:t xml:space="preserve">, </w:t>
+      </w:r>
+      <w:r>
+        <w:rPr>
+          <w:rFonts w:ascii="Times New Roman" w:eastAsia="Times New Roman" w:hAnsi="Times New Roman" w:cs="Times New Roman"/>
+          <w:bCs/>
+          <w:sz w:val="22"/>
+          <w:szCs w:val="24"/>
+          <w:lang w:eastAsia="en-US"/>
+        </w:rPr>
+        <w:t>backend service development</w:t>
+      </w:r>
+      <w:r>
+        <w:rPr>
+          <w:rFonts w:ascii="Times New Roman" w:eastAsia="Times New Roman" w:hAnsi="Times New Roman" w:cs="Times New Roman"/>
+          <w:sz w:val="22"/>
+          <w:szCs w:val="24"/>
+          <w:lang w:eastAsia="en-US"/>
+        </w:rPr>
+        <w:t xml:space="preserve">, </w:t>
+      </w:r>
+      <w:r>
+        <w:rPr>
+          <w:rFonts w:ascii="Times New Roman" w:eastAsia="Times New Roman" w:hAnsi="Times New Roman" w:cs="Times New Roman"/>
+          <w:bCs/>
+          <w:sz w:val="22"/>
+          <w:szCs w:val="24"/>
+          <w:lang w:eastAsia="en-US"/>
+        </w:rPr>
+        <w:t>data transformation</w:t>
+      </w:r>
+      <w:r>
+        <w:rPr>
+          <w:rFonts w:ascii="Times New Roman" w:eastAsia="Times New Roman" w:hAnsi="Times New Roman" w:cs="Times New Roman"/>
+          <w:sz w:val="22"/>
+          <w:szCs w:val="24"/>
+          <w:lang w:eastAsia="en-US"/>
+        </w:rPr>
+        <w:t xml:space="preserve">, </w:t>
+      </w:r>
+      <w:r>
+        <w:rPr>
+          <w:rFonts w:ascii="Times New Roman" w:eastAsia="Times New Roman" w:hAnsi="Times New Roman" w:cs="Times New Roman"/>
+          <w:bCs/>
+          <w:sz w:val="22"/>
+          <w:szCs w:val="24"/>
+          <w:lang w:eastAsia="en-US"/>
+        </w:rPr>
+        <w:t>ETL</w:t>
+      </w:r>
+      <w:r>
+        <w:rPr>
+          <w:rFonts w:ascii="Times New Roman" w:eastAsia="Times New Roman" w:hAnsi="Times New Roman" w:cs="Times New Roman"/>
+          <w:sz w:val="22"/>
+          <w:szCs w:val="24"/>
+          <w:lang w:eastAsia="en-US"/>
+        </w:rPr>
+        <w:t xml:space="preserve">, </w:t>
+      </w:r>
+      <w:r>
+        <w:rPr>
+          <w:rFonts w:ascii="Times New Roman" w:eastAsia="Times New Roman" w:hAnsi="Times New Roman" w:cs="Times New Roman"/>
+          <w:bCs/>
+          <w:sz w:val="22"/>
+          <w:szCs w:val="24"/>
+          <w:lang w:eastAsia="en-US"/>
+        </w:rPr>
+        <w:t>integration workflows</w:t>
       </w:r>
     </w:p>
     <w:p>
@@ -2253,36 +982,26 @@
       <w:r>
         <w:rPr>
           <w:rFonts w:ascii="Times New Roman" w:eastAsia="Times New Roman" w:hAnsi="Times New Roman" w:cs="Times New Roman"/>
-          <w:sz w:val="22"/>
-          <w:szCs w:val="24"/>
-          <w:lang w:eastAsia="en-US"/>
-        </w:rPr>
-        <w:t xml:space="preserve">Built reusable </w:t>
-      </w:r>
-      <w:r>
-        <w:rPr>
-          <w:rFonts w:ascii="Times New Roman" w:eastAsia="Times New Roman" w:hAnsi="Times New Roman" w:cs="Times New Roman"/>
           <w:b/>
           <w:bCs/>
           <w:sz w:val="22"/>
           <w:szCs w:val="24"/>
           <w:lang w:eastAsia="en-US"/>
         </w:rPr>
-        <w:t>feature engineering</w:t>
-      </w:r>
-      <w:r>
-        <w:rPr>
-          <w:rFonts w:ascii="Times New Roman" w:eastAsia="Times New Roman" w:hAnsi="Times New Roman" w:cs="Times New Roman"/>
-          <w:sz w:val="22"/>
-          <w:szCs w:val="24"/>
-          <w:lang w:eastAsia="en-US"/>
-        </w:rPr>
-        <w:t xml:space="preserve"> workflows with </w:t>
-      </w:r>
-      <w:r>
-        <w:rPr>
-          <w:rFonts w:ascii="Times New Roman" w:eastAsia="Times New Roman" w:hAnsi="Times New Roman" w:cs="Times New Roman"/>
-          <w:b/>
+        <w:t>ML / Data Tooling:</w:t>
+      </w:r>
+      <w:r>
+        <w:rPr>
+          <w:rFonts w:ascii="Times New Roman" w:eastAsia="Times New Roman" w:hAnsi="Times New Roman" w:cs="Times New Roman"/>
+          <w:sz w:val="22"/>
+          <w:szCs w:val="24"/>
+          <w:lang w:eastAsia="en-US"/>
+        </w:rPr>
+        <w:t xml:space="preserve"> </w:t>
+      </w:r>
+      <w:r>
+        <w:rPr>
+          <w:rFonts w:ascii="Times New Roman" w:eastAsia="Times New Roman" w:hAnsi="Times New Roman" w:cs="Times New Roman"/>
           <w:bCs/>
           <w:sz w:val="22"/>
           <w:szCs w:val="24"/>
@@ -2303,7 +1022,6 @@
       <w:r>
         <w:rPr>
           <w:rFonts w:ascii="Times New Roman" w:eastAsia="Times New Roman" w:hAnsi="Times New Roman" w:cs="Times New Roman"/>
-          <w:b/>
           <w:bCs/>
           <w:sz w:val="22"/>
           <w:szCs w:val="24"/>
@@ -2319,13 +1037,167 @@
           <w:szCs w:val="24"/>
           <w:lang w:eastAsia="en-US"/>
         </w:rPr>
-        <w:t xml:space="preserve">, and </w:t>
+        <w:t xml:space="preserve">, </w:t>
       </w:r>
       <w:proofErr w:type="spellStart"/>
       <w:r>
         <w:rPr>
           <w:rFonts w:ascii="Times New Roman" w:eastAsia="Times New Roman" w:hAnsi="Times New Roman" w:cs="Times New Roman"/>
-          <w:b/>
+          <w:bCs/>
+          <w:sz w:val="22"/>
+          <w:szCs w:val="24"/>
+          <w:lang w:eastAsia="en-US"/>
+        </w:rPr>
+        <w:t>scikit</w:t>
+      </w:r>
+      <w:proofErr w:type="spellEnd"/>
+      <w:r>
+        <w:rPr>
+          <w:rFonts w:ascii="Times New Roman" w:eastAsia="Times New Roman" w:hAnsi="Times New Roman" w:cs="Times New Roman"/>
+          <w:bCs/>
+          <w:sz w:val="22"/>
+          <w:szCs w:val="24"/>
+          <w:lang w:eastAsia="en-US"/>
+        </w:rPr>
+        <w:t>-learn</w:t>
+      </w:r>
+      <w:r>
+        <w:rPr>
+          <w:rFonts w:ascii="Times New Roman" w:eastAsia="Times New Roman" w:hAnsi="Times New Roman" w:cs="Times New Roman"/>
+          <w:sz w:val="22"/>
+          <w:szCs w:val="24"/>
+          <w:lang w:eastAsia="en-US"/>
+        </w:rPr>
+        <w:t xml:space="preserve">, </w:t>
+      </w:r>
+      <w:proofErr w:type="spellStart"/>
+      <w:r>
+        <w:rPr>
+          <w:rFonts w:ascii="Times New Roman" w:eastAsia="Times New Roman" w:hAnsi="Times New Roman" w:cs="Times New Roman"/>
+          <w:bCs/>
+          <w:sz w:val="22"/>
+          <w:szCs w:val="24"/>
+          <w:lang w:eastAsia="en-US"/>
+        </w:rPr>
+        <w:t>XGBoost</w:t>
+      </w:r>
+      <w:proofErr w:type="spellEnd"/>
+      <w:r>
+        <w:rPr>
+          <w:rFonts w:ascii="Times New Roman" w:eastAsia="Times New Roman" w:hAnsi="Times New Roman" w:cs="Times New Roman"/>
+          <w:sz w:val="22"/>
+          <w:szCs w:val="24"/>
+          <w:lang w:eastAsia="en-US"/>
+        </w:rPr>
+        <w:t xml:space="preserve">, </w:t>
+      </w:r>
+      <w:proofErr w:type="spellStart"/>
+      <w:r>
+        <w:rPr>
+          <w:rFonts w:ascii="Times New Roman" w:eastAsia="Times New Roman" w:hAnsi="Times New Roman" w:cs="Times New Roman"/>
+          <w:bCs/>
+          <w:sz w:val="22"/>
+          <w:szCs w:val="24"/>
+          <w:lang w:eastAsia="en-US"/>
+        </w:rPr>
+        <w:t>TensorFlow</w:t>
+      </w:r>
+      <w:proofErr w:type="spellEnd"/>
+      <w:r>
+        <w:rPr>
+          <w:rFonts w:ascii="Times New Roman" w:eastAsia="Times New Roman" w:hAnsi="Times New Roman" w:cs="Times New Roman"/>
+          <w:sz w:val="22"/>
+          <w:szCs w:val="24"/>
+          <w:lang w:eastAsia="en-US"/>
+        </w:rPr>
+        <w:t xml:space="preserve">, </w:t>
+      </w:r>
+      <w:proofErr w:type="spellStart"/>
+      <w:r>
+        <w:rPr>
+          <w:rFonts w:ascii="Times New Roman" w:eastAsia="Times New Roman" w:hAnsi="Times New Roman" w:cs="Times New Roman"/>
+          <w:bCs/>
+          <w:sz w:val="22"/>
+          <w:szCs w:val="24"/>
+          <w:lang w:eastAsia="en-US"/>
+        </w:rPr>
+        <w:t>PyTorch</w:t>
+      </w:r>
+      <w:proofErr w:type="spellEnd"/>
+      <w:r>
+        <w:rPr>
+          <w:rFonts w:ascii="Times New Roman" w:eastAsia="Times New Roman" w:hAnsi="Times New Roman" w:cs="Times New Roman"/>
+          <w:sz w:val="22"/>
+          <w:szCs w:val="24"/>
+          <w:lang w:eastAsia="en-US"/>
+        </w:rPr>
+        <w:t xml:space="preserve">, </w:t>
+      </w:r>
+      <w:proofErr w:type="spellStart"/>
+      <w:r>
+        <w:rPr>
+          <w:rFonts w:ascii="Times New Roman" w:eastAsia="Times New Roman" w:hAnsi="Times New Roman" w:cs="Times New Roman"/>
+          <w:bCs/>
+          <w:sz w:val="22"/>
+          <w:szCs w:val="24"/>
+          <w:lang w:eastAsia="en-US"/>
+        </w:rPr>
+        <w:t>Jupyter</w:t>
+      </w:r>
+      <w:proofErr w:type="spellEnd"/>
+      <w:r>
+        <w:rPr>
+          <w:rFonts w:ascii="Times New Roman" w:eastAsia="Times New Roman" w:hAnsi="Times New Roman" w:cs="Times New Roman"/>
+          <w:sz w:val="22"/>
+          <w:szCs w:val="24"/>
+          <w:lang w:eastAsia="en-US"/>
+        </w:rPr>
+        <w:t xml:space="preserve">, </w:t>
+      </w:r>
+      <w:proofErr w:type="spellStart"/>
+      <w:r>
+        <w:rPr>
+          <w:rFonts w:ascii="Times New Roman" w:eastAsia="Times New Roman" w:hAnsi="Times New Roman" w:cs="Times New Roman"/>
+          <w:bCs/>
+          <w:sz w:val="22"/>
+          <w:szCs w:val="24"/>
+          <w:lang w:eastAsia="en-US"/>
+        </w:rPr>
+        <w:t>MLflow</w:t>
+      </w:r>
+      <w:proofErr w:type="spellEnd"/>
+      <w:r>
+        <w:rPr>
+          <w:rFonts w:ascii="Times New Roman" w:eastAsia="Times New Roman" w:hAnsi="Times New Roman" w:cs="Times New Roman"/>
+          <w:sz w:val="22"/>
+          <w:szCs w:val="24"/>
+          <w:lang w:eastAsia="en-US"/>
+        </w:rPr>
+        <w:t xml:space="preserve">, </w:t>
+      </w:r>
+      <w:r>
+        <w:rPr>
+          <w:rFonts w:ascii="Times New Roman" w:eastAsia="Times New Roman" w:hAnsi="Times New Roman" w:cs="Times New Roman"/>
+          <w:bCs/>
+          <w:sz w:val="22"/>
+          <w:szCs w:val="24"/>
+          <w:lang w:eastAsia="en-US"/>
+        </w:rPr>
+        <w:t>Airflow</w:t>
+      </w:r>
+      <w:r>
+        <w:rPr>
+          <w:rFonts w:ascii="Times New Roman" w:eastAsia="Times New Roman" w:hAnsi="Times New Roman" w:cs="Times New Roman"/>
+          <w:sz w:val="22"/>
+          <w:szCs w:val="24"/>
+          <w:lang w:eastAsia="en-US"/>
+        </w:rPr>
+        <w:t xml:space="preserve">, </w:t>
+      </w:r>
+      <w:proofErr w:type="spellStart"/>
+      <w:r>
+        <w:rPr>
+          <w:rFonts w:ascii="Times New Roman" w:eastAsia="Times New Roman" w:hAnsi="Times New Roman" w:cs="Times New Roman"/>
           <w:bCs/>
           <w:sz w:val="22"/>
           <w:szCs w:val="24"/>
@@ -2341,27 +1213,17 @@
           <w:szCs w:val="24"/>
           <w:lang w:eastAsia="en-US"/>
         </w:rPr>
-        <w:t xml:space="preserve">, improving dataset consistency by </w:t>
-      </w:r>
-      <w:r>
-        <w:rPr>
-          <w:rFonts w:ascii="Times New Roman" w:eastAsia="Times New Roman" w:hAnsi="Times New Roman" w:cs="Times New Roman"/>
-          <w:b/>
-          <w:bCs/>
-          <w:sz w:val="22"/>
-          <w:szCs w:val="24"/>
-          <w:lang w:eastAsia="en-US"/>
-        </w:rPr>
-        <w:t>24%</w:t>
-      </w:r>
-      <w:r>
-        <w:rPr>
-          <w:rFonts w:ascii="Times New Roman" w:eastAsia="Times New Roman" w:hAnsi="Times New Roman" w:cs="Times New Roman"/>
-          <w:sz w:val="22"/>
-          <w:szCs w:val="24"/>
-          <w:lang w:eastAsia="en-US"/>
-        </w:rPr>
-        <w:t xml:space="preserve"> across model training runs.</w:t>
+        <w:t xml:space="preserve">, </w:t>
+      </w:r>
+      <w:r>
+        <w:rPr>
+          <w:rFonts w:ascii="Times New Roman" w:eastAsia="Times New Roman" w:hAnsi="Times New Roman" w:cs="Times New Roman"/>
+          <w:bCs/>
+          <w:sz w:val="22"/>
+          <w:szCs w:val="24"/>
+          <w:lang w:eastAsia="en-US"/>
+        </w:rPr>
+        <w:t>feature engineering frameworks</w:t>
       </w:r>
     </w:p>
     <w:p>
@@ -2383,88 +1245,205 @@
       <w:r>
         <w:rPr>
           <w:rFonts w:ascii="Times New Roman" w:eastAsia="Times New Roman" w:hAnsi="Times New Roman" w:cs="Times New Roman"/>
-          <w:sz w:val="22"/>
-          <w:szCs w:val="24"/>
-          <w:lang w:eastAsia="en-US"/>
-        </w:rPr>
-        <w:t xml:space="preserve">Trained and evaluated production models using </w:t>
+          <w:b/>
+          <w:bCs/>
+          <w:sz w:val="22"/>
+          <w:szCs w:val="24"/>
+          <w:lang w:eastAsia="en-US"/>
+        </w:rPr>
+        <w:t>Data Platforms:</w:t>
+      </w:r>
+      <w:r>
+        <w:rPr>
+          <w:rFonts w:ascii="Times New Roman" w:eastAsia="Times New Roman" w:hAnsi="Times New Roman" w:cs="Times New Roman"/>
+          <w:sz w:val="22"/>
+          <w:szCs w:val="24"/>
+          <w:lang w:eastAsia="en-US"/>
+        </w:rPr>
+        <w:t xml:space="preserve"> </w:t>
+      </w:r>
+      <w:r>
+        <w:rPr>
+          <w:rFonts w:ascii="Times New Roman" w:eastAsia="Times New Roman" w:hAnsi="Times New Roman" w:cs="Times New Roman"/>
+          <w:bCs/>
+          <w:sz w:val="22"/>
+          <w:szCs w:val="24"/>
+          <w:lang w:eastAsia="en-US"/>
+        </w:rPr>
+        <w:t>PostgreSQL</w:t>
+      </w:r>
+      <w:r>
+        <w:rPr>
+          <w:rFonts w:ascii="Times New Roman" w:eastAsia="Times New Roman" w:hAnsi="Times New Roman" w:cs="Times New Roman"/>
+          <w:sz w:val="22"/>
+          <w:szCs w:val="24"/>
+          <w:lang w:eastAsia="en-US"/>
+        </w:rPr>
+        <w:t xml:space="preserve">, </w:t>
+      </w:r>
+      <w:r>
+        <w:rPr>
+          <w:rFonts w:ascii="Times New Roman" w:eastAsia="Times New Roman" w:hAnsi="Times New Roman" w:cs="Times New Roman"/>
+          <w:bCs/>
+          <w:sz w:val="22"/>
+          <w:szCs w:val="24"/>
+          <w:lang w:eastAsia="en-US"/>
+        </w:rPr>
+        <w:t>MySQL</w:t>
+      </w:r>
+      <w:r>
+        <w:rPr>
+          <w:rFonts w:ascii="Times New Roman" w:eastAsia="Times New Roman" w:hAnsi="Times New Roman" w:cs="Times New Roman"/>
+          <w:sz w:val="22"/>
+          <w:szCs w:val="24"/>
+          <w:lang w:eastAsia="en-US"/>
+        </w:rPr>
+        <w:t xml:space="preserve">, </w:t>
+      </w:r>
+      <w:r>
+        <w:rPr>
+          <w:rFonts w:ascii="Times New Roman" w:eastAsia="Times New Roman" w:hAnsi="Times New Roman" w:cs="Times New Roman"/>
+          <w:bCs/>
+          <w:sz w:val="22"/>
+          <w:szCs w:val="24"/>
+          <w:lang w:eastAsia="en-US"/>
+        </w:rPr>
+        <w:t>SQL Server</w:t>
+      </w:r>
+      <w:r>
+        <w:rPr>
+          <w:rFonts w:ascii="Times New Roman" w:eastAsia="Times New Roman" w:hAnsi="Times New Roman" w:cs="Times New Roman"/>
+          <w:sz w:val="22"/>
+          <w:szCs w:val="24"/>
+          <w:lang w:eastAsia="en-US"/>
+        </w:rPr>
+        <w:t xml:space="preserve">, </w:t>
       </w:r>
       <w:proofErr w:type="spellStart"/>
       <w:r>
         <w:rPr>
           <w:rFonts w:ascii="Times New Roman" w:eastAsia="Times New Roman" w:hAnsi="Times New Roman" w:cs="Times New Roman"/>
-          <w:b/>
-          <w:bCs/>
-          <w:sz w:val="22"/>
-          <w:szCs w:val="24"/>
-          <w:lang w:eastAsia="en-US"/>
-        </w:rPr>
-        <w:t>scikit</w:t>
+          <w:bCs/>
+          <w:sz w:val="22"/>
+          <w:szCs w:val="24"/>
+          <w:lang w:eastAsia="en-US"/>
+        </w:rPr>
+        <w:t>Redis</w:t>
       </w:r>
       <w:proofErr w:type="spellEnd"/>
       <w:r>
         <w:rPr>
           <w:rFonts w:ascii="Times New Roman" w:eastAsia="Times New Roman" w:hAnsi="Times New Roman" w:cs="Times New Roman"/>
-          <w:b/>
-          <w:bCs/>
-          <w:sz w:val="22"/>
-          <w:szCs w:val="24"/>
-          <w:lang w:eastAsia="en-US"/>
-        </w:rPr>
-        <w:t>-learn</w:t>
-      </w:r>
-      <w:r>
-        <w:rPr>
-          <w:rFonts w:ascii="Times New Roman" w:eastAsia="Times New Roman" w:hAnsi="Times New Roman" w:cs="Times New Roman"/>
           <w:sz w:val="22"/>
           <w:szCs w:val="24"/>
           <w:lang w:eastAsia="en-US"/>
         </w:rPr>
         <w:t xml:space="preserve">, </w:t>
       </w:r>
-      <w:proofErr w:type="spellStart"/>
-      <w:r>
-        <w:rPr>
-          <w:rFonts w:ascii="Times New Roman" w:eastAsia="Times New Roman" w:hAnsi="Times New Roman" w:cs="Times New Roman"/>
-          <w:b/>
-          <w:bCs/>
-          <w:sz w:val="22"/>
-          <w:szCs w:val="24"/>
-          <w:lang w:eastAsia="en-US"/>
-        </w:rPr>
-        <w:t>XGBoost</w:t>
-      </w:r>
-      <w:proofErr w:type="spellEnd"/>
-      <w:r>
-        <w:rPr>
-          <w:rFonts w:ascii="Times New Roman" w:eastAsia="Times New Roman" w:hAnsi="Times New Roman" w:cs="Times New Roman"/>
-          <w:sz w:val="22"/>
-          <w:szCs w:val="24"/>
-          <w:lang w:eastAsia="en-US"/>
-        </w:rPr>
-        <w:t xml:space="preserve">, and </w:t>
-      </w:r>
-      <w:proofErr w:type="spellStart"/>
-      <w:r>
-        <w:rPr>
-          <w:rFonts w:ascii="Times New Roman" w:eastAsia="Times New Roman" w:hAnsi="Times New Roman" w:cs="Times New Roman"/>
-          <w:b/>
-          <w:bCs/>
-          <w:sz w:val="22"/>
-          <w:szCs w:val="24"/>
-          <w:lang w:eastAsia="en-US"/>
-        </w:rPr>
-        <w:t>TensorFlow</w:t>
-      </w:r>
-      <w:proofErr w:type="spellEnd"/>
-      <w:r>
-        <w:rPr>
-          <w:rFonts w:ascii="Times New Roman" w:eastAsia="Times New Roman" w:hAnsi="Times New Roman" w:cs="Times New Roman"/>
-          <w:sz w:val="22"/>
-          <w:szCs w:val="24"/>
-          <w:lang w:eastAsia="en-US"/>
-        </w:rPr>
-        <w:t>, improving prediction quality and supporting multiple business use cases.</w:t>
+      <w:r>
+        <w:rPr>
+          <w:rFonts w:ascii="Times New Roman" w:eastAsia="Times New Roman" w:hAnsi="Times New Roman" w:cs="Times New Roman"/>
+          <w:bCs/>
+          <w:sz w:val="22"/>
+          <w:szCs w:val="24"/>
+          <w:lang w:eastAsia="en-US"/>
+        </w:rPr>
+        <w:t>MongoDB</w:t>
+      </w:r>
+      <w:r>
+        <w:rPr>
+          <w:rFonts w:ascii="Times New Roman" w:eastAsia="Times New Roman" w:hAnsi="Times New Roman" w:cs="Times New Roman"/>
+          <w:sz w:val="22"/>
+          <w:szCs w:val="24"/>
+          <w:lang w:eastAsia="en-US"/>
+        </w:rPr>
+        <w:t xml:space="preserve">, </w:t>
+      </w:r>
+      <w:r>
+        <w:rPr>
+          <w:rFonts w:ascii="Times New Roman" w:eastAsia="Times New Roman" w:hAnsi="Times New Roman" w:cs="Times New Roman"/>
+          <w:bCs/>
+          <w:sz w:val="22"/>
+          <w:szCs w:val="24"/>
+          <w:lang w:eastAsia="en-US"/>
+        </w:rPr>
+        <w:t>data warehousing</w:t>
+      </w:r>
+      <w:r>
+        <w:rPr>
+          <w:rFonts w:ascii="Times New Roman" w:eastAsia="Times New Roman" w:hAnsi="Times New Roman" w:cs="Times New Roman"/>
+          <w:sz w:val="22"/>
+          <w:szCs w:val="24"/>
+          <w:lang w:eastAsia="en-US"/>
+        </w:rPr>
+        <w:t xml:space="preserve">, </w:t>
+      </w:r>
+      <w:r>
+        <w:rPr>
+          <w:rFonts w:ascii="Times New Roman" w:eastAsia="Times New Roman" w:hAnsi="Times New Roman" w:cs="Times New Roman"/>
+          <w:bCs/>
+          <w:sz w:val="22"/>
+          <w:szCs w:val="24"/>
+          <w:lang w:eastAsia="en-US"/>
+        </w:rPr>
+        <w:t>dataset preparation</w:t>
+      </w:r>
+      <w:r>
+        <w:rPr>
+          <w:rFonts w:ascii="Times New Roman" w:eastAsia="Times New Roman" w:hAnsi="Times New Roman" w:cs="Times New Roman"/>
+          <w:sz w:val="22"/>
+          <w:szCs w:val="24"/>
+          <w:lang w:eastAsia="en-US"/>
+        </w:rPr>
+        <w:t xml:space="preserve">, </w:t>
+      </w:r>
+      <w:r>
+        <w:rPr>
+          <w:rFonts w:ascii="Times New Roman" w:eastAsia="Times New Roman" w:hAnsi="Times New Roman" w:cs="Times New Roman"/>
+          <w:bCs/>
+          <w:sz w:val="22"/>
+          <w:szCs w:val="24"/>
+          <w:lang w:eastAsia="en-US"/>
+        </w:rPr>
+        <w:t>schema design</w:t>
+      </w:r>
+      <w:r>
+        <w:rPr>
+          <w:rFonts w:ascii="Times New Roman" w:eastAsia="Times New Roman" w:hAnsi="Times New Roman" w:cs="Times New Roman"/>
+          <w:sz w:val="22"/>
+          <w:szCs w:val="24"/>
+          <w:lang w:eastAsia="en-US"/>
+        </w:rPr>
+        <w:t xml:space="preserve">, </w:t>
+      </w:r>
+      <w:r>
+        <w:rPr>
+          <w:rFonts w:ascii="Times New Roman" w:eastAsia="Times New Roman" w:hAnsi="Times New Roman" w:cs="Times New Roman"/>
+          <w:bCs/>
+          <w:sz w:val="22"/>
+          <w:szCs w:val="24"/>
+          <w:lang w:eastAsia="en-US"/>
+        </w:rPr>
+        <w:t>query tuning</w:t>
+      </w:r>
+      <w:r>
+        <w:rPr>
+          <w:rFonts w:ascii="Times New Roman" w:eastAsia="Times New Roman" w:hAnsi="Times New Roman" w:cs="Times New Roman"/>
+          <w:sz w:val="22"/>
+          <w:szCs w:val="24"/>
+          <w:lang w:eastAsia="en-US"/>
+        </w:rPr>
+        <w:t xml:space="preserve">, </w:t>
+      </w:r>
+      <w:r>
+        <w:rPr>
+          <w:rFonts w:ascii="Times New Roman" w:eastAsia="Times New Roman" w:hAnsi="Times New Roman" w:cs="Times New Roman"/>
+          <w:bCs/>
+          <w:sz w:val="22"/>
+          <w:szCs w:val="24"/>
+          <w:lang w:eastAsia="en-US"/>
+        </w:rPr>
+        <w:t>data quality validation</w:t>
       </w:r>
     </w:p>
     <w:p>
@@ -2486,32 +1465,15 @@
       <w:r>
         <w:rPr>
           <w:rFonts w:ascii="Times New Roman" w:eastAsia="Times New Roman" w:hAnsi="Times New Roman" w:cs="Times New Roman"/>
-          <w:sz w:val="22"/>
-          <w:szCs w:val="24"/>
-          <w:lang w:eastAsia="en-US"/>
-        </w:rPr>
-        <w:t xml:space="preserve">Implemented </w:t>
-      </w:r>
-      <w:r>
-        <w:rPr>
-          <w:rFonts w:ascii="Times New Roman" w:eastAsia="Times New Roman" w:hAnsi="Times New Roman" w:cs="Times New Roman"/>
           <w:b/>
           <w:bCs/>
           <w:sz w:val="22"/>
           <w:szCs w:val="24"/>
           <w:lang w:eastAsia="en-US"/>
         </w:rPr>
-        <w:t>model deployment</w:t>
-      </w:r>
-      <w:r>
-        <w:rPr>
-          <w:rFonts w:ascii="Times New Roman" w:eastAsia="Times New Roman" w:hAnsi="Times New Roman" w:cs="Times New Roman"/>
-          <w:sz w:val="22"/>
-          <w:szCs w:val="24"/>
-          <w:lang w:eastAsia="en-US"/>
-        </w:rPr>
-        <w:t xml:space="preserve"> patterns for containerized services, reducing deployment friction by </w:t>
-      </w:r>
+        <w:t xml:space="preserve">Cloud &amp; </w:t>
+      </w:r>
+      <w:proofErr w:type="spellStart"/>
       <w:r>
         <w:rPr>
           <w:rFonts w:ascii="Times New Roman" w:eastAsia="Times New Roman" w:hAnsi="Times New Roman" w:cs="Times New Roman"/>
@@ -2521,16 +1483,228 @@
           <w:szCs w:val="24"/>
           <w:lang w:eastAsia="en-US"/>
         </w:rPr>
-        <w:t>21%</w:t>
-      </w:r>
-      <w:r>
-        <w:rPr>
-          <w:rFonts w:ascii="Times New Roman" w:eastAsia="Times New Roman" w:hAnsi="Times New Roman" w:cs="Times New Roman"/>
-          <w:sz w:val="22"/>
-          <w:szCs w:val="24"/>
-          <w:lang w:eastAsia="en-US"/>
-        </w:rPr>
-        <w:t xml:space="preserve"> and improving release confidence.</w:t>
+        <w:t>MLOps</w:t>
+      </w:r>
+      <w:proofErr w:type="spellEnd"/>
+      <w:r>
+        <w:rPr>
+          <w:rFonts w:ascii="Times New Roman" w:eastAsia="Times New Roman" w:hAnsi="Times New Roman" w:cs="Times New Roman"/>
+          <w:b/>
+          <w:bCs/>
+          <w:sz w:val="22"/>
+          <w:szCs w:val="24"/>
+          <w:lang w:eastAsia="en-US"/>
+        </w:rPr>
+        <w:t>:</w:t>
+      </w:r>
+      <w:r>
+        <w:rPr>
+          <w:rFonts w:ascii="Times New Roman" w:eastAsia="Times New Roman" w:hAnsi="Times New Roman" w:cs="Times New Roman"/>
+          <w:sz w:val="22"/>
+          <w:szCs w:val="24"/>
+          <w:lang w:eastAsia="en-US"/>
+        </w:rPr>
+        <w:t xml:space="preserve"> </w:t>
+      </w:r>
+      <w:r>
+        <w:rPr>
+          <w:rFonts w:ascii="Times New Roman" w:eastAsia="Times New Roman" w:hAnsi="Times New Roman" w:cs="Times New Roman"/>
+          <w:bCs/>
+          <w:sz w:val="22"/>
+          <w:szCs w:val="24"/>
+          <w:lang w:eastAsia="en-US"/>
+        </w:rPr>
+        <w:t>AWS</w:t>
+      </w:r>
+      <w:r>
+        <w:rPr>
+          <w:rFonts w:ascii="Times New Roman" w:eastAsia="Times New Roman" w:hAnsi="Times New Roman" w:cs="Times New Roman"/>
+          <w:sz w:val="22"/>
+          <w:szCs w:val="24"/>
+          <w:lang w:eastAsia="en-US"/>
+        </w:rPr>
+        <w:t xml:space="preserve">, </w:t>
+      </w:r>
+      <w:r>
+        <w:rPr>
+          <w:rFonts w:ascii="Times New Roman" w:eastAsia="Times New Roman" w:hAnsi="Times New Roman" w:cs="Times New Roman"/>
+          <w:bCs/>
+          <w:sz w:val="22"/>
+          <w:szCs w:val="24"/>
+          <w:lang w:eastAsia="en-US"/>
+        </w:rPr>
+        <w:t>Azure</w:t>
+      </w:r>
+      <w:r>
+        <w:rPr>
+          <w:rFonts w:ascii="Times New Roman" w:eastAsia="Times New Roman" w:hAnsi="Times New Roman" w:cs="Times New Roman"/>
+          <w:sz w:val="22"/>
+          <w:szCs w:val="24"/>
+          <w:lang w:eastAsia="en-US"/>
+        </w:rPr>
+        <w:t xml:space="preserve">, </w:t>
+      </w:r>
+      <w:r>
+        <w:rPr>
+          <w:rFonts w:ascii="Times New Roman" w:eastAsia="Times New Roman" w:hAnsi="Times New Roman" w:cs="Times New Roman"/>
+          <w:bCs/>
+          <w:sz w:val="22"/>
+          <w:szCs w:val="24"/>
+          <w:lang w:eastAsia="en-US"/>
+        </w:rPr>
+        <w:t>GCP</w:t>
+      </w:r>
+      <w:r>
+        <w:rPr>
+          <w:rFonts w:ascii="Times New Roman" w:eastAsia="Times New Roman" w:hAnsi="Times New Roman" w:cs="Times New Roman"/>
+          <w:sz w:val="22"/>
+          <w:szCs w:val="24"/>
+          <w:lang w:eastAsia="en-US"/>
+        </w:rPr>
+        <w:t xml:space="preserve">, </w:t>
+      </w:r>
+      <w:r>
+        <w:rPr>
+          <w:rFonts w:ascii="Times New Roman" w:eastAsia="Times New Roman" w:hAnsi="Times New Roman" w:cs="Times New Roman"/>
+          <w:bCs/>
+          <w:sz w:val="22"/>
+          <w:szCs w:val="24"/>
+          <w:lang w:eastAsia="en-US"/>
+        </w:rPr>
+        <w:t>Docker</w:t>
+      </w:r>
+      <w:r>
+        <w:rPr>
+          <w:rFonts w:ascii="Times New Roman" w:eastAsia="Times New Roman" w:hAnsi="Times New Roman" w:cs="Times New Roman"/>
+          <w:sz w:val="22"/>
+          <w:szCs w:val="24"/>
+          <w:lang w:eastAsia="en-US"/>
+        </w:rPr>
+        <w:t xml:space="preserve">, </w:t>
+      </w:r>
+      <w:r>
+        <w:rPr>
+          <w:rFonts w:ascii="Times New Roman" w:eastAsia="Times New Roman" w:hAnsi="Times New Roman" w:cs="Times New Roman"/>
+          <w:bCs/>
+          <w:sz w:val="22"/>
+          <w:szCs w:val="24"/>
+          <w:lang w:eastAsia="en-US"/>
+        </w:rPr>
+        <w:t>Kubernetes</w:t>
+      </w:r>
+      <w:r>
+        <w:rPr>
+          <w:rFonts w:ascii="Times New Roman" w:eastAsia="Times New Roman" w:hAnsi="Times New Roman" w:cs="Times New Roman"/>
+          <w:sz w:val="22"/>
+          <w:szCs w:val="24"/>
+          <w:lang w:eastAsia="en-US"/>
+        </w:rPr>
+        <w:t xml:space="preserve">, </w:t>
+      </w:r>
+      <w:r>
+        <w:rPr>
+          <w:rFonts w:ascii="Times New Roman" w:eastAsia="Times New Roman" w:hAnsi="Times New Roman" w:cs="Times New Roman"/>
+          <w:bCs/>
+          <w:sz w:val="22"/>
+          <w:szCs w:val="24"/>
+          <w:lang w:eastAsia="en-US"/>
+        </w:rPr>
+        <w:t>CI/CD</w:t>
+      </w:r>
+      <w:r>
+        <w:rPr>
+          <w:rFonts w:ascii="Times New Roman" w:eastAsia="Times New Roman" w:hAnsi="Times New Roman" w:cs="Times New Roman"/>
+          <w:sz w:val="22"/>
+          <w:szCs w:val="24"/>
+          <w:lang w:eastAsia="en-US"/>
+        </w:rPr>
+        <w:t xml:space="preserve">, </w:t>
+      </w:r>
+      <w:r>
+        <w:rPr>
+          <w:rFonts w:ascii="Times New Roman" w:eastAsia="Times New Roman" w:hAnsi="Times New Roman" w:cs="Times New Roman"/>
+          <w:bCs/>
+          <w:sz w:val="22"/>
+          <w:szCs w:val="24"/>
+          <w:lang w:eastAsia="en-US"/>
+        </w:rPr>
+        <w:t>model packaging</w:t>
+      </w:r>
+      <w:r>
+        <w:rPr>
+          <w:rFonts w:ascii="Times New Roman" w:eastAsia="Times New Roman" w:hAnsi="Times New Roman" w:cs="Times New Roman"/>
+          <w:sz w:val="22"/>
+          <w:szCs w:val="24"/>
+          <w:lang w:eastAsia="en-US"/>
+        </w:rPr>
+        <w:t xml:space="preserve">, </w:t>
+      </w:r>
+      <w:r>
+        <w:rPr>
+          <w:rFonts w:ascii="Times New Roman" w:eastAsia="Times New Roman" w:hAnsi="Times New Roman" w:cs="Times New Roman"/>
+          <w:bCs/>
+          <w:sz w:val="22"/>
+          <w:szCs w:val="24"/>
+          <w:lang w:eastAsia="en-US"/>
+        </w:rPr>
+        <w:t>artifact versioning</w:t>
+      </w:r>
+      <w:r>
+        <w:rPr>
+          <w:rFonts w:ascii="Times New Roman" w:eastAsia="Times New Roman" w:hAnsi="Times New Roman" w:cs="Times New Roman"/>
+          <w:sz w:val="22"/>
+          <w:szCs w:val="24"/>
+          <w:lang w:eastAsia="en-US"/>
+        </w:rPr>
+        <w:t xml:space="preserve">, </w:t>
+      </w:r>
+      <w:r>
+        <w:rPr>
+          <w:rFonts w:ascii="Times New Roman" w:eastAsia="Times New Roman" w:hAnsi="Times New Roman" w:cs="Times New Roman"/>
+          <w:bCs/>
+          <w:sz w:val="22"/>
+          <w:szCs w:val="24"/>
+          <w:lang w:eastAsia="en-US"/>
+        </w:rPr>
+        <w:t>deployment automation</w:t>
+      </w:r>
+      <w:r>
+        <w:rPr>
+          <w:rFonts w:ascii="Times New Roman" w:eastAsia="Times New Roman" w:hAnsi="Times New Roman" w:cs="Times New Roman"/>
+          <w:sz w:val="22"/>
+          <w:szCs w:val="24"/>
+          <w:lang w:eastAsia="en-US"/>
+        </w:rPr>
+        <w:t xml:space="preserve">, </w:t>
+      </w:r>
+      <w:r>
+        <w:rPr>
+          <w:rFonts w:ascii="Times New Roman" w:eastAsia="Times New Roman" w:hAnsi="Times New Roman" w:cs="Times New Roman"/>
+          <w:bCs/>
+          <w:sz w:val="22"/>
+          <w:szCs w:val="24"/>
+          <w:lang w:eastAsia="en-US"/>
+        </w:rPr>
+        <w:t>workflow orchestration</w:t>
+      </w:r>
+      <w:r>
+        <w:rPr>
+          <w:rFonts w:ascii="Times New Roman" w:eastAsia="Times New Roman" w:hAnsi="Times New Roman" w:cs="Times New Roman"/>
+          <w:sz w:val="22"/>
+          <w:szCs w:val="24"/>
+          <w:lang w:eastAsia="en-US"/>
+        </w:rPr>
+        <w:t xml:space="preserve">, </w:t>
+      </w:r>
+      <w:r>
+        <w:rPr>
+          <w:rFonts w:ascii="Times New Roman" w:eastAsia="Times New Roman" w:hAnsi="Times New Roman" w:cs="Times New Roman"/>
+          <w:bCs/>
+          <w:sz w:val="22"/>
+          <w:szCs w:val="24"/>
+          <w:lang w:eastAsia="en-US"/>
+        </w:rPr>
+        <w:t>environment reproducibility</w:t>
       </w:r>
     </w:p>
     <w:p>
@@ -2544,20 +1718,11 @@
         <w:jc w:val="both"/>
         <w:rPr>
           <w:rFonts w:ascii="Times New Roman" w:eastAsia="Times New Roman" w:hAnsi="Times New Roman" w:cs="Times New Roman"/>
-          <w:sz w:val="22"/>
-          <w:szCs w:val="24"/>
-          <w:lang w:eastAsia="en-US"/>
-        </w:rPr>
-      </w:pPr>
-      <w:r>
-        <w:rPr>
-          <w:rFonts w:ascii="Times New Roman" w:eastAsia="Times New Roman" w:hAnsi="Times New Roman" w:cs="Times New Roman"/>
-          <w:sz w:val="22"/>
-          <w:szCs w:val="24"/>
-          <w:lang w:eastAsia="en-US"/>
-        </w:rPr>
-        <w:t xml:space="preserve">Developed </w:t>
-      </w:r>
+          <w:sz w:val="28"/>
+          <w:szCs w:val="24"/>
+          <w:lang w:eastAsia="en-US"/>
+        </w:rPr>
+      </w:pPr>
       <w:r>
         <w:rPr>
           <w:rFonts w:ascii="Times New Roman" w:eastAsia="Times New Roman" w:hAnsi="Times New Roman" w:cs="Times New Roman"/>
@@ -2567,36 +1732,354 @@
           <w:szCs w:val="24"/>
           <w:lang w:eastAsia="en-US"/>
         </w:rPr>
-        <w:t>batch inference</w:t>
-      </w:r>
-      <w:r>
-        <w:rPr>
-          <w:rFonts w:ascii="Times New Roman" w:eastAsia="Times New Roman" w:hAnsi="Times New Roman" w:cs="Times New Roman"/>
-          <w:sz w:val="22"/>
-          <w:szCs w:val="24"/>
-          <w:lang w:eastAsia="en-US"/>
-        </w:rPr>
-        <w:t xml:space="preserve"> pipelines and real-time scoring endpoints that reduced prediction turnaround time by </w:t>
-      </w:r>
-      <w:r>
-        <w:rPr>
-          <w:rFonts w:ascii="Times New Roman" w:eastAsia="Times New Roman" w:hAnsi="Times New Roman" w:cs="Times New Roman"/>
+        <w:t>Observability &amp; Quality</w:t>
+      </w:r>
+      <w:r>
+        <w:rPr>
+          <w:rFonts w:ascii="Times New Roman" w:eastAsia="Times New Roman" w:hAnsi="Times New Roman" w:cs="Times New Roman"/>
+          <w:bCs/>
+          <w:sz w:val="22"/>
+          <w:szCs w:val="24"/>
+          <w:lang w:eastAsia="en-US"/>
+        </w:rPr>
+        <w:t>:</w:t>
+      </w:r>
+      <w:r>
+        <w:rPr>
+          <w:rFonts w:ascii="Times New Roman" w:eastAsia="Times New Roman" w:hAnsi="Times New Roman" w:cs="Times New Roman"/>
+          <w:sz w:val="22"/>
+          <w:szCs w:val="24"/>
+          <w:lang w:eastAsia="en-US"/>
+        </w:rPr>
+        <w:t xml:space="preserve"> </w:t>
+      </w:r>
+      <w:r>
+        <w:rPr>
+          <w:rFonts w:ascii="Times New Roman" w:eastAsia="Times New Roman" w:hAnsi="Times New Roman" w:cs="Times New Roman"/>
+          <w:bCs/>
+          <w:sz w:val="22"/>
+          <w:szCs w:val="24"/>
+          <w:lang w:eastAsia="en-US"/>
+        </w:rPr>
+        <w:t>Logging</w:t>
+      </w:r>
+      <w:r>
+        <w:rPr>
+          <w:rFonts w:ascii="Times New Roman" w:eastAsia="Times New Roman" w:hAnsi="Times New Roman" w:cs="Times New Roman"/>
+          <w:sz w:val="22"/>
+          <w:szCs w:val="24"/>
+          <w:lang w:eastAsia="en-US"/>
+        </w:rPr>
+        <w:t xml:space="preserve">, </w:t>
+      </w:r>
+      <w:r>
+        <w:rPr>
+          <w:rFonts w:ascii="Times New Roman" w:eastAsia="Times New Roman" w:hAnsi="Times New Roman" w:cs="Times New Roman"/>
+          <w:bCs/>
+          <w:sz w:val="22"/>
+          <w:szCs w:val="24"/>
+          <w:lang w:eastAsia="en-US"/>
+        </w:rPr>
+        <w:t>metrics</w:t>
+      </w:r>
+      <w:r>
+        <w:rPr>
+          <w:rFonts w:ascii="Times New Roman" w:eastAsia="Times New Roman" w:hAnsi="Times New Roman" w:cs="Times New Roman"/>
+          <w:sz w:val="22"/>
+          <w:szCs w:val="24"/>
+          <w:lang w:eastAsia="en-US"/>
+        </w:rPr>
+        <w:t xml:space="preserve">, </w:t>
+      </w:r>
+      <w:r>
+        <w:rPr>
+          <w:rFonts w:ascii="Times New Roman" w:eastAsia="Times New Roman" w:hAnsi="Times New Roman" w:cs="Times New Roman"/>
+          <w:bCs/>
+          <w:sz w:val="22"/>
+          <w:szCs w:val="24"/>
+          <w:lang w:eastAsia="en-US"/>
+        </w:rPr>
+        <w:t>alerting</w:t>
+      </w:r>
+      <w:r>
+        <w:rPr>
+          <w:rFonts w:ascii="Times New Roman" w:eastAsia="Times New Roman" w:hAnsi="Times New Roman" w:cs="Times New Roman"/>
+          <w:sz w:val="22"/>
+          <w:szCs w:val="24"/>
+          <w:lang w:eastAsia="en-US"/>
+        </w:rPr>
+        <w:t xml:space="preserve">, </w:t>
+      </w:r>
+      <w:r>
+        <w:rPr>
+          <w:rFonts w:ascii="Times New Roman" w:eastAsia="Times New Roman" w:hAnsi="Times New Roman" w:cs="Times New Roman"/>
+          <w:bCs/>
+          <w:sz w:val="22"/>
+          <w:szCs w:val="24"/>
+          <w:lang w:eastAsia="en-US"/>
+        </w:rPr>
+        <w:t>experiment tracking</w:t>
+      </w:r>
+      <w:r>
+        <w:rPr>
+          <w:rFonts w:ascii="Times New Roman" w:eastAsia="Times New Roman" w:hAnsi="Times New Roman" w:cs="Times New Roman"/>
+          <w:sz w:val="22"/>
+          <w:szCs w:val="24"/>
+          <w:lang w:eastAsia="en-US"/>
+        </w:rPr>
+        <w:t xml:space="preserve">, </w:t>
+      </w:r>
+      <w:r>
+        <w:rPr>
+          <w:rFonts w:ascii="Times New Roman" w:eastAsia="Times New Roman" w:hAnsi="Times New Roman" w:cs="Times New Roman"/>
+          <w:bCs/>
+          <w:sz w:val="22"/>
+          <w:szCs w:val="24"/>
+          <w:lang w:eastAsia="en-US"/>
+        </w:rPr>
+        <w:t>unit testing</w:t>
+      </w:r>
+      <w:r>
+        <w:rPr>
+          <w:rFonts w:ascii="Times New Roman" w:eastAsia="Times New Roman" w:hAnsi="Times New Roman" w:cs="Times New Roman"/>
+          <w:sz w:val="22"/>
+          <w:szCs w:val="24"/>
+          <w:lang w:eastAsia="en-US"/>
+        </w:rPr>
+        <w:t xml:space="preserve">, </w:t>
+      </w:r>
+      <w:r>
+        <w:rPr>
+          <w:rFonts w:ascii="Times New Roman" w:eastAsia="Times New Roman" w:hAnsi="Times New Roman" w:cs="Times New Roman"/>
+          <w:bCs/>
+          <w:sz w:val="22"/>
+          <w:szCs w:val="24"/>
+          <w:lang w:eastAsia="en-US"/>
+        </w:rPr>
+        <w:t>integration testing</w:t>
+      </w:r>
+      <w:r>
+        <w:rPr>
+          <w:rFonts w:ascii="Times New Roman" w:eastAsia="Times New Roman" w:hAnsi="Times New Roman" w:cs="Times New Roman"/>
+          <w:sz w:val="22"/>
+          <w:szCs w:val="24"/>
+          <w:lang w:eastAsia="en-US"/>
+        </w:rPr>
+        <w:t xml:space="preserve">, </w:t>
+      </w:r>
+      <w:r>
+        <w:rPr>
+          <w:rFonts w:ascii="Times New Roman" w:eastAsia="Times New Roman" w:hAnsi="Times New Roman" w:cs="Times New Roman"/>
+          <w:bCs/>
+          <w:sz w:val="22"/>
+          <w:szCs w:val="24"/>
+          <w:lang w:eastAsia="en-US"/>
+        </w:rPr>
+        <w:t>data validation</w:t>
+      </w:r>
+      <w:r>
+        <w:rPr>
+          <w:rFonts w:ascii="Times New Roman" w:eastAsia="Times New Roman" w:hAnsi="Times New Roman" w:cs="Times New Roman"/>
+          <w:sz w:val="22"/>
+          <w:szCs w:val="24"/>
+          <w:lang w:eastAsia="en-US"/>
+        </w:rPr>
+        <w:t xml:space="preserve">, </w:t>
+      </w:r>
+      <w:r>
+        <w:rPr>
+          <w:rFonts w:ascii="Times New Roman" w:eastAsia="Times New Roman" w:hAnsi="Times New Roman" w:cs="Times New Roman"/>
+          <w:bCs/>
+          <w:sz w:val="22"/>
+          <w:szCs w:val="24"/>
+          <w:lang w:eastAsia="en-US"/>
+        </w:rPr>
+        <w:t>model monitoring</w:t>
+      </w:r>
+      <w:r>
+        <w:rPr>
+          <w:rFonts w:ascii="Times New Roman" w:eastAsia="Times New Roman" w:hAnsi="Times New Roman" w:cs="Times New Roman"/>
+          <w:sz w:val="22"/>
+          <w:szCs w:val="24"/>
+          <w:lang w:eastAsia="en-US"/>
+        </w:rPr>
+        <w:t xml:space="preserve">, </w:t>
+      </w:r>
+      <w:r>
+        <w:rPr>
+          <w:rFonts w:ascii="Times New Roman" w:eastAsia="Times New Roman" w:hAnsi="Times New Roman" w:cs="Times New Roman"/>
+          <w:bCs/>
+          <w:sz w:val="22"/>
+          <w:szCs w:val="24"/>
+          <w:lang w:eastAsia="en-US"/>
+        </w:rPr>
+        <w:t>performance benchmarking</w:t>
+      </w:r>
+      <w:r>
+        <w:rPr>
+          <w:rFonts w:ascii="Times New Roman" w:eastAsia="Times New Roman" w:hAnsi="Times New Roman" w:cs="Times New Roman"/>
+          <w:sz w:val="22"/>
+          <w:szCs w:val="24"/>
+          <w:lang w:eastAsia="en-US"/>
+        </w:rPr>
+        <w:t xml:space="preserve">, </w:t>
+      </w:r>
+      <w:r>
+        <w:rPr>
+          <w:rFonts w:ascii="Times New Roman" w:eastAsia="Times New Roman" w:hAnsi="Times New Roman" w:cs="Times New Roman"/>
+          <w:bCs/>
+          <w:sz w:val="22"/>
+          <w:szCs w:val="24"/>
+          <w:lang w:eastAsia="en-US"/>
+        </w:rPr>
+        <w:t>production incident support</w:t>
+      </w:r>
+    </w:p>
+    <w:p>
+      <w:pPr>
+        <w:pStyle w:val="Heading3"/>
+        <w:pBdr>
+          <w:bottom w:val="single" w:sz="8" w:space="1" w:color="4472C4" w:themeColor="accent5"/>
+        </w:pBdr>
+        <w:spacing w:before="120" w:beforeAutospacing="0" w:after="120" w:afterAutospacing="0"/>
+        <w:jc w:val="both"/>
+        <w:rPr>
+          <w:rFonts w:ascii="Arial Black" w:hAnsi="Arial Black" w:cstheme="majorBidi" w:hint="default"/>
+          <w:color w:val="4472C4" w:themeColor="accent5"/>
+          <w:sz w:val="28"/>
+          <w:szCs w:val="32"/>
+        </w:rPr>
+      </w:pPr>
+      <w:r>
+        <w:rPr>
+          <w:rStyle w:val="Strong"/>
+          <w:rFonts w:ascii="Arial Black" w:hAnsi="Arial Black" w:cstheme="majorBidi" w:hint="default"/>
           <w:b/>
           <w:bCs/>
-          <w:sz w:val="22"/>
-          <w:szCs w:val="24"/>
-          <w:lang w:eastAsia="en-US"/>
-        </w:rPr>
-        <w:t>28%</w:t>
-      </w:r>
-      <w:r>
-        <w:rPr>
-          <w:rFonts w:ascii="Times New Roman" w:eastAsia="Times New Roman" w:hAnsi="Times New Roman" w:cs="Times New Roman"/>
-          <w:sz w:val="22"/>
-          <w:szCs w:val="24"/>
-          <w:lang w:eastAsia="en-US"/>
-        </w:rPr>
-        <w:t xml:space="preserve"> compared with older asynchronous processing paths.</w:t>
+          <w:color w:val="4472C4" w:themeColor="accent5"/>
+          <w:sz w:val="28"/>
+          <w:szCs w:val="32"/>
+        </w:rPr>
+        <w:t>PROFESSIONAL EXPERIENCE</w:t>
+      </w:r>
+    </w:p>
+    <w:p>
+      <w:pPr>
+        <w:pStyle w:val="NormalWeb"/>
+        <w:spacing w:beforeAutospacing="0" w:afterAutospacing="0"/>
+        <w:jc w:val="both"/>
+        <w:rPr>
+          <w:rStyle w:val="Strong"/>
+          <w:rFonts w:ascii="Arial Black" w:hAnsi="Arial Black" w:cstheme="majorBidi"/>
+          <w:szCs w:val="28"/>
+        </w:rPr>
+      </w:pPr>
+      <w:r>
+        <w:rPr>
+          <w:rStyle w:val="Strong"/>
+          <w:rFonts w:ascii="Arial Black" w:hAnsi="Arial Black" w:cstheme="majorBidi"/>
+          <w:szCs w:val="28"/>
+        </w:rPr>
+        <w:t>Senior Software Engineer</w:t>
+      </w:r>
+    </w:p>
+    <w:p>
+      <w:pPr>
+        <w:pStyle w:val="NormalWeb"/>
+        <w:spacing w:beforeAutospacing="0" w:afterAutospacing="0"/>
+        <w:contextualSpacing/>
+        <w:jc w:val="both"/>
+        <w:rPr>
+          <w:rFonts w:asciiTheme="majorBidi" w:hAnsiTheme="majorBidi" w:cstheme="majorBidi"/>
+          <w:szCs w:val="28"/>
+        </w:rPr>
+      </w:pPr>
+      <w:r>
+        <w:rPr>
+          <w:rFonts w:asciiTheme="majorBidi" w:hAnsiTheme="majorBidi" w:cstheme="majorBidi"/>
+          <w:b/>
+          <w:szCs w:val="28"/>
+        </w:rPr>
+        <w:t>Soft Build</w:t>
+      </w:r>
+      <w:r>
+        <w:rPr>
+          <w:rFonts w:asciiTheme="majorBidi" w:hAnsiTheme="majorBidi" w:cstheme="majorBidi"/>
+          <w:szCs w:val="28"/>
+        </w:rPr>
+        <w:t xml:space="preserve"> </w:t>
+      </w:r>
+      <w:r>
+        <w:rPr>
+          <w:rFonts w:asciiTheme="majorBidi" w:hAnsiTheme="majorBidi" w:cstheme="majorBidi"/>
+          <w:szCs w:val="28"/>
+        </w:rPr>
+        <w:t xml:space="preserve">| Bucharest, Romania </w:t>
+      </w:r>
+      <w:r>
+        <w:rPr>
+          <w:rFonts w:asciiTheme="majorBidi" w:hAnsiTheme="majorBidi" w:cstheme="majorBidi"/>
+          <w:i/>
+          <w:sz w:val="22"/>
+          <w:szCs w:val="28"/>
+        </w:rPr>
+        <w:t>(Jan</w:t>
+      </w:r>
+      <w:r>
+        <w:rPr>
+          <w:rFonts w:asciiTheme="majorBidi" w:hAnsiTheme="majorBidi" w:cstheme="majorBidi"/>
+          <w:i/>
+          <w:sz w:val="22"/>
+          <w:szCs w:val="28"/>
+        </w:rPr>
+        <w:t xml:space="preserve"> </w:t>
+      </w:r>
+      <w:bookmarkStart w:id="0" w:name="_GoBack"/>
+      <w:bookmarkEnd w:id="0"/>
+      <w:r>
+        <w:rPr>
+          <w:rFonts w:asciiTheme="majorBidi" w:hAnsiTheme="majorBidi" w:cstheme="majorBidi"/>
+          <w:i/>
+          <w:sz w:val="22"/>
+          <w:szCs w:val="28"/>
+        </w:rPr>
+        <w:t xml:space="preserve">2024 – </w:t>
+      </w:r>
+      <w:r>
+        <w:rPr>
+          <w:rFonts w:asciiTheme="majorBidi" w:hAnsiTheme="majorBidi" w:cstheme="majorBidi"/>
+          <w:i/>
+          <w:sz w:val="22"/>
+          <w:szCs w:val="28"/>
+        </w:rPr>
+        <w:t>May</w:t>
+      </w:r>
+      <w:r>
+        <w:rPr>
+          <w:rFonts w:asciiTheme="majorBidi" w:hAnsiTheme="majorBidi" w:cstheme="majorBidi"/>
+          <w:i/>
+          <w:sz w:val="22"/>
+          <w:szCs w:val="28"/>
+        </w:rPr>
+        <w:t xml:space="preserve"> 202</w:t>
+      </w:r>
+      <w:r>
+        <w:rPr>
+          <w:rFonts w:asciiTheme="majorBidi" w:hAnsiTheme="majorBidi" w:cstheme="majorBidi"/>
+          <w:i/>
+          <w:sz w:val="22"/>
+          <w:szCs w:val="28"/>
+        </w:rPr>
+        <w:t>6</w:t>
+      </w:r>
+      <w:r>
+        <w:rPr>
+          <w:rFonts w:asciiTheme="majorBidi" w:hAnsiTheme="majorBidi" w:cstheme="majorBidi"/>
+          <w:i/>
+          <w:sz w:val="22"/>
+          <w:szCs w:val="28"/>
+        </w:rPr>
+        <w:t>)</w:t>
       </w:r>
     </w:p>
     <w:p>
@@ -2622,9 +2105,8 @@
           <w:szCs w:val="24"/>
           <w:lang w:eastAsia="en-US"/>
         </w:rPr>
-        <w:t xml:space="preserve">Improved experiment traceability and retraining reproducibility through </w:t>
-      </w:r>
-      <w:proofErr w:type="spellStart"/>
+        <w:t xml:space="preserve">Led delivery of </w:t>
+      </w:r>
       <w:r>
         <w:rPr>
           <w:rFonts w:ascii="Times New Roman" w:eastAsia="Times New Roman" w:hAnsi="Times New Roman" w:cs="Times New Roman"/>
@@ -2634,17 +2116,16 @@
           <w:szCs w:val="24"/>
           <w:lang w:eastAsia="en-US"/>
         </w:rPr>
-        <w:t>MLflow</w:t>
-      </w:r>
-      <w:proofErr w:type="spellEnd"/>
-      <w:r>
-        <w:rPr>
-          <w:rFonts w:ascii="Times New Roman" w:eastAsia="Times New Roman" w:hAnsi="Times New Roman" w:cs="Times New Roman"/>
-          <w:sz w:val="22"/>
-          <w:szCs w:val="24"/>
-          <w:lang w:eastAsia="en-US"/>
-        </w:rPr>
-        <w:t xml:space="preserve">-based tracking, artifact versioning, and model registry practices, reducing failed retraining cycles by </w:t>
+        <w:t>production AI/ML services</w:t>
+      </w:r>
+      <w:r>
+        <w:rPr>
+          <w:rFonts w:ascii="Times New Roman" w:eastAsia="Times New Roman" w:hAnsi="Times New Roman" w:cs="Times New Roman"/>
+          <w:sz w:val="22"/>
+          <w:szCs w:val="24"/>
+          <w:lang w:eastAsia="en-US"/>
+        </w:rPr>
+        <w:t xml:space="preserve"> that exposed </w:t>
       </w:r>
       <w:r>
         <w:rPr>
@@ -2655,16 +2136,16 @@
           <w:szCs w:val="24"/>
           <w:lang w:eastAsia="en-US"/>
         </w:rPr>
-        <w:t>19%</w:t>
-      </w:r>
-      <w:r>
-        <w:rPr>
-          <w:rFonts w:ascii="Times New Roman" w:eastAsia="Times New Roman" w:hAnsi="Times New Roman" w:cs="Times New Roman"/>
-          <w:sz w:val="22"/>
-          <w:szCs w:val="24"/>
-          <w:lang w:eastAsia="en-US"/>
-        </w:rPr>
-        <w:t>.</w:t>
+        <w:t>model inference APIs</w:t>
+      </w:r>
+      <w:r>
+        <w:rPr>
+          <w:rFonts w:ascii="Times New Roman" w:eastAsia="Times New Roman" w:hAnsi="Times New Roman" w:cs="Times New Roman"/>
+          <w:sz w:val="22"/>
+          <w:szCs w:val="24"/>
+          <w:lang w:eastAsia="en-US"/>
+        </w:rPr>
+        <w:t xml:space="preserve"> and automated scoring jobs for operational decision workflows.</w:t>
       </w:r>
     </w:p>
     <w:p>
@@ -2690,7 +2171,7 @@
           <w:szCs w:val="24"/>
           <w:lang w:eastAsia="en-US"/>
         </w:rPr>
-        <w:t xml:space="preserve">Added validation checks for schema drift, missing values, and feature anomalies before training and serving, improving pipeline reliability by </w:t>
+        <w:t xml:space="preserve">Designed and maintained end-to-end </w:t>
       </w:r>
       <w:r>
         <w:rPr>
@@ -2701,16 +2182,98 @@
           <w:szCs w:val="24"/>
           <w:lang w:eastAsia="en-US"/>
         </w:rPr>
-        <w:t>23%</w:t>
-      </w:r>
-      <w:r>
-        <w:rPr>
-          <w:rFonts w:ascii="Times New Roman" w:eastAsia="Times New Roman" w:hAnsi="Times New Roman" w:cs="Times New Roman"/>
-          <w:sz w:val="22"/>
-          <w:szCs w:val="24"/>
-          <w:lang w:eastAsia="en-US"/>
-        </w:rPr>
-        <w:t>.</w:t>
+        <w:t>ML pipelines</w:t>
+      </w:r>
+      <w:r>
+        <w:rPr>
+          <w:rFonts w:ascii="Times New Roman" w:eastAsia="Times New Roman" w:hAnsi="Times New Roman" w:cs="Times New Roman"/>
+          <w:sz w:val="22"/>
+          <w:szCs w:val="24"/>
+          <w:lang w:eastAsia="en-US"/>
+        </w:rPr>
+        <w:t xml:space="preserve"> using </w:t>
+      </w:r>
+      <w:r>
+        <w:rPr>
+          <w:rFonts w:ascii="Times New Roman" w:eastAsia="Times New Roman" w:hAnsi="Times New Roman" w:cs="Times New Roman"/>
+          <w:b/>
+          <w:bCs/>
+          <w:sz w:val="22"/>
+          <w:szCs w:val="24"/>
+          <w:lang w:eastAsia="en-US"/>
+        </w:rPr>
+        <w:t>Airflow</w:t>
+      </w:r>
+      <w:r>
+        <w:rPr>
+          <w:rFonts w:ascii="Times New Roman" w:eastAsia="Times New Roman" w:hAnsi="Times New Roman" w:cs="Times New Roman"/>
+          <w:sz w:val="22"/>
+          <w:szCs w:val="24"/>
+          <w:lang w:eastAsia="en-US"/>
+        </w:rPr>
+        <w:t xml:space="preserve">, </w:t>
+      </w:r>
+      <w:r>
+        <w:rPr>
+          <w:rFonts w:ascii="Times New Roman" w:eastAsia="Times New Roman" w:hAnsi="Times New Roman" w:cs="Times New Roman"/>
+          <w:b/>
+          <w:bCs/>
+          <w:sz w:val="22"/>
+          <w:szCs w:val="24"/>
+          <w:lang w:eastAsia="en-US"/>
+        </w:rPr>
+        <w:t>Pandas</w:t>
+      </w:r>
+      <w:r>
+        <w:rPr>
+          <w:rFonts w:ascii="Times New Roman" w:eastAsia="Times New Roman" w:hAnsi="Times New Roman" w:cs="Times New Roman"/>
+          <w:sz w:val="22"/>
+          <w:szCs w:val="24"/>
+          <w:lang w:eastAsia="en-US"/>
+        </w:rPr>
+        <w:t xml:space="preserve">, </w:t>
+      </w:r>
+      <w:proofErr w:type="spellStart"/>
+      <w:r>
+        <w:rPr>
+          <w:rFonts w:ascii="Times New Roman" w:eastAsia="Times New Roman" w:hAnsi="Times New Roman" w:cs="Times New Roman"/>
+          <w:b/>
+          <w:bCs/>
+          <w:sz w:val="22"/>
+          <w:szCs w:val="24"/>
+          <w:lang w:eastAsia="en-US"/>
+        </w:rPr>
+        <w:t>NumPy</w:t>
+      </w:r>
+      <w:proofErr w:type="spellEnd"/>
+      <w:r>
+        <w:rPr>
+          <w:rFonts w:ascii="Times New Roman" w:eastAsia="Times New Roman" w:hAnsi="Times New Roman" w:cs="Times New Roman"/>
+          <w:sz w:val="22"/>
+          <w:szCs w:val="24"/>
+          <w:lang w:eastAsia="en-US"/>
+        </w:rPr>
+        <w:t xml:space="preserve">, and </w:t>
+      </w:r>
+      <w:r>
+        <w:rPr>
+          <w:rFonts w:ascii="Times New Roman" w:eastAsia="Times New Roman" w:hAnsi="Times New Roman" w:cs="Times New Roman"/>
+          <w:b/>
+          <w:bCs/>
+          <w:sz w:val="22"/>
+          <w:szCs w:val="24"/>
+          <w:lang w:eastAsia="en-US"/>
+        </w:rPr>
+        <w:t>SQL</w:t>
+      </w:r>
+      <w:r>
+        <w:rPr>
+          <w:rFonts w:ascii="Times New Roman" w:eastAsia="Times New Roman" w:hAnsi="Times New Roman" w:cs="Times New Roman"/>
+          <w:sz w:val="22"/>
+          <w:szCs w:val="24"/>
+          <w:lang w:eastAsia="en-US"/>
+        </w:rPr>
+        <w:t xml:space="preserve"> for ingestion, transformation, feature preparation, training, and deployment.</w:t>
       </w:r>
     </w:p>
     <w:p>
@@ -2736,7 +2299,7 @@
           <w:szCs w:val="24"/>
           <w:lang w:eastAsia="en-US"/>
         </w:rPr>
-        <w:t xml:space="preserve">Optimized orchestration and transformation jobs across </w:t>
+        <w:t xml:space="preserve">Built reusable </w:t>
       </w:r>
       <w:r>
         <w:rPr>
@@ -2747,7 +2310,27 @@
           <w:szCs w:val="24"/>
           <w:lang w:eastAsia="en-US"/>
         </w:rPr>
-        <w:t>Airflow</w:t>
+        <w:t>feature engineering</w:t>
+      </w:r>
+      <w:r>
+        <w:rPr>
+          <w:rFonts w:ascii="Times New Roman" w:eastAsia="Times New Roman" w:hAnsi="Times New Roman" w:cs="Times New Roman"/>
+          <w:sz w:val="22"/>
+          <w:szCs w:val="24"/>
+          <w:lang w:eastAsia="en-US"/>
+        </w:rPr>
+        <w:t xml:space="preserve"> workflows with </w:t>
+      </w:r>
+      <w:r>
+        <w:rPr>
+          <w:rFonts w:ascii="Times New Roman" w:eastAsia="Times New Roman" w:hAnsi="Times New Roman" w:cs="Times New Roman"/>
+          <w:b/>
+          <w:bCs/>
+          <w:sz w:val="22"/>
+          <w:szCs w:val="24"/>
+          <w:lang w:eastAsia="en-US"/>
+        </w:rPr>
+        <w:t>Pandas</w:t>
       </w:r>
       <w:r>
         <w:rPr>
@@ -2768,6 +2351,28 @@
           <w:szCs w:val="24"/>
           <w:lang w:eastAsia="en-US"/>
         </w:rPr>
+        <w:t>NumPy</w:t>
+      </w:r>
+      <w:proofErr w:type="spellEnd"/>
+      <w:r>
+        <w:rPr>
+          <w:rFonts w:ascii="Times New Roman" w:eastAsia="Times New Roman" w:hAnsi="Times New Roman" w:cs="Times New Roman"/>
+          <w:sz w:val="22"/>
+          <w:szCs w:val="24"/>
+          <w:lang w:eastAsia="en-US"/>
+        </w:rPr>
+        <w:t xml:space="preserve">, and </w:t>
+      </w:r>
+      <w:proofErr w:type="spellStart"/>
+      <w:r>
+        <w:rPr>
+          <w:rFonts w:ascii="Times New Roman" w:eastAsia="Times New Roman" w:hAnsi="Times New Roman" w:cs="Times New Roman"/>
+          <w:b/>
+          <w:bCs/>
+          <w:sz w:val="22"/>
+          <w:szCs w:val="24"/>
+          <w:lang w:eastAsia="en-US"/>
+        </w:rPr>
         <w:t>dbt</w:t>
       </w:r>
       <w:proofErr w:type="spellEnd"/>
@@ -2778,7 +2383,7 @@
           <w:szCs w:val="24"/>
           <w:lang w:eastAsia="en-US"/>
         </w:rPr>
-        <w:t xml:space="preserve">, </w:t>
+        <w:t xml:space="preserve">, improving dataset consistency by </w:t>
       </w:r>
       <w:r>
         <w:rPr>
@@ -2789,58 +2394,16 @@
           <w:szCs w:val="24"/>
           <w:lang w:eastAsia="en-US"/>
         </w:rPr>
-        <w:t>Pandas</w:t>
-      </w:r>
-      <w:r>
-        <w:rPr>
-          <w:rFonts w:ascii="Times New Roman" w:eastAsia="Times New Roman" w:hAnsi="Times New Roman" w:cs="Times New Roman"/>
-          <w:sz w:val="22"/>
-          <w:szCs w:val="24"/>
-          <w:lang w:eastAsia="en-US"/>
-        </w:rPr>
-        <w:t xml:space="preserve">, and </w:t>
-      </w:r>
-      <w:proofErr w:type="spellStart"/>
-      <w:r>
-        <w:rPr>
-          <w:rFonts w:ascii="Times New Roman" w:eastAsia="Times New Roman" w:hAnsi="Times New Roman" w:cs="Times New Roman"/>
-          <w:b/>
-          <w:bCs/>
-          <w:sz w:val="22"/>
-          <w:szCs w:val="24"/>
-          <w:lang w:eastAsia="en-US"/>
-        </w:rPr>
-        <w:t>NumPy</w:t>
-      </w:r>
-      <w:proofErr w:type="spellEnd"/>
-      <w:r>
-        <w:rPr>
-          <w:rFonts w:ascii="Times New Roman" w:eastAsia="Times New Roman" w:hAnsi="Times New Roman" w:cs="Times New Roman"/>
-          <w:sz w:val="22"/>
-          <w:szCs w:val="24"/>
-          <w:lang w:eastAsia="en-US"/>
-        </w:rPr>
-        <w:t xml:space="preserve">, reducing pipeline execution time by </w:t>
-      </w:r>
-      <w:r>
-        <w:rPr>
-          <w:rFonts w:ascii="Times New Roman" w:eastAsia="Times New Roman" w:hAnsi="Times New Roman" w:cs="Times New Roman"/>
-          <w:b/>
-          <w:bCs/>
-          <w:sz w:val="22"/>
-          <w:szCs w:val="24"/>
-          <w:lang w:eastAsia="en-US"/>
-        </w:rPr>
-        <w:t>26%</w:t>
-      </w:r>
-      <w:r>
-        <w:rPr>
-          <w:rFonts w:ascii="Times New Roman" w:eastAsia="Times New Roman" w:hAnsi="Times New Roman" w:cs="Times New Roman"/>
-          <w:sz w:val="22"/>
-          <w:szCs w:val="24"/>
-          <w:lang w:eastAsia="en-US"/>
-        </w:rPr>
-        <w:t>.</w:t>
+        <w:t>24%</w:t>
+      </w:r>
+      <w:r>
+        <w:rPr>
+          <w:rFonts w:ascii="Times New Roman" w:eastAsia="Times New Roman" w:hAnsi="Times New Roman" w:cs="Times New Roman"/>
+          <w:sz w:val="22"/>
+          <w:szCs w:val="24"/>
+          <w:lang w:eastAsia="en-US"/>
+        </w:rPr>
+        <w:t xml:space="preserve"> across model training runs.</w:t>
       </w:r>
     </w:p>
     <w:p>
@@ -2866,9 +2429,9 @@
           <w:szCs w:val="24"/>
           <w:lang w:eastAsia="en-US"/>
         </w:rPr>
-        <w:lastRenderedPageBreak/>
-        <w:t xml:space="preserve">Built monitoring for model latency, failure rates, and data freshness, helping reduce model-related production incidents by </w:t>
-      </w:r>
+        <w:t xml:space="preserve">Trained and evaluated production models using </w:t>
+      </w:r>
+      <w:proofErr w:type="spellStart"/>
       <w:r>
         <w:rPr>
           <w:rFonts w:ascii="Times New Roman" w:eastAsia="Times New Roman" w:hAnsi="Times New Roman" w:cs="Times New Roman"/>
@@ -2878,16 +2441,72 @@
           <w:szCs w:val="24"/>
           <w:lang w:eastAsia="en-US"/>
         </w:rPr>
-        <w:t>17%</w:t>
-      </w:r>
-      <w:r>
-        <w:rPr>
-          <w:rFonts w:ascii="Times New Roman" w:eastAsia="Times New Roman" w:hAnsi="Times New Roman" w:cs="Times New Roman"/>
-          <w:sz w:val="22"/>
-          <w:szCs w:val="24"/>
-          <w:lang w:eastAsia="en-US"/>
-        </w:rPr>
-        <w:t>.</w:t>
+        <w:t>scikit</w:t>
+      </w:r>
+      <w:proofErr w:type="spellEnd"/>
+      <w:r>
+        <w:rPr>
+          <w:rFonts w:ascii="Times New Roman" w:eastAsia="Times New Roman" w:hAnsi="Times New Roman" w:cs="Times New Roman"/>
+          <w:b/>
+          <w:bCs/>
+          <w:sz w:val="22"/>
+          <w:szCs w:val="24"/>
+          <w:lang w:eastAsia="en-US"/>
+        </w:rPr>
+        <w:t>-learn</w:t>
+      </w:r>
+      <w:r>
+        <w:rPr>
+          <w:rFonts w:ascii="Times New Roman" w:eastAsia="Times New Roman" w:hAnsi="Times New Roman" w:cs="Times New Roman"/>
+          <w:sz w:val="22"/>
+          <w:szCs w:val="24"/>
+          <w:lang w:eastAsia="en-US"/>
+        </w:rPr>
+        <w:t xml:space="preserve">, </w:t>
+      </w:r>
+      <w:proofErr w:type="spellStart"/>
+      <w:r>
+        <w:rPr>
+          <w:rFonts w:ascii="Times New Roman" w:eastAsia="Times New Roman" w:hAnsi="Times New Roman" w:cs="Times New Roman"/>
+          <w:b/>
+          <w:bCs/>
+          <w:sz w:val="22"/>
+          <w:szCs w:val="24"/>
+          <w:lang w:eastAsia="en-US"/>
+        </w:rPr>
+        <w:t>XGBoost</w:t>
+      </w:r>
+      <w:proofErr w:type="spellEnd"/>
+      <w:r>
+        <w:rPr>
+          <w:rFonts w:ascii="Times New Roman" w:eastAsia="Times New Roman" w:hAnsi="Times New Roman" w:cs="Times New Roman"/>
+          <w:sz w:val="22"/>
+          <w:szCs w:val="24"/>
+          <w:lang w:eastAsia="en-US"/>
+        </w:rPr>
+        <w:t xml:space="preserve">, and </w:t>
+      </w:r>
+      <w:proofErr w:type="spellStart"/>
+      <w:r>
+        <w:rPr>
+          <w:rFonts w:ascii="Times New Roman" w:eastAsia="Times New Roman" w:hAnsi="Times New Roman" w:cs="Times New Roman"/>
+          <w:b/>
+          <w:bCs/>
+          <w:sz w:val="22"/>
+          <w:szCs w:val="24"/>
+          <w:lang w:eastAsia="en-US"/>
+        </w:rPr>
+        <w:t>TensorFlow</w:t>
+      </w:r>
+      <w:proofErr w:type="spellEnd"/>
+      <w:r>
+        <w:rPr>
+          <w:rFonts w:ascii="Times New Roman" w:eastAsia="Times New Roman" w:hAnsi="Times New Roman" w:cs="Times New Roman"/>
+          <w:sz w:val="22"/>
+          <w:szCs w:val="24"/>
+          <w:lang w:eastAsia="en-US"/>
+        </w:rPr>
+        <w:t>, improving prediction quality and supporting multiple business use cases.</w:t>
       </w:r>
     </w:p>
     <w:p>
@@ -2913,7 +2532,47 @@
           <w:szCs w:val="24"/>
           <w:lang w:eastAsia="en-US"/>
         </w:rPr>
-        <w:t>Partnered with product and backend teams to operationalize ML outputs into stable user-facing and internal workflows.</w:t>
+        <w:t xml:space="preserve">Implemented </w:t>
+      </w:r>
+      <w:r>
+        <w:rPr>
+          <w:rFonts w:ascii="Times New Roman" w:eastAsia="Times New Roman" w:hAnsi="Times New Roman" w:cs="Times New Roman"/>
+          <w:b/>
+          <w:bCs/>
+          <w:sz w:val="22"/>
+          <w:szCs w:val="24"/>
+          <w:lang w:eastAsia="en-US"/>
+        </w:rPr>
+        <w:t>model deployment</w:t>
+      </w:r>
+      <w:r>
+        <w:rPr>
+          <w:rFonts w:ascii="Times New Roman" w:eastAsia="Times New Roman" w:hAnsi="Times New Roman" w:cs="Times New Roman"/>
+          <w:sz w:val="22"/>
+          <w:szCs w:val="24"/>
+          <w:lang w:eastAsia="en-US"/>
+        </w:rPr>
+        <w:t xml:space="preserve"> patterns for containerized services, reducing deployment friction by </w:t>
+      </w:r>
+      <w:r>
+        <w:rPr>
+          <w:rFonts w:ascii="Times New Roman" w:eastAsia="Times New Roman" w:hAnsi="Times New Roman" w:cs="Times New Roman"/>
+          <w:b/>
+          <w:bCs/>
+          <w:sz w:val="22"/>
+          <w:szCs w:val="24"/>
+          <w:lang w:eastAsia="en-US"/>
+        </w:rPr>
+        <w:t>21%</w:t>
+      </w:r>
+      <w:r>
+        <w:rPr>
+          <w:rFonts w:ascii="Times New Roman" w:eastAsia="Times New Roman" w:hAnsi="Times New Roman" w:cs="Times New Roman"/>
+          <w:sz w:val="22"/>
+          <w:szCs w:val="24"/>
+          <w:lang w:eastAsia="en-US"/>
+        </w:rPr>
+        <w:t xml:space="preserve"> and improving release confidence.</w:t>
       </w:r>
     </w:p>
     <w:p>
@@ -2939,9 +2598,8 @@
           <w:szCs w:val="24"/>
           <w:lang w:eastAsia="en-US"/>
         </w:rPr>
-        <w:t xml:space="preserve">Used </w:t>
-      </w:r>
-      <w:proofErr w:type="spellStart"/>
+        <w:t xml:space="preserve">Developed </w:t>
+      </w:r>
       <w:r>
         <w:rPr>
           <w:rFonts w:ascii="Times New Roman" w:eastAsia="Times New Roman" w:hAnsi="Times New Roman" w:cs="Times New Roman"/>
@@ -2951,17 +2609,36 @@
           <w:szCs w:val="24"/>
           <w:lang w:eastAsia="en-US"/>
         </w:rPr>
-        <w:t>Jupyter</w:t>
-      </w:r>
-      <w:proofErr w:type="spellEnd"/>
-      <w:r>
-        <w:rPr>
-          <w:rFonts w:ascii="Times New Roman" w:eastAsia="Times New Roman" w:hAnsi="Times New Roman" w:cs="Times New Roman"/>
-          <w:sz w:val="22"/>
-          <w:szCs w:val="24"/>
-          <w:lang w:eastAsia="en-US"/>
-        </w:rPr>
-        <w:t xml:space="preserve"> for controlled experimentation and feature analysis before promoting validated logic into production pipelines and services.</w:t>
+        <w:t>batch inference</w:t>
+      </w:r>
+      <w:r>
+        <w:rPr>
+          <w:rFonts w:ascii="Times New Roman" w:eastAsia="Times New Roman" w:hAnsi="Times New Roman" w:cs="Times New Roman"/>
+          <w:sz w:val="22"/>
+          <w:szCs w:val="24"/>
+          <w:lang w:eastAsia="en-US"/>
+        </w:rPr>
+        <w:t xml:space="preserve"> pipelines and real-time scoring endpoints that reduced prediction turnaround time by </w:t>
+      </w:r>
+      <w:r>
+        <w:rPr>
+          <w:rFonts w:ascii="Times New Roman" w:eastAsia="Times New Roman" w:hAnsi="Times New Roman" w:cs="Times New Roman"/>
+          <w:b/>
+          <w:bCs/>
+          <w:sz w:val="22"/>
+          <w:szCs w:val="24"/>
+          <w:lang w:eastAsia="en-US"/>
+        </w:rPr>
+        <w:t>28%</w:t>
+      </w:r>
+      <w:r>
+        <w:rPr>
+          <w:rFonts w:ascii="Times New Roman" w:eastAsia="Times New Roman" w:hAnsi="Times New Roman" w:cs="Times New Roman"/>
+          <w:sz w:val="22"/>
+          <w:szCs w:val="24"/>
+          <w:lang w:eastAsia="en-US"/>
+        </w:rPr>
+        <w:t xml:space="preserve"> compared with older asynchronous processing paths.</w:t>
       </w:r>
     </w:p>
     <w:p>
@@ -2987,7 +2664,7 @@
           <w:szCs w:val="24"/>
           <w:lang w:eastAsia="en-US"/>
         </w:rPr>
-        <w:t xml:space="preserve">Supported </w:t>
+        <w:t xml:space="preserve">Improved experiment traceability and retraining reproducibility through </w:t>
       </w:r>
       <w:proofErr w:type="spellStart"/>
       <w:r>
@@ -2999,7 +2676,7 @@
           <w:szCs w:val="24"/>
           <w:lang w:eastAsia="en-US"/>
         </w:rPr>
-        <w:t>MLOps</w:t>
+        <w:t>MLflow</w:t>
       </w:r>
       <w:proofErr w:type="spellEnd"/>
       <w:r>
@@ -3009,7 +2686,27 @@
           <w:szCs w:val="24"/>
           <w:lang w:eastAsia="en-US"/>
         </w:rPr>
-        <w:t xml:space="preserve"> practices across CI/CD, containerization, automated validation, and rollback-safe release procedures for AI-enabled systems.</w:t>
+        <w:t xml:space="preserve">-based tracking, artifact versioning, and model registry practices, reducing failed retraining cycles by </w:t>
+      </w:r>
+      <w:r>
+        <w:rPr>
+          <w:rFonts w:ascii="Times New Roman" w:eastAsia="Times New Roman" w:hAnsi="Times New Roman" w:cs="Times New Roman"/>
+          <w:b/>
+          <w:bCs/>
+          <w:sz w:val="22"/>
+          <w:szCs w:val="24"/>
+          <w:lang w:eastAsia="en-US"/>
+        </w:rPr>
+        <w:t>19%</w:t>
+      </w:r>
+      <w:r>
+        <w:rPr>
+          <w:rFonts w:ascii="Times New Roman" w:eastAsia="Times New Roman" w:hAnsi="Times New Roman" w:cs="Times New Roman"/>
+          <w:sz w:val="22"/>
+          <w:szCs w:val="24"/>
+          <w:lang w:eastAsia="en-US"/>
+        </w:rPr>
+        <w:t>.</w:t>
       </w:r>
     </w:p>
     <w:p>
@@ -3035,7 +2732,7 @@
           <w:szCs w:val="24"/>
           <w:lang w:eastAsia="en-US"/>
         </w:rPr>
-        <w:t xml:space="preserve">Helped define stronger internal standards for </w:t>
+        <w:t xml:space="preserve">Added validation checks for schema drift, missing values, and feature anomalies before training and serving, improving pipeline reliability by </w:t>
       </w:r>
       <w:r>
         <w:rPr>
@@ -3046,16 +2743,16 @@
           <w:szCs w:val="24"/>
           <w:lang w:eastAsia="en-US"/>
         </w:rPr>
-        <w:t>model lifecycle management</w:t>
-      </w:r>
-      <w:r>
-        <w:rPr>
-          <w:rFonts w:ascii="Times New Roman" w:eastAsia="Times New Roman" w:hAnsi="Times New Roman" w:cs="Times New Roman"/>
-          <w:sz w:val="22"/>
-          <w:szCs w:val="24"/>
-          <w:lang w:eastAsia="en-US"/>
-        </w:rPr>
-        <w:t>, improving handoff quality between experimentation and production engineering teams.</w:t>
+        <w:t>23%</w:t>
+      </w:r>
+      <w:r>
+        <w:rPr>
+          <w:rFonts w:ascii="Times New Roman" w:eastAsia="Times New Roman" w:hAnsi="Times New Roman" w:cs="Times New Roman"/>
+          <w:sz w:val="22"/>
+          <w:szCs w:val="24"/>
+          <w:lang w:eastAsia="en-US"/>
+        </w:rPr>
+        <w:t>.</w:t>
       </w:r>
     </w:p>
     <w:p>
@@ -3069,19 +2766,19 @@
         <w:jc w:val="both"/>
         <w:rPr>
           <w:rFonts w:ascii="Times New Roman" w:eastAsia="Times New Roman" w:hAnsi="Times New Roman" w:cs="Times New Roman"/>
-          <w:sz w:val="24"/>
-          <w:szCs w:val="24"/>
-          <w:lang w:eastAsia="en-US"/>
-        </w:rPr>
-      </w:pPr>
-      <w:r>
-        <w:rPr>
-          <w:rFonts w:ascii="Times New Roman" w:eastAsia="Times New Roman" w:hAnsi="Times New Roman" w:cs="Times New Roman"/>
-          <w:sz w:val="22"/>
-          <w:szCs w:val="24"/>
-          <w:lang w:eastAsia="en-US"/>
-        </w:rPr>
-        <w:t xml:space="preserve">Contributed to more maintainable </w:t>
+          <w:sz w:val="22"/>
+          <w:szCs w:val="24"/>
+          <w:lang w:eastAsia="en-US"/>
+        </w:rPr>
+      </w:pPr>
+      <w:r>
+        <w:rPr>
+          <w:rFonts w:ascii="Times New Roman" w:eastAsia="Times New Roman" w:hAnsi="Times New Roman" w:cs="Times New Roman"/>
+          <w:sz w:val="22"/>
+          <w:szCs w:val="24"/>
+          <w:lang w:eastAsia="en-US"/>
+        </w:rPr>
+        <w:t xml:space="preserve">Optimized orchestration and transformation jobs across </w:t>
       </w:r>
       <w:r>
         <w:rPr>
@@ -3092,98 +2789,100 @@
           <w:szCs w:val="24"/>
           <w:lang w:eastAsia="en-US"/>
         </w:rPr>
-        <w:t>production inference systems</w:t>
-      </w:r>
-      <w:r>
-        <w:rPr>
-          <w:rFonts w:ascii="Times New Roman" w:eastAsia="Times New Roman" w:hAnsi="Times New Roman" w:cs="Times New Roman"/>
-          <w:sz w:val="22"/>
-          <w:szCs w:val="24"/>
-          <w:lang w:eastAsia="en-US"/>
-        </w:rPr>
-        <w:t xml:space="preserve"> by aligning training, registry, deployment, and monitoring workflows under one operating model.</w:t>
-      </w:r>
-    </w:p>
-    <w:p>
-      <w:pPr>
-        <w:pStyle w:val="NormalWeb"/>
-        <w:spacing w:beforeAutospacing="0" w:afterAutospacing="0"/>
-        <w:jc w:val="both"/>
-        <w:rPr>
-          <w:rStyle w:val="Strong"/>
-          <w:rFonts w:ascii="Arial Black" w:hAnsi="Arial Black" w:cstheme="majorBidi"/>
-          <w:szCs w:val="28"/>
-        </w:rPr>
-      </w:pPr>
-      <w:r>
-        <w:rPr>
-          <w:rStyle w:val="Strong"/>
-          <w:rFonts w:ascii="Arial Black" w:hAnsi="Arial Black" w:cstheme="majorBidi"/>
-          <w:szCs w:val="28"/>
-        </w:rPr>
-        <w:t>Software Engineer</w:t>
-      </w:r>
-    </w:p>
-    <w:p>
-      <w:pPr>
-        <w:pStyle w:val="NormalWeb"/>
-        <w:spacing w:beforeAutospacing="0" w:afterAutospacing="0"/>
-        <w:jc w:val="both"/>
-        <w:rPr>
-          <w:rFonts w:ascii="Arial Black" w:hAnsi="Arial Black" w:cstheme="majorBidi"/>
+        <w:t>Airflow</w:t>
+      </w:r>
+      <w:r>
+        <w:rPr>
+          <w:rFonts w:ascii="Times New Roman" w:eastAsia="Times New Roman" w:hAnsi="Times New Roman" w:cs="Times New Roman"/>
+          <w:sz w:val="22"/>
+          <w:szCs w:val="24"/>
+          <w:lang w:eastAsia="en-US"/>
+        </w:rPr>
+        <w:t xml:space="preserve">, </w:t>
+      </w:r>
+      <w:proofErr w:type="spellStart"/>
+      <w:r>
+        <w:rPr>
+          <w:rFonts w:ascii="Times New Roman" w:eastAsia="Times New Roman" w:hAnsi="Times New Roman" w:cs="Times New Roman"/>
           <w:b/>
           <w:bCs/>
-          <w:szCs w:val="28"/>
-        </w:rPr>
-      </w:pPr>
-      <w:r>
-        <w:rPr>
-          <w:rFonts w:asciiTheme="majorBidi" w:hAnsiTheme="majorBidi" w:cstheme="majorBidi"/>
+          <w:sz w:val="22"/>
+          <w:szCs w:val="24"/>
+          <w:lang w:eastAsia="en-US"/>
+        </w:rPr>
+        <w:t>dbt</w:t>
+      </w:r>
+      <w:proofErr w:type="spellEnd"/>
+      <w:r>
+        <w:rPr>
+          <w:rFonts w:ascii="Times New Roman" w:eastAsia="Times New Roman" w:hAnsi="Times New Roman" w:cs="Times New Roman"/>
+          <w:sz w:val="22"/>
+          <w:szCs w:val="24"/>
+          <w:lang w:eastAsia="en-US"/>
+        </w:rPr>
+        <w:t xml:space="preserve">, </w:t>
+      </w:r>
+      <w:r>
+        <w:rPr>
+          <w:rFonts w:ascii="Times New Roman" w:eastAsia="Times New Roman" w:hAnsi="Times New Roman" w:cs="Times New Roman"/>
           <w:b/>
-          <w:szCs w:val="28"/>
-        </w:rPr>
-        <w:t>Next Apps</w:t>
-      </w:r>
-      <w:r>
-        <w:rPr>
-          <w:rFonts w:asciiTheme="majorBidi" w:hAnsiTheme="majorBidi" w:cstheme="majorBidi"/>
-          <w:szCs w:val="28"/>
-        </w:rPr>
-        <w:t xml:space="preserve"> </w:t>
-      </w:r>
-      <w:r>
-        <w:rPr>
-          <w:rFonts w:asciiTheme="majorBidi" w:hAnsiTheme="majorBidi" w:cstheme="majorBidi"/>
-          <w:szCs w:val="28"/>
-        </w:rPr>
-        <w:t xml:space="preserve">| Ghent, Belgium </w:t>
-      </w:r>
-      <w:r>
-        <w:rPr>
-          <w:rFonts w:asciiTheme="majorBidi" w:hAnsiTheme="majorBidi" w:cstheme="majorBidi"/>
-          <w:i/>
-          <w:sz w:val="22"/>
-          <w:szCs w:val="28"/>
-        </w:rPr>
-        <w:t>(Nov2020 – Nov</w:t>
-      </w:r>
-      <w:r>
-        <w:rPr>
-          <w:rFonts w:asciiTheme="majorBidi" w:hAnsiTheme="majorBidi" w:cstheme="majorBidi"/>
-          <w:i/>
-          <w:sz w:val="22"/>
-          <w:szCs w:val="28"/>
-        </w:rPr>
-        <w:t xml:space="preserve"> 2023</w:t>
-      </w:r>
-      <w:r>
-        <w:rPr>
-          <w:rFonts w:asciiTheme="majorBidi" w:hAnsiTheme="majorBidi" w:cstheme="majorBidi"/>
-          <w:i/>
-          <w:sz w:val="22"/>
-          <w:szCs w:val="28"/>
-        </w:rPr>
-        <w:t>)</w:t>
+          <w:bCs/>
+          <w:sz w:val="22"/>
+          <w:szCs w:val="24"/>
+          <w:lang w:eastAsia="en-US"/>
+        </w:rPr>
+        <w:t>Pandas</w:t>
+      </w:r>
+      <w:r>
+        <w:rPr>
+          <w:rFonts w:ascii="Times New Roman" w:eastAsia="Times New Roman" w:hAnsi="Times New Roman" w:cs="Times New Roman"/>
+          <w:sz w:val="22"/>
+          <w:szCs w:val="24"/>
+          <w:lang w:eastAsia="en-US"/>
+        </w:rPr>
+        <w:t xml:space="preserve">, and </w:t>
+      </w:r>
+      <w:proofErr w:type="spellStart"/>
+      <w:r>
+        <w:rPr>
+          <w:rFonts w:ascii="Times New Roman" w:eastAsia="Times New Roman" w:hAnsi="Times New Roman" w:cs="Times New Roman"/>
+          <w:b/>
+          <w:bCs/>
+          <w:sz w:val="22"/>
+          <w:szCs w:val="24"/>
+          <w:lang w:eastAsia="en-US"/>
+        </w:rPr>
+        <w:t>NumPy</w:t>
+      </w:r>
+      <w:proofErr w:type="spellEnd"/>
+      <w:r>
+        <w:rPr>
+          <w:rFonts w:ascii="Times New Roman" w:eastAsia="Times New Roman" w:hAnsi="Times New Roman" w:cs="Times New Roman"/>
+          <w:sz w:val="22"/>
+          <w:szCs w:val="24"/>
+          <w:lang w:eastAsia="en-US"/>
+        </w:rPr>
+        <w:t xml:space="preserve">, reducing pipeline execution time by </w:t>
+      </w:r>
+      <w:r>
+        <w:rPr>
+          <w:rFonts w:ascii="Times New Roman" w:eastAsia="Times New Roman" w:hAnsi="Times New Roman" w:cs="Times New Roman"/>
+          <w:b/>
+          <w:bCs/>
+          <w:sz w:val="22"/>
+          <w:szCs w:val="24"/>
+          <w:lang w:eastAsia="en-US"/>
+        </w:rPr>
+        <w:t>26%</w:t>
+      </w:r>
+      <w:r>
+        <w:rPr>
+          <w:rFonts w:ascii="Times New Roman" w:eastAsia="Times New Roman" w:hAnsi="Times New Roman" w:cs="Times New Roman"/>
+          <w:sz w:val="22"/>
+          <w:szCs w:val="24"/>
+          <w:lang w:eastAsia="en-US"/>
+        </w:rPr>
+        <w:t>.</w:t>
       </w:r>
     </w:p>
     <w:p>
@@ -3209,7 +2908,8 @@
           <w:szCs w:val="24"/>
           <w:lang w:eastAsia="en-US"/>
         </w:rPr>
-        <w:t xml:space="preserve">Built and maintained </w:t>
+        <w:lastRenderedPageBreak/>
+        <w:t xml:space="preserve">Built monitoring for model latency, failure rates, and data freshness, helping reduce model-related production incidents by </w:t>
       </w:r>
       <w:r>
         <w:rPr>
@@ -3220,16 +2920,16 @@
           <w:szCs w:val="24"/>
           <w:lang w:eastAsia="en-US"/>
         </w:rPr>
-        <w:t>machine learning data pipelines</w:t>
-      </w:r>
-      <w:r>
-        <w:rPr>
-          <w:rFonts w:ascii="Times New Roman" w:eastAsia="Times New Roman" w:hAnsi="Times New Roman" w:cs="Times New Roman"/>
-          <w:sz w:val="22"/>
-          <w:szCs w:val="24"/>
-          <w:lang w:eastAsia="en-US"/>
-        </w:rPr>
-        <w:t xml:space="preserve"> that collected, normalized, and transformed multi-source application data for training and analytical workflows.</w:t>
+        <w:t>17%</w:t>
+      </w:r>
+      <w:r>
+        <w:rPr>
+          <w:rFonts w:ascii="Times New Roman" w:eastAsia="Times New Roman" w:hAnsi="Times New Roman" w:cs="Times New Roman"/>
+          <w:sz w:val="22"/>
+          <w:szCs w:val="24"/>
+          <w:lang w:eastAsia="en-US"/>
+        </w:rPr>
+        <w:t>.</w:t>
       </w:r>
     </w:p>
     <w:p>
@@ -3255,47 +2955,7 @@
           <w:szCs w:val="24"/>
           <w:lang w:eastAsia="en-US"/>
         </w:rPr>
-        <w:t xml:space="preserve">Developed </w:t>
-      </w:r>
-      <w:r>
-        <w:rPr>
-          <w:rFonts w:ascii="Times New Roman" w:eastAsia="Times New Roman" w:hAnsi="Times New Roman" w:cs="Times New Roman"/>
-          <w:b/>
-          <w:bCs/>
-          <w:sz w:val="22"/>
-          <w:szCs w:val="24"/>
-          <w:lang w:eastAsia="en-US"/>
-        </w:rPr>
-        <w:t>feature engineering</w:t>
-      </w:r>
-      <w:r>
-        <w:rPr>
-          <w:rFonts w:ascii="Times New Roman" w:eastAsia="Times New Roman" w:hAnsi="Times New Roman" w:cs="Times New Roman"/>
-          <w:sz w:val="22"/>
-          <w:szCs w:val="24"/>
-          <w:lang w:eastAsia="en-US"/>
-        </w:rPr>
-        <w:t xml:space="preserve"> jobs for behavioral, transactional, and operational datasets, improving model signal quality and increasing downstream model accuracy by </w:t>
-      </w:r>
-      <w:r>
-        <w:rPr>
-          <w:rFonts w:ascii="Times New Roman" w:eastAsia="Times New Roman" w:hAnsi="Times New Roman" w:cs="Times New Roman"/>
-          <w:b/>
-          <w:bCs/>
-          <w:sz w:val="22"/>
-          <w:szCs w:val="24"/>
-          <w:lang w:eastAsia="en-US"/>
-        </w:rPr>
-        <w:t>14%</w:t>
-      </w:r>
-      <w:r>
-        <w:rPr>
-          <w:rFonts w:ascii="Times New Roman" w:eastAsia="Times New Roman" w:hAnsi="Times New Roman" w:cs="Times New Roman"/>
-          <w:sz w:val="22"/>
-          <w:szCs w:val="24"/>
-          <w:lang w:eastAsia="en-US"/>
-        </w:rPr>
-        <w:t>.</w:t>
+        <w:t>Partnered with product and backend teams to operationalize ML outputs into stable user-facing and internal workflows.</w:t>
       </w:r>
     </w:p>
     <w:p>
@@ -3321,8 +2981,9 @@
           <w:szCs w:val="24"/>
           <w:lang w:eastAsia="en-US"/>
         </w:rPr>
-        <w:t xml:space="preserve">Implemented </w:t>
-      </w:r>
+        <w:t xml:space="preserve">Used </w:t>
+      </w:r>
+      <w:proofErr w:type="spellStart"/>
       <w:r>
         <w:rPr>
           <w:rFonts w:ascii="Times New Roman" w:eastAsia="Times New Roman" w:hAnsi="Times New Roman" w:cs="Times New Roman"/>
@@ -3332,16 +2993,17 @@
           <w:szCs w:val="24"/>
           <w:lang w:eastAsia="en-US"/>
         </w:rPr>
-        <w:t>training pipelines</w:t>
-      </w:r>
-      <w:r>
-        <w:rPr>
-          <w:rFonts w:ascii="Times New Roman" w:eastAsia="Times New Roman" w:hAnsi="Times New Roman" w:cs="Times New Roman"/>
-          <w:sz w:val="22"/>
-          <w:szCs w:val="24"/>
-          <w:lang w:eastAsia="en-US"/>
-        </w:rPr>
-        <w:t xml:space="preserve"> for classification and regression use cases, covering dataset creation, split logic, evaluation reporting, and artifact packaging.</w:t>
+        <w:t>Jupyter</w:t>
+      </w:r>
+      <w:proofErr w:type="spellEnd"/>
+      <w:r>
+        <w:rPr>
+          <w:rFonts w:ascii="Times New Roman" w:eastAsia="Times New Roman" w:hAnsi="Times New Roman" w:cs="Times New Roman"/>
+          <w:sz w:val="22"/>
+          <w:szCs w:val="24"/>
+          <w:lang w:eastAsia="en-US"/>
+        </w:rPr>
+        <w:t xml:space="preserve"> for controlled experimentation and feature analysis before promoting validated logic into production pipelines and services.</w:t>
       </w:r>
     </w:p>
     <w:p>
@@ -3367,8 +3029,9 @@
           <w:szCs w:val="24"/>
           <w:lang w:eastAsia="en-US"/>
         </w:rPr>
-        <w:t xml:space="preserve">Supported deployment of </w:t>
-      </w:r>
+        <w:t xml:space="preserve">Supported </w:t>
+      </w:r>
+      <w:proofErr w:type="spellStart"/>
       <w:r>
         <w:rPr>
           <w:rFonts w:ascii="Times New Roman" w:eastAsia="Times New Roman" w:hAnsi="Times New Roman" w:cs="Times New Roman"/>
@@ -3378,36 +3041,17 @@
           <w:szCs w:val="24"/>
           <w:lang w:eastAsia="en-US"/>
         </w:rPr>
-        <w:t>model inference services</w:t>
-      </w:r>
-      <w:r>
-        <w:rPr>
-          <w:rFonts w:ascii="Times New Roman" w:eastAsia="Times New Roman" w:hAnsi="Times New Roman" w:cs="Times New Roman"/>
-          <w:sz w:val="22"/>
-          <w:szCs w:val="24"/>
-          <w:lang w:eastAsia="en-US"/>
-        </w:rPr>
-        <w:t xml:space="preserve"> into cloud-hosted environments, improving availability and reducing manual release effort by </w:t>
-      </w:r>
-      <w:r>
-        <w:rPr>
-          <w:rFonts w:ascii="Times New Roman" w:eastAsia="Times New Roman" w:hAnsi="Times New Roman" w:cs="Times New Roman"/>
-          <w:b/>
-          <w:bCs/>
-          <w:sz w:val="22"/>
-          <w:szCs w:val="24"/>
-          <w:lang w:eastAsia="en-US"/>
-        </w:rPr>
-        <w:t>22%</w:t>
-      </w:r>
-      <w:r>
-        <w:rPr>
-          <w:rFonts w:ascii="Times New Roman" w:eastAsia="Times New Roman" w:hAnsi="Times New Roman" w:cs="Times New Roman"/>
-          <w:sz w:val="22"/>
-          <w:szCs w:val="24"/>
-          <w:lang w:eastAsia="en-US"/>
-        </w:rPr>
-        <w:t>.</w:t>
+        <w:t>MLOps</w:t>
+      </w:r>
+      <w:proofErr w:type="spellEnd"/>
+      <w:r>
+        <w:rPr>
+          <w:rFonts w:ascii="Times New Roman" w:eastAsia="Times New Roman" w:hAnsi="Times New Roman" w:cs="Times New Roman"/>
+          <w:sz w:val="22"/>
+          <w:szCs w:val="24"/>
+          <w:lang w:eastAsia="en-US"/>
+        </w:rPr>
+        <w:t xml:space="preserve"> practices across CI/CD, containerization, automated validation, and rollback-safe release procedures for AI-enabled systems.</w:t>
       </w:r>
     </w:p>
     <w:p>
@@ -3433,7 +3077,7 @@
           <w:szCs w:val="24"/>
           <w:lang w:eastAsia="en-US"/>
         </w:rPr>
-        <w:t xml:space="preserve">Created scheduled </w:t>
+        <w:t xml:space="preserve">Helped define stronger internal standards for </w:t>
       </w:r>
       <w:r>
         <w:rPr>
@@ -3444,16 +3088,16 @@
           <w:szCs w:val="24"/>
           <w:lang w:eastAsia="en-US"/>
         </w:rPr>
-        <w:t>batch scoring</w:t>
-      </w:r>
-      <w:r>
-        <w:rPr>
-          <w:rFonts w:ascii="Times New Roman" w:eastAsia="Times New Roman" w:hAnsi="Times New Roman" w:cs="Times New Roman"/>
-          <w:sz w:val="22"/>
-          <w:szCs w:val="24"/>
-          <w:lang w:eastAsia="en-US"/>
-        </w:rPr>
-        <w:t xml:space="preserve"> workflows that delivered predictions to business systems for segmentation, prioritization, and forecasting use cases.</w:t>
+        <w:t>model lifecycle management</w:t>
+      </w:r>
+      <w:r>
+        <w:rPr>
+          <w:rFonts w:ascii="Times New Roman" w:eastAsia="Times New Roman" w:hAnsi="Times New Roman" w:cs="Times New Roman"/>
+          <w:sz w:val="22"/>
+          <w:szCs w:val="24"/>
+          <w:lang w:eastAsia="en-US"/>
+        </w:rPr>
+        <w:t>, improving handoff quality between experimentation and production engineering teams.</w:t>
       </w:r>
     </w:p>
     <w:p>
@@ -3467,19 +3111,19 @@
         <w:jc w:val="both"/>
         <w:rPr>
           <w:rFonts w:ascii="Times New Roman" w:eastAsia="Times New Roman" w:hAnsi="Times New Roman" w:cs="Times New Roman"/>
-          <w:sz w:val="22"/>
-          <w:szCs w:val="24"/>
-          <w:lang w:eastAsia="en-US"/>
-        </w:rPr>
-      </w:pPr>
-      <w:r>
-        <w:rPr>
-          <w:rFonts w:ascii="Times New Roman" w:eastAsia="Times New Roman" w:hAnsi="Times New Roman" w:cs="Times New Roman"/>
-          <w:sz w:val="22"/>
-          <w:szCs w:val="24"/>
-          <w:lang w:eastAsia="en-US"/>
-        </w:rPr>
-        <w:t xml:space="preserve">Built internal tooling for experiment comparison and model result review, making it easier for teams to select stronger candidate models and reduce evaluation time by </w:t>
+          <w:sz w:val="24"/>
+          <w:szCs w:val="24"/>
+          <w:lang w:eastAsia="en-US"/>
+        </w:rPr>
+      </w:pPr>
+      <w:r>
+        <w:rPr>
+          <w:rFonts w:ascii="Times New Roman" w:eastAsia="Times New Roman" w:hAnsi="Times New Roman" w:cs="Times New Roman"/>
+          <w:sz w:val="22"/>
+          <w:szCs w:val="24"/>
+          <w:lang w:eastAsia="en-US"/>
+        </w:rPr>
+        <w:t xml:space="preserve">Contributed to more maintainable </w:t>
       </w:r>
       <w:r>
         <w:rPr>
@@ -3490,16 +3134,98 @@
           <w:szCs w:val="24"/>
           <w:lang w:eastAsia="en-US"/>
         </w:rPr>
-        <w:t>18%</w:t>
-      </w:r>
-      <w:r>
-        <w:rPr>
-          <w:rFonts w:ascii="Times New Roman" w:eastAsia="Times New Roman" w:hAnsi="Times New Roman" w:cs="Times New Roman"/>
-          <w:sz w:val="22"/>
-          <w:szCs w:val="24"/>
-          <w:lang w:eastAsia="en-US"/>
-        </w:rPr>
-        <w:t>.</w:t>
+        <w:t>production inference systems</w:t>
+      </w:r>
+      <w:r>
+        <w:rPr>
+          <w:rFonts w:ascii="Times New Roman" w:eastAsia="Times New Roman" w:hAnsi="Times New Roman" w:cs="Times New Roman"/>
+          <w:sz w:val="22"/>
+          <w:szCs w:val="24"/>
+          <w:lang w:eastAsia="en-US"/>
+        </w:rPr>
+        <w:t xml:space="preserve"> by aligning training, registry, deployment, and monitoring workflows under one operating model.</w:t>
+      </w:r>
+    </w:p>
+    <w:p>
+      <w:pPr>
+        <w:pStyle w:val="NormalWeb"/>
+        <w:spacing w:beforeAutospacing="0" w:afterAutospacing="0"/>
+        <w:jc w:val="both"/>
+        <w:rPr>
+          <w:rStyle w:val="Strong"/>
+          <w:rFonts w:ascii="Arial Black" w:hAnsi="Arial Black" w:cstheme="majorBidi"/>
+          <w:szCs w:val="28"/>
+        </w:rPr>
+      </w:pPr>
+      <w:r>
+        <w:rPr>
+          <w:rStyle w:val="Strong"/>
+          <w:rFonts w:ascii="Arial Black" w:hAnsi="Arial Black" w:cstheme="majorBidi"/>
+          <w:szCs w:val="28"/>
+        </w:rPr>
+        <w:t>Software Engineer</w:t>
+      </w:r>
+    </w:p>
+    <w:p>
+      <w:pPr>
+        <w:pStyle w:val="NormalWeb"/>
+        <w:spacing w:beforeAutospacing="0" w:afterAutospacing="0"/>
+        <w:jc w:val="both"/>
+        <w:rPr>
+          <w:rFonts w:ascii="Arial Black" w:hAnsi="Arial Black" w:cstheme="majorBidi"/>
+          <w:b/>
+          <w:bCs/>
+          <w:szCs w:val="28"/>
+        </w:rPr>
+      </w:pPr>
+      <w:r>
+        <w:rPr>
+          <w:rFonts w:asciiTheme="majorBidi" w:hAnsiTheme="majorBidi" w:cstheme="majorBidi"/>
+          <w:b/>
+          <w:szCs w:val="28"/>
+        </w:rPr>
+        <w:t>Next Apps</w:t>
+      </w:r>
+      <w:r>
+        <w:rPr>
+          <w:rFonts w:asciiTheme="majorBidi" w:hAnsiTheme="majorBidi" w:cstheme="majorBidi"/>
+          <w:szCs w:val="28"/>
+        </w:rPr>
+        <w:t xml:space="preserve"> </w:t>
+      </w:r>
+      <w:r>
+        <w:rPr>
+          <w:rFonts w:asciiTheme="majorBidi" w:hAnsiTheme="majorBidi" w:cstheme="majorBidi"/>
+          <w:szCs w:val="28"/>
+        </w:rPr>
+        <w:t xml:space="preserve">| Ghent, Belgium </w:t>
+      </w:r>
+      <w:r>
+        <w:rPr>
+          <w:rFonts w:asciiTheme="majorBidi" w:hAnsiTheme="majorBidi" w:cstheme="majorBidi"/>
+          <w:i/>
+          <w:sz w:val="22"/>
+          <w:szCs w:val="28"/>
+        </w:rPr>
+        <w:t>(Nov2020 – Nov</w:t>
+      </w:r>
+      <w:r>
+        <w:rPr>
+          <w:rFonts w:asciiTheme="majorBidi" w:hAnsiTheme="majorBidi" w:cstheme="majorBidi"/>
+          <w:i/>
+          <w:sz w:val="22"/>
+          <w:szCs w:val="28"/>
+        </w:rPr>
+        <w:t xml:space="preserve"> 2023</w:t>
+      </w:r>
+      <w:r>
+        <w:rPr>
+          <w:rFonts w:asciiTheme="majorBidi" w:hAnsiTheme="majorBidi" w:cstheme="majorBidi"/>
+          <w:i/>
+          <w:sz w:val="22"/>
+          <w:szCs w:val="28"/>
+        </w:rPr>
+        <w:t>)</w:t>
       </w:r>
     </w:p>
     <w:p>
@@ -3525,7 +3251,7 @@
           <w:szCs w:val="24"/>
           <w:lang w:eastAsia="en-US"/>
         </w:rPr>
-        <w:t xml:space="preserve">Improved </w:t>
+        <w:t xml:space="preserve">Built and maintained </w:t>
       </w:r>
       <w:r>
         <w:rPr>
@@ -3536,16 +3262,16 @@
           <w:szCs w:val="24"/>
           <w:lang w:eastAsia="en-US"/>
         </w:rPr>
-        <w:t>data quality controls</w:t>
-      </w:r>
-      <w:r>
-        <w:rPr>
-          <w:rFonts w:ascii="Times New Roman" w:eastAsia="Times New Roman" w:hAnsi="Times New Roman" w:cs="Times New Roman"/>
-          <w:sz w:val="22"/>
-          <w:szCs w:val="24"/>
-          <w:lang w:eastAsia="en-US"/>
-        </w:rPr>
-        <w:t xml:space="preserve"> with validation layers that caught incomplete and inconsistent records before training and serving stages.</w:t>
+        <w:t>machine learning data pipelines</w:t>
+      </w:r>
+      <w:r>
+        <w:rPr>
+          <w:rFonts w:ascii="Times New Roman" w:eastAsia="Times New Roman" w:hAnsi="Times New Roman" w:cs="Times New Roman"/>
+          <w:sz w:val="22"/>
+          <w:szCs w:val="24"/>
+          <w:lang w:eastAsia="en-US"/>
+        </w:rPr>
+        <w:t xml:space="preserve"> that collected, normalized, and transformed multi-source application data for training and analytical workflows.</w:t>
       </w:r>
     </w:p>
     <w:p>
@@ -3571,9 +3297,8 @@
           <w:szCs w:val="24"/>
           <w:lang w:eastAsia="en-US"/>
         </w:rPr>
-        <w:t xml:space="preserve">Worked on </w:t>
-      </w:r>
-      <w:proofErr w:type="spellStart"/>
+        <w:t xml:space="preserve">Developed </w:t>
+      </w:r>
       <w:r>
         <w:rPr>
           <w:rFonts w:ascii="Times New Roman" w:eastAsia="Times New Roman" w:hAnsi="Times New Roman" w:cs="Times New Roman"/>
@@ -3583,17 +3308,36 @@
           <w:szCs w:val="24"/>
           <w:lang w:eastAsia="en-US"/>
         </w:rPr>
-        <w:t>MLOps</w:t>
-      </w:r>
-      <w:proofErr w:type="spellEnd"/>
-      <w:r>
-        <w:rPr>
-          <w:rFonts w:ascii="Times New Roman" w:eastAsia="Times New Roman" w:hAnsi="Times New Roman" w:cs="Times New Roman"/>
-          <w:sz w:val="22"/>
-          <w:szCs w:val="24"/>
-          <w:lang w:eastAsia="en-US"/>
-        </w:rPr>
-        <w:t xml:space="preserve"> automation for packaging models, promoting artifacts between environments, and validating deployment readiness before release.</w:t>
+        <w:t>feature engineering</w:t>
+      </w:r>
+      <w:r>
+        <w:rPr>
+          <w:rFonts w:ascii="Times New Roman" w:eastAsia="Times New Roman" w:hAnsi="Times New Roman" w:cs="Times New Roman"/>
+          <w:sz w:val="22"/>
+          <w:szCs w:val="24"/>
+          <w:lang w:eastAsia="en-US"/>
+        </w:rPr>
+        <w:t xml:space="preserve"> jobs for behavioral, transactional, and operational datasets, improving model signal quality and increasing downstream model accuracy by </w:t>
+      </w:r>
+      <w:r>
+        <w:rPr>
+          <w:rFonts w:ascii="Times New Roman" w:eastAsia="Times New Roman" w:hAnsi="Times New Roman" w:cs="Times New Roman"/>
+          <w:b/>
+          <w:bCs/>
+          <w:sz w:val="22"/>
+          <w:szCs w:val="24"/>
+          <w:lang w:eastAsia="en-US"/>
+        </w:rPr>
+        <w:t>14%</w:t>
+      </w:r>
+      <w:r>
+        <w:rPr>
+          <w:rFonts w:ascii="Times New Roman" w:eastAsia="Times New Roman" w:hAnsi="Times New Roman" w:cs="Times New Roman"/>
+          <w:sz w:val="22"/>
+          <w:szCs w:val="24"/>
+          <w:lang w:eastAsia="en-US"/>
+        </w:rPr>
+        <w:t>.</w:t>
       </w:r>
     </w:p>
     <w:p>
@@ -3619,7 +3363,7 @@
           <w:szCs w:val="24"/>
           <w:lang w:eastAsia="en-US"/>
         </w:rPr>
-        <w:t xml:space="preserve">Collaborated with application engineers to integrate </w:t>
+        <w:t xml:space="preserve">Implemented </w:t>
       </w:r>
       <w:r>
         <w:rPr>
@@ -3630,16 +3374,16 @@
           <w:szCs w:val="24"/>
           <w:lang w:eastAsia="en-US"/>
         </w:rPr>
-        <w:t>prediction outputs</w:t>
-      </w:r>
-      <w:r>
-        <w:rPr>
-          <w:rFonts w:ascii="Times New Roman" w:eastAsia="Times New Roman" w:hAnsi="Times New Roman" w:cs="Times New Roman"/>
-          <w:sz w:val="22"/>
-          <w:szCs w:val="24"/>
-          <w:lang w:eastAsia="en-US"/>
-        </w:rPr>
-        <w:t xml:space="preserve"> into user-facing and internal workflows without disrupting existing business processes.</w:t>
+        <w:t>training pipelines</w:t>
+      </w:r>
+      <w:r>
+        <w:rPr>
+          <w:rFonts w:ascii="Times New Roman" w:eastAsia="Times New Roman" w:hAnsi="Times New Roman" w:cs="Times New Roman"/>
+          <w:sz w:val="22"/>
+          <w:szCs w:val="24"/>
+          <w:lang w:eastAsia="en-US"/>
+        </w:rPr>
+        <w:t xml:space="preserve"> for classification and regression use cases, covering dataset creation, split logic, evaluation reporting, and artifact packaging.</w:t>
       </w:r>
     </w:p>
     <w:p>
@@ -3665,7 +3409,7 @@
           <w:szCs w:val="24"/>
           <w:lang w:eastAsia="en-US"/>
         </w:rPr>
-        <w:t xml:space="preserve">Tuned pipeline SQL and transformation logic to improve training-data generation speed by </w:t>
+        <w:t xml:space="preserve">Supported deployment of </w:t>
       </w:r>
       <w:r>
         <w:rPr>
@@ -3676,16 +3420,36 @@
           <w:szCs w:val="24"/>
           <w:lang w:eastAsia="en-US"/>
         </w:rPr>
-        <w:t>27%</w:t>
-      </w:r>
-      <w:r>
-        <w:rPr>
-          <w:rFonts w:ascii="Times New Roman" w:eastAsia="Times New Roman" w:hAnsi="Times New Roman" w:cs="Times New Roman"/>
-          <w:sz w:val="22"/>
-          <w:szCs w:val="24"/>
-          <w:lang w:eastAsia="en-US"/>
-        </w:rPr>
-        <w:t xml:space="preserve"> on large datasets.</w:t>
+        <w:t>model inference services</w:t>
+      </w:r>
+      <w:r>
+        <w:rPr>
+          <w:rFonts w:ascii="Times New Roman" w:eastAsia="Times New Roman" w:hAnsi="Times New Roman" w:cs="Times New Roman"/>
+          <w:sz w:val="22"/>
+          <w:szCs w:val="24"/>
+          <w:lang w:eastAsia="en-US"/>
+        </w:rPr>
+        <w:t xml:space="preserve"> into cloud-hosted environments, improving availability and reducing manual release effort by </w:t>
+      </w:r>
+      <w:r>
+        <w:rPr>
+          <w:rFonts w:ascii="Times New Roman" w:eastAsia="Times New Roman" w:hAnsi="Times New Roman" w:cs="Times New Roman"/>
+          <w:b/>
+          <w:bCs/>
+          <w:sz w:val="22"/>
+          <w:szCs w:val="24"/>
+          <w:lang w:eastAsia="en-US"/>
+        </w:rPr>
+        <w:t>22%</w:t>
+      </w:r>
+      <w:r>
+        <w:rPr>
+          <w:rFonts w:ascii="Times New Roman" w:eastAsia="Times New Roman" w:hAnsi="Times New Roman" w:cs="Times New Roman"/>
+          <w:sz w:val="22"/>
+          <w:szCs w:val="24"/>
+          <w:lang w:eastAsia="en-US"/>
+        </w:rPr>
+        <w:t>.</w:t>
       </w:r>
     </w:p>
     <w:p>
@@ -3711,7 +3475,7 @@
           <w:szCs w:val="24"/>
           <w:lang w:eastAsia="en-US"/>
         </w:rPr>
-        <w:t xml:space="preserve">Added service-level monitoring and alerting for model endpoints, helping reduce production recovery time by </w:t>
+        <w:t xml:space="preserve">Created scheduled </w:t>
       </w:r>
       <w:r>
         <w:rPr>
@@ -3722,16 +3486,16 @@
           <w:szCs w:val="24"/>
           <w:lang w:eastAsia="en-US"/>
         </w:rPr>
-        <w:t>16%</w:t>
-      </w:r>
-      <w:r>
-        <w:rPr>
-          <w:rFonts w:ascii="Times New Roman" w:eastAsia="Times New Roman" w:hAnsi="Times New Roman" w:cs="Times New Roman"/>
-          <w:sz w:val="22"/>
-          <w:szCs w:val="24"/>
-          <w:lang w:eastAsia="en-US"/>
-        </w:rPr>
-        <w:t xml:space="preserve"> during inference failures.</w:t>
+        <w:t>batch scoring</w:t>
+      </w:r>
+      <w:r>
+        <w:rPr>
+          <w:rFonts w:ascii="Times New Roman" w:eastAsia="Times New Roman" w:hAnsi="Times New Roman" w:cs="Times New Roman"/>
+          <w:sz w:val="22"/>
+          <w:szCs w:val="24"/>
+          <w:lang w:eastAsia="en-US"/>
+        </w:rPr>
+        <w:t xml:space="preserve"> workflows that delivered predictions to business systems for segmentation, prioritization, and forecasting use cases.</w:t>
       </w:r>
     </w:p>
     <w:p>
@@ -3757,7 +3521,7 @@
           <w:szCs w:val="24"/>
           <w:lang w:eastAsia="en-US"/>
         </w:rPr>
-        <w:t xml:space="preserve">Contributed to documentation and shared engineering practices around </w:t>
+        <w:t xml:space="preserve">Built internal tooling for experiment comparison and model result review, making it easier for teams to select stronger candidate models and reduce evaluation time by </w:t>
       </w:r>
       <w:r>
         <w:rPr>
@@ -3768,16 +3532,16 @@
           <w:szCs w:val="24"/>
           <w:lang w:eastAsia="en-US"/>
         </w:rPr>
-        <w:t>model deployment</w:t>
-      </w:r>
-      <w:r>
-        <w:rPr>
-          <w:rFonts w:ascii="Times New Roman" w:eastAsia="Times New Roman" w:hAnsi="Times New Roman" w:cs="Times New Roman"/>
-          <w:sz w:val="22"/>
-          <w:szCs w:val="24"/>
-          <w:lang w:eastAsia="en-US"/>
-        </w:rPr>
-        <w:t>, reproducibility, and safe operational support for ML-backed systems.</w:t>
+        <w:t>18%</w:t>
+      </w:r>
+      <w:r>
+        <w:rPr>
+          <w:rFonts w:ascii="Times New Roman" w:eastAsia="Times New Roman" w:hAnsi="Times New Roman" w:cs="Times New Roman"/>
+          <w:sz w:val="22"/>
+          <w:szCs w:val="24"/>
+          <w:lang w:eastAsia="en-US"/>
+        </w:rPr>
+        <w:t>.</w:t>
       </w:r>
     </w:p>
     <w:p>
@@ -3791,6 +3555,284 @@
         <w:jc w:val="both"/>
         <w:rPr>
           <w:rFonts w:ascii="Times New Roman" w:eastAsia="Times New Roman" w:hAnsi="Times New Roman" w:cs="Times New Roman"/>
+          <w:sz w:val="22"/>
+          <w:szCs w:val="24"/>
+          <w:lang w:eastAsia="en-US"/>
+        </w:rPr>
+      </w:pPr>
+      <w:r>
+        <w:rPr>
+          <w:rFonts w:ascii="Times New Roman" w:eastAsia="Times New Roman" w:hAnsi="Times New Roman" w:cs="Times New Roman"/>
+          <w:sz w:val="22"/>
+          <w:szCs w:val="24"/>
+          <w:lang w:eastAsia="en-US"/>
+        </w:rPr>
+        <w:t xml:space="preserve">Improved </w:t>
+      </w:r>
+      <w:r>
+        <w:rPr>
+          <w:rFonts w:ascii="Times New Roman" w:eastAsia="Times New Roman" w:hAnsi="Times New Roman" w:cs="Times New Roman"/>
+          <w:b/>
+          <w:bCs/>
+          <w:sz w:val="22"/>
+          <w:szCs w:val="24"/>
+          <w:lang w:eastAsia="en-US"/>
+        </w:rPr>
+        <w:t>data quality controls</w:t>
+      </w:r>
+      <w:r>
+        <w:rPr>
+          <w:rFonts w:ascii="Times New Roman" w:eastAsia="Times New Roman" w:hAnsi="Times New Roman" w:cs="Times New Roman"/>
+          <w:sz w:val="22"/>
+          <w:szCs w:val="24"/>
+          <w:lang w:eastAsia="en-US"/>
+        </w:rPr>
+        <w:t xml:space="preserve"> with validation layers that caught incomplete and inconsistent records before training and serving stages.</w:t>
+      </w:r>
+    </w:p>
+    <w:p>
+      <w:pPr>
+        <w:pStyle w:val="ListParagraph"/>
+        <w:numPr>
+          <w:ilvl w:val="0"/>
+          <w:numId w:val="34"/>
+        </w:numPr>
+        <w:spacing w:before="100" w:beforeAutospacing="1" w:after="100" w:afterAutospacing="1"/>
+        <w:jc w:val="both"/>
+        <w:rPr>
+          <w:rFonts w:ascii="Times New Roman" w:eastAsia="Times New Roman" w:hAnsi="Times New Roman" w:cs="Times New Roman"/>
+          <w:sz w:val="22"/>
+          <w:szCs w:val="24"/>
+          <w:lang w:eastAsia="en-US"/>
+        </w:rPr>
+      </w:pPr>
+      <w:r>
+        <w:rPr>
+          <w:rFonts w:ascii="Times New Roman" w:eastAsia="Times New Roman" w:hAnsi="Times New Roman" w:cs="Times New Roman"/>
+          <w:sz w:val="22"/>
+          <w:szCs w:val="24"/>
+          <w:lang w:eastAsia="en-US"/>
+        </w:rPr>
+        <w:t xml:space="preserve">Worked on </w:t>
+      </w:r>
+      <w:proofErr w:type="spellStart"/>
+      <w:r>
+        <w:rPr>
+          <w:rFonts w:ascii="Times New Roman" w:eastAsia="Times New Roman" w:hAnsi="Times New Roman" w:cs="Times New Roman"/>
+          <w:b/>
+          <w:bCs/>
+          <w:sz w:val="22"/>
+          <w:szCs w:val="24"/>
+          <w:lang w:eastAsia="en-US"/>
+        </w:rPr>
+        <w:t>MLOps</w:t>
+      </w:r>
+      <w:proofErr w:type="spellEnd"/>
+      <w:r>
+        <w:rPr>
+          <w:rFonts w:ascii="Times New Roman" w:eastAsia="Times New Roman" w:hAnsi="Times New Roman" w:cs="Times New Roman"/>
+          <w:sz w:val="22"/>
+          <w:szCs w:val="24"/>
+          <w:lang w:eastAsia="en-US"/>
+        </w:rPr>
+        <w:t xml:space="preserve"> automation for packaging models, promoting artifacts between environments, and validating deployment readiness before release.</w:t>
+      </w:r>
+    </w:p>
+    <w:p>
+      <w:pPr>
+        <w:pStyle w:val="ListParagraph"/>
+        <w:numPr>
+          <w:ilvl w:val="0"/>
+          <w:numId w:val="34"/>
+        </w:numPr>
+        <w:spacing w:before="100" w:beforeAutospacing="1" w:after="100" w:afterAutospacing="1"/>
+        <w:jc w:val="both"/>
+        <w:rPr>
+          <w:rFonts w:ascii="Times New Roman" w:eastAsia="Times New Roman" w:hAnsi="Times New Roman" w:cs="Times New Roman"/>
+          <w:sz w:val="22"/>
+          <w:szCs w:val="24"/>
+          <w:lang w:eastAsia="en-US"/>
+        </w:rPr>
+      </w:pPr>
+      <w:r>
+        <w:rPr>
+          <w:rFonts w:ascii="Times New Roman" w:eastAsia="Times New Roman" w:hAnsi="Times New Roman" w:cs="Times New Roman"/>
+          <w:sz w:val="22"/>
+          <w:szCs w:val="24"/>
+          <w:lang w:eastAsia="en-US"/>
+        </w:rPr>
+        <w:t xml:space="preserve">Collaborated with application engineers to integrate </w:t>
+      </w:r>
+      <w:r>
+        <w:rPr>
+          <w:rFonts w:ascii="Times New Roman" w:eastAsia="Times New Roman" w:hAnsi="Times New Roman" w:cs="Times New Roman"/>
+          <w:b/>
+          <w:bCs/>
+          <w:sz w:val="22"/>
+          <w:szCs w:val="24"/>
+          <w:lang w:eastAsia="en-US"/>
+        </w:rPr>
+        <w:t>prediction outputs</w:t>
+      </w:r>
+      <w:r>
+        <w:rPr>
+          <w:rFonts w:ascii="Times New Roman" w:eastAsia="Times New Roman" w:hAnsi="Times New Roman" w:cs="Times New Roman"/>
+          <w:sz w:val="22"/>
+          <w:szCs w:val="24"/>
+          <w:lang w:eastAsia="en-US"/>
+        </w:rPr>
+        <w:t xml:space="preserve"> into user-facing and internal workflows without disrupting existing business processes.</w:t>
+      </w:r>
+    </w:p>
+    <w:p>
+      <w:pPr>
+        <w:pStyle w:val="ListParagraph"/>
+        <w:numPr>
+          <w:ilvl w:val="0"/>
+          <w:numId w:val="34"/>
+        </w:numPr>
+        <w:spacing w:before="100" w:beforeAutospacing="1" w:after="100" w:afterAutospacing="1"/>
+        <w:jc w:val="both"/>
+        <w:rPr>
+          <w:rFonts w:ascii="Times New Roman" w:eastAsia="Times New Roman" w:hAnsi="Times New Roman" w:cs="Times New Roman"/>
+          <w:sz w:val="22"/>
+          <w:szCs w:val="24"/>
+          <w:lang w:eastAsia="en-US"/>
+        </w:rPr>
+      </w:pPr>
+      <w:r>
+        <w:rPr>
+          <w:rFonts w:ascii="Times New Roman" w:eastAsia="Times New Roman" w:hAnsi="Times New Roman" w:cs="Times New Roman"/>
+          <w:sz w:val="22"/>
+          <w:szCs w:val="24"/>
+          <w:lang w:eastAsia="en-US"/>
+        </w:rPr>
+        <w:t xml:space="preserve">Tuned pipeline SQL and transformation logic to improve training-data generation speed by </w:t>
+      </w:r>
+      <w:r>
+        <w:rPr>
+          <w:rFonts w:ascii="Times New Roman" w:eastAsia="Times New Roman" w:hAnsi="Times New Roman" w:cs="Times New Roman"/>
+          <w:b/>
+          <w:bCs/>
+          <w:sz w:val="22"/>
+          <w:szCs w:val="24"/>
+          <w:lang w:eastAsia="en-US"/>
+        </w:rPr>
+        <w:t>27%</w:t>
+      </w:r>
+      <w:r>
+        <w:rPr>
+          <w:rFonts w:ascii="Times New Roman" w:eastAsia="Times New Roman" w:hAnsi="Times New Roman" w:cs="Times New Roman"/>
+          <w:sz w:val="22"/>
+          <w:szCs w:val="24"/>
+          <w:lang w:eastAsia="en-US"/>
+        </w:rPr>
+        <w:t xml:space="preserve"> on large datasets.</w:t>
+      </w:r>
+    </w:p>
+    <w:p>
+      <w:pPr>
+        <w:pStyle w:val="ListParagraph"/>
+        <w:numPr>
+          <w:ilvl w:val="0"/>
+          <w:numId w:val="34"/>
+        </w:numPr>
+        <w:spacing w:before="100" w:beforeAutospacing="1" w:after="100" w:afterAutospacing="1"/>
+        <w:jc w:val="both"/>
+        <w:rPr>
+          <w:rFonts w:ascii="Times New Roman" w:eastAsia="Times New Roman" w:hAnsi="Times New Roman" w:cs="Times New Roman"/>
+          <w:sz w:val="22"/>
+          <w:szCs w:val="24"/>
+          <w:lang w:eastAsia="en-US"/>
+        </w:rPr>
+      </w:pPr>
+      <w:r>
+        <w:rPr>
+          <w:rFonts w:ascii="Times New Roman" w:eastAsia="Times New Roman" w:hAnsi="Times New Roman" w:cs="Times New Roman"/>
+          <w:sz w:val="22"/>
+          <w:szCs w:val="24"/>
+          <w:lang w:eastAsia="en-US"/>
+        </w:rPr>
+        <w:t xml:space="preserve">Added service-level monitoring and alerting for model endpoints, helping reduce production recovery time by </w:t>
+      </w:r>
+      <w:r>
+        <w:rPr>
+          <w:rFonts w:ascii="Times New Roman" w:eastAsia="Times New Roman" w:hAnsi="Times New Roman" w:cs="Times New Roman"/>
+          <w:b/>
+          <w:bCs/>
+          <w:sz w:val="22"/>
+          <w:szCs w:val="24"/>
+          <w:lang w:eastAsia="en-US"/>
+        </w:rPr>
+        <w:t>16%</w:t>
+      </w:r>
+      <w:r>
+        <w:rPr>
+          <w:rFonts w:ascii="Times New Roman" w:eastAsia="Times New Roman" w:hAnsi="Times New Roman" w:cs="Times New Roman"/>
+          <w:sz w:val="22"/>
+          <w:szCs w:val="24"/>
+          <w:lang w:eastAsia="en-US"/>
+        </w:rPr>
+        <w:t xml:space="preserve"> during inference failures.</w:t>
+      </w:r>
+    </w:p>
+    <w:p>
+      <w:pPr>
+        <w:pStyle w:val="ListParagraph"/>
+        <w:numPr>
+          <w:ilvl w:val="0"/>
+          <w:numId w:val="34"/>
+        </w:numPr>
+        <w:spacing w:before="100" w:beforeAutospacing="1" w:after="100" w:afterAutospacing="1"/>
+        <w:jc w:val="both"/>
+        <w:rPr>
+          <w:rFonts w:ascii="Times New Roman" w:eastAsia="Times New Roman" w:hAnsi="Times New Roman" w:cs="Times New Roman"/>
+          <w:sz w:val="22"/>
+          <w:szCs w:val="24"/>
+          <w:lang w:eastAsia="en-US"/>
+        </w:rPr>
+      </w:pPr>
+      <w:r>
+        <w:rPr>
+          <w:rFonts w:ascii="Times New Roman" w:eastAsia="Times New Roman" w:hAnsi="Times New Roman" w:cs="Times New Roman"/>
+          <w:sz w:val="22"/>
+          <w:szCs w:val="24"/>
+          <w:lang w:eastAsia="en-US"/>
+        </w:rPr>
+        <w:t xml:space="preserve">Contributed to documentation and shared engineering practices around </w:t>
+      </w:r>
+      <w:r>
+        <w:rPr>
+          <w:rFonts w:ascii="Times New Roman" w:eastAsia="Times New Roman" w:hAnsi="Times New Roman" w:cs="Times New Roman"/>
+          <w:b/>
+          <w:bCs/>
+          <w:sz w:val="22"/>
+          <w:szCs w:val="24"/>
+          <w:lang w:eastAsia="en-US"/>
+        </w:rPr>
+        <w:t>model deployment</w:t>
+      </w:r>
+      <w:r>
+        <w:rPr>
+          <w:rFonts w:ascii="Times New Roman" w:eastAsia="Times New Roman" w:hAnsi="Times New Roman" w:cs="Times New Roman"/>
+          <w:sz w:val="22"/>
+          <w:szCs w:val="24"/>
+          <w:lang w:eastAsia="en-US"/>
+        </w:rPr>
+        <w:t>, reproducibility, and safe operational support for ML-backed systems.</w:t>
+      </w:r>
+    </w:p>
+    <w:p>
+      <w:pPr>
+        <w:pStyle w:val="ListParagraph"/>
+        <w:numPr>
+          <w:ilvl w:val="0"/>
+          <w:numId w:val="34"/>
+        </w:numPr>
+        <w:spacing w:before="100" w:beforeAutospacing="1" w:after="100" w:afterAutospacing="1"/>
+        <w:jc w:val="both"/>
+        <w:rPr>
+          <w:rFonts w:ascii="Times New Roman" w:eastAsia="Times New Roman" w:hAnsi="Times New Roman" w:cs="Times New Roman"/>
           <w:sz w:val="28"/>
           <w:szCs w:val="24"/>
           <w:lang w:eastAsia="en-US"/>
@@ -3907,7 +3949,7 @@
           <w:sz w:val="22"/>
           <w:szCs w:val="28"/>
         </w:rPr>
-        <w:t>Sept</w:t>
+        <w:t>Sep</w:t>
       </w:r>
       <w:r>
         <w:rPr>
